--- a/ACTIVIDAD EVALUATIVA.docx
+++ b/ACTIVIDAD EVALUATIVA.docx
@@ -7,11 +7,13 @@
         <w:pStyle w:val="Heading1"/>
         <w:jc w:val="center"/>
         <w:rPr>
+          <w:rFonts w:asciiTheme="minorHAnsi" w:hAnsiTheme="minorHAnsi"/>
           <w:color w:val="auto"/>
         </w:rPr>
       </w:pPr>
       <w:r>
         <w:rPr>
+          <w:rFonts w:asciiTheme="minorHAnsi" w:hAnsiTheme="minorHAnsi"/>
           <w:color w:val="auto"/>
         </w:rPr>
         <w:t>ACTIVIDAD EVALUATIVA: HERRAMIENTAS DE MODELADO DE SOFTWARE</w:t>
@@ -27,6 +29,7 @@
         <w:pStyle w:val="Heading2"/>
         <w:jc w:val="center"/>
         <w:rPr>
+          <w:rFonts w:asciiTheme="minorHAnsi" w:hAnsiTheme="minorHAnsi"/>
           <w:color w:val="auto"/>
         </w:rPr>
       </w:pPr>
@@ -36,6 +39,7 @@
         <w:pStyle w:val="Heading2"/>
         <w:jc w:val="center"/>
         <w:rPr>
+          <w:rFonts w:asciiTheme="minorHAnsi" w:hAnsiTheme="minorHAnsi"/>
           <w:color w:val="auto"/>
         </w:rPr>
       </w:pPr>
@@ -45,6 +49,7 @@
         <w:pStyle w:val="Heading2"/>
         <w:jc w:val="center"/>
         <w:rPr>
+          <w:rFonts w:asciiTheme="minorHAnsi" w:hAnsiTheme="minorHAnsi"/>
           <w:color w:val="auto"/>
         </w:rPr>
       </w:pPr>
@@ -54,6 +59,7 @@
         <w:pStyle w:val="Heading2"/>
         <w:jc w:val="center"/>
         <w:rPr>
+          <w:rFonts w:asciiTheme="minorHAnsi" w:hAnsiTheme="minorHAnsi"/>
           <w:b/>
           <w:bCs/>
           <w:color w:val="auto"/>
@@ -61,24 +67,17 @@
       </w:pPr>
       <w:r>
         <w:rPr>
+          <w:rFonts w:asciiTheme="minorHAnsi" w:hAnsiTheme="minorHAnsi"/>
           <w:b/>
           <w:bCs/>
           <w:color w:val="auto"/>
         </w:rPr>
-        <w:t xml:space="preserve">Modelado Funcional de la Plataforma </w:t>
-      </w:r>
+        <w:t>Modelado Funcional de la Plataforma «</w:t>
+      </w:r>
+      <w:proofErr w:type="spellStart"/>
       <w:r>
         <w:rPr>
-          <w:rFonts w:hint="cs"/>
-          <w:b/>
-          <w:bCs/>
-          <w:color w:val="auto"/>
-        </w:rPr>
-        <w:t>«</w:t>
-      </w:r>
-      <w:proofErr w:type="spellStart"/>
-      <w:r>
-        <w:rPr>
+          <w:rFonts w:asciiTheme="minorHAnsi" w:hAnsiTheme="minorHAnsi"/>
           <w:b/>
           <w:bCs/>
           <w:color w:val="auto"/>
@@ -88,31 +87,16 @@
       <w:proofErr w:type="spellEnd"/>
       <w:r>
         <w:rPr>
+          <w:rFonts w:asciiTheme="minorHAnsi" w:hAnsiTheme="minorHAnsi"/>
           <w:b/>
           <w:bCs/>
           <w:color w:val="auto"/>
         </w:rPr>
-        <w:t xml:space="preserve"> Salud</w:t>
+        <w:t xml:space="preserve"> Salud» Mediante Diagramas de Casos</w:t>
       </w:r>
       <w:r>
         <w:rPr>
-          <w:rFonts w:hint="cs"/>
-          <w:b/>
-          <w:bCs/>
-          <w:color w:val="auto"/>
-        </w:rPr>
-        <w:t>»</w:t>
-      </w:r>
-      <w:r>
-        <w:rPr>
-          <w:b/>
-          <w:bCs/>
-          <w:color w:val="auto"/>
-        </w:rPr>
-        <w:t xml:space="preserve"> Mediante Diagramas de Casos</w:t>
-      </w:r>
-      <w:r>
-        <w:rPr>
+          <w:rFonts w:asciiTheme="minorHAnsi" w:hAnsiTheme="minorHAnsi"/>
           <w:b/>
           <w:bCs/>
           <w:color w:val="auto"/>
@@ -121,6 +105,7 @@
       </w:r>
       <w:r>
         <w:rPr>
+          <w:rFonts w:asciiTheme="minorHAnsi" w:hAnsiTheme="minorHAnsi"/>
           <w:b/>
           <w:bCs/>
           <w:color w:val="auto"/>
@@ -157,67 +142,7 @@
           <w:sz w:val="28"/>
           <w:szCs w:val="32"/>
         </w:rPr>
-        <w:t>Docente: Ing. Fabi</w:t>
-      </w:r>
-      <w:r>
-        <w:rPr>
-          <w:rFonts w:hint="cs"/>
-          <w:sz w:val="28"/>
-          <w:szCs w:val="32"/>
-        </w:rPr>
-        <w:t>á</w:t>
-      </w:r>
-      <w:r>
-        <w:rPr>
-          <w:sz w:val="28"/>
-          <w:szCs w:val="32"/>
-        </w:rPr>
-        <w:t>n Andr</w:t>
-      </w:r>
-      <w:r>
-        <w:rPr>
-          <w:rFonts w:hint="cs"/>
-          <w:sz w:val="28"/>
-          <w:szCs w:val="32"/>
-        </w:rPr>
-        <w:t>é</w:t>
-      </w:r>
-      <w:r>
-        <w:rPr>
-          <w:sz w:val="28"/>
-          <w:szCs w:val="32"/>
-        </w:rPr>
-        <w:t>s N</w:t>
-      </w:r>
-      <w:r>
-        <w:rPr>
-          <w:rFonts w:hint="cs"/>
-          <w:sz w:val="28"/>
-          <w:szCs w:val="32"/>
-        </w:rPr>
-        <w:t>úñ</w:t>
-      </w:r>
-      <w:r>
-        <w:rPr>
-          <w:sz w:val="28"/>
-          <w:szCs w:val="32"/>
-        </w:rPr>
-        <w:t>ez Pinz</w:t>
-      </w:r>
-      <w:r>
-        <w:rPr>
-          <w:rFonts w:hint="cs"/>
-          <w:sz w:val="28"/>
-          <w:szCs w:val="32"/>
-        </w:rPr>
-        <w:t>ó</w:t>
-      </w:r>
-      <w:r>
-        <w:rPr>
-          <w:sz w:val="28"/>
-          <w:szCs w:val="32"/>
-        </w:rPr>
-        <w:t>n</w:t>
+        <w:t>Docente: Ing. Fabián Andrés Núñez Pinzón</w:t>
       </w:r>
     </w:p>
     <w:p>
@@ -233,14 +158,7 @@
           <w:sz w:val="28"/>
           <w:szCs w:val="32"/>
         </w:rPr>
-        <w:t>Jerson Camilo Flórez Cabeza</w:t>
-      </w:r>
-      <w:r>
-        <w:rPr>
-          <w:sz w:val="28"/>
-          <w:szCs w:val="32"/>
-        </w:rPr>
-        <w:t xml:space="preserve"> - 01240372022</w:t>
+        <w:t>Jerson Camilo Flórez Cabeza - 01240372022</w:t>
       </w:r>
     </w:p>
     <w:p>
@@ -256,52 +174,7 @@
           <w:sz w:val="28"/>
           <w:szCs w:val="32"/>
         </w:rPr>
-        <w:t>Instituci</w:t>
-      </w:r>
-      <w:r>
-        <w:rPr>
-          <w:rFonts w:hint="cs"/>
-          <w:sz w:val="28"/>
-          <w:szCs w:val="32"/>
-        </w:rPr>
-        <w:t>ó</w:t>
-      </w:r>
-      <w:r>
-        <w:rPr>
-          <w:sz w:val="28"/>
-          <w:szCs w:val="32"/>
-        </w:rPr>
-        <w:t xml:space="preserve">n: Universidad de Santander </w:t>
-      </w:r>
-      <w:r>
-        <w:rPr>
-          <w:rFonts w:hint="cs"/>
-          <w:sz w:val="28"/>
-          <w:szCs w:val="32"/>
-        </w:rPr>
-        <w:t>–</w:t>
-      </w:r>
-      <w:r>
-        <w:rPr>
-          <w:sz w:val="28"/>
-          <w:szCs w:val="32"/>
-        </w:rPr>
-        <w:t xml:space="preserve"> UDES, Facultad de Ingenier</w:t>
-      </w:r>
-      <w:r>
-        <w:rPr>
-          <w:rFonts w:hint="cs"/>
-          <w:sz w:val="28"/>
-          <w:szCs w:val="32"/>
-        </w:rPr>
-        <w:t>í</w:t>
-      </w:r>
-      <w:r>
-        <w:rPr>
-          <w:sz w:val="28"/>
-          <w:szCs w:val="32"/>
-        </w:rPr>
-        <w:t>as</w:t>
+        <w:t>Institución: Universidad de Santander – UDES, Facultad de Ingenierías</w:t>
       </w:r>
     </w:p>
     <w:p>
@@ -379,23 +252,7228 @@
     <w:p>
       <w:pPr>
         <w:pStyle w:val="Heading2"/>
+        <w:rPr>
+          <w:rFonts w:asciiTheme="minorHAnsi" w:hAnsiTheme="minorHAnsi"/>
+          <w:color w:val="auto"/>
+        </w:rPr>
       </w:pPr>
       <w:r>
+        <w:rPr>
+          <w:rFonts w:asciiTheme="minorHAnsi" w:hAnsiTheme="minorHAnsi"/>
+          <w:color w:val="auto"/>
+        </w:rPr>
         <w:lastRenderedPageBreak/>
         <w:t xml:space="preserve">Parte1 - </w:t>
       </w:r>
       <w:r>
+        <w:rPr>
+          <w:rFonts w:asciiTheme="minorHAnsi" w:hAnsiTheme="minorHAnsi"/>
+          <w:color w:val="auto"/>
+        </w:rPr>
         <w:t>Modelado funcional de la plataforma «</w:t>
       </w:r>
       <w:proofErr w:type="spellStart"/>
       <w:r>
+        <w:rPr>
+          <w:rFonts w:asciiTheme="minorHAnsi" w:hAnsiTheme="minorHAnsi"/>
+          <w:color w:val="auto"/>
+        </w:rPr>
         <w:t>MiCita</w:t>
       </w:r>
       <w:proofErr w:type="spellEnd"/>
       <w:r>
+        <w:rPr>
+          <w:rFonts w:asciiTheme="minorHAnsi" w:hAnsiTheme="minorHAnsi"/>
+          <w:color w:val="auto"/>
+        </w:rPr>
         <w:t xml:space="preserve"> Salud»</w:t>
       </w:r>
     </w:p>
+    <w:p/>
+    <w:p>
+      <w:r>
+        <w:t>Tabla 1. Identificación y Clasificación de Actores</w:t>
+      </w:r>
+    </w:p>
+    <w:tbl>
+      <w:tblPr>
+        <w:tblStyle w:val="TableGrid"/>
+        <w:tblW w:w="0" w:type="auto"/>
+        <w:tblLook w:val="04A0" w:firstRow="1" w:lastRow="0" w:firstColumn="1" w:lastColumn="0" w:noHBand="0" w:noVBand="1"/>
+      </w:tblPr>
+      <w:tblGrid>
+        <w:gridCol w:w="2880"/>
+        <w:gridCol w:w="2880"/>
+        <w:gridCol w:w="2880"/>
+      </w:tblGrid>
+      <w:tr>
+        <w:tc>
+          <w:tcPr>
+            <w:tcW w:w="2880" w:type="dxa"/>
+            <w:tcBorders>
+              <w:top w:val="single" w:sz="4" w:space="0" w:color="auto"/>
+              <w:left w:val="single" w:sz="4" w:space="0" w:color="auto"/>
+              <w:bottom w:val="single" w:sz="4" w:space="0" w:color="auto"/>
+              <w:right w:val="single" w:sz="4" w:space="0" w:color="auto"/>
+            </w:tcBorders>
+            <w:hideMark/>
+          </w:tcPr>
+          <w:p>
+            <w:pPr>
+              <w:spacing w:after="160" w:line="278" w:lineRule="auto"/>
+              <w:rPr>
+                <w:b/>
+                <w:bCs/>
+                <w:lang w:val="en-US"/>
+              </w:rPr>
+            </w:pPr>
+            <w:r>
+              <w:rPr>
+                <w:b/>
+                <w:bCs/>
+                <w:lang w:val="en-US"/>
+              </w:rPr>
+              <w:t xml:space="preserve">Actor </w:t>
+            </w:r>
+            <w:proofErr w:type="spellStart"/>
+            <w:r>
+              <w:rPr>
+                <w:b/>
+                <w:bCs/>
+                <w:lang w:val="en-US"/>
+              </w:rPr>
+              <w:t>identificado</w:t>
+            </w:r>
+            <w:proofErr w:type="spellEnd"/>
+          </w:p>
+        </w:tc>
+        <w:tc>
+          <w:tcPr>
+            <w:tcW w:w="2880" w:type="dxa"/>
+            <w:tcBorders>
+              <w:top w:val="single" w:sz="4" w:space="0" w:color="auto"/>
+              <w:left w:val="single" w:sz="4" w:space="0" w:color="auto"/>
+              <w:bottom w:val="single" w:sz="4" w:space="0" w:color="auto"/>
+              <w:right w:val="single" w:sz="4" w:space="0" w:color="auto"/>
+            </w:tcBorders>
+            <w:hideMark/>
+          </w:tcPr>
+          <w:p>
+            <w:pPr>
+              <w:spacing w:after="160" w:line="278" w:lineRule="auto"/>
+              <w:rPr>
+                <w:b/>
+                <w:bCs/>
+                <w:lang w:val="en-US"/>
+              </w:rPr>
+            </w:pPr>
+            <w:r>
+              <w:rPr>
+                <w:b/>
+                <w:bCs/>
+                <w:lang w:val="en-US"/>
+              </w:rPr>
+              <w:t>Tipo (</w:t>
+            </w:r>
+            <w:proofErr w:type="spellStart"/>
+            <w:r>
+              <w:rPr>
+                <w:b/>
+                <w:bCs/>
+                <w:lang w:val="en-US"/>
+              </w:rPr>
+              <w:t>primario</w:t>
+            </w:r>
+            <w:proofErr w:type="spellEnd"/>
+            <w:r>
+              <w:rPr>
+                <w:b/>
+                <w:bCs/>
+                <w:lang w:val="en-US"/>
+              </w:rPr>
+              <w:t xml:space="preserve"> / </w:t>
+            </w:r>
+            <w:proofErr w:type="spellStart"/>
+            <w:r>
+              <w:rPr>
+                <w:b/>
+                <w:bCs/>
+                <w:lang w:val="en-US"/>
+              </w:rPr>
+              <w:t>secundario</w:t>
+            </w:r>
+            <w:proofErr w:type="spellEnd"/>
+            <w:r>
+              <w:rPr>
+                <w:b/>
+                <w:bCs/>
+                <w:lang w:val="en-US"/>
+              </w:rPr>
+              <w:t>)</w:t>
+            </w:r>
+          </w:p>
+        </w:tc>
+        <w:tc>
+          <w:tcPr>
+            <w:tcW w:w="2880" w:type="dxa"/>
+            <w:tcBorders>
+              <w:top w:val="single" w:sz="4" w:space="0" w:color="auto"/>
+              <w:left w:val="single" w:sz="4" w:space="0" w:color="auto"/>
+              <w:bottom w:val="single" w:sz="4" w:space="0" w:color="auto"/>
+              <w:right w:val="single" w:sz="4" w:space="0" w:color="auto"/>
+            </w:tcBorders>
+            <w:hideMark/>
+          </w:tcPr>
+          <w:p>
+            <w:pPr>
+              <w:spacing w:after="160" w:line="278" w:lineRule="auto"/>
+              <w:rPr>
+                <w:b/>
+                <w:bCs/>
+              </w:rPr>
+            </w:pPr>
+            <w:r>
+              <w:rPr>
+                <w:b/>
+                <w:bCs/>
+              </w:rPr>
+              <w:t>Justificación del rol frente al sistema</w:t>
+            </w:r>
+          </w:p>
+        </w:tc>
+      </w:tr>
+      <w:tr>
+        <w:tc>
+          <w:tcPr>
+            <w:tcW w:w="2880" w:type="dxa"/>
+            <w:tcBorders>
+              <w:top w:val="single" w:sz="4" w:space="0" w:color="auto"/>
+              <w:left w:val="single" w:sz="4" w:space="0" w:color="auto"/>
+              <w:bottom w:val="single" w:sz="4" w:space="0" w:color="auto"/>
+              <w:right w:val="single" w:sz="4" w:space="0" w:color="auto"/>
+            </w:tcBorders>
+            <w:hideMark/>
+          </w:tcPr>
+          <w:p>
+            <w:pPr>
+              <w:spacing w:after="160" w:line="278" w:lineRule="auto"/>
+              <w:rPr>
+                <w:lang w:val="en-US"/>
+              </w:rPr>
+            </w:pPr>
+            <w:proofErr w:type="spellStart"/>
+            <w:r>
+              <w:rPr>
+                <w:b/>
+                <w:lang w:val="en-US"/>
+              </w:rPr>
+              <w:t>Paciente</w:t>
+            </w:r>
+            <w:proofErr w:type="spellEnd"/>
+          </w:p>
+        </w:tc>
+        <w:tc>
+          <w:tcPr>
+            <w:tcW w:w="2880" w:type="dxa"/>
+            <w:tcBorders>
+              <w:top w:val="single" w:sz="4" w:space="0" w:color="auto"/>
+              <w:left w:val="single" w:sz="4" w:space="0" w:color="auto"/>
+              <w:bottom w:val="single" w:sz="4" w:space="0" w:color="auto"/>
+              <w:right w:val="single" w:sz="4" w:space="0" w:color="auto"/>
+            </w:tcBorders>
+            <w:hideMark/>
+          </w:tcPr>
+          <w:p>
+            <w:pPr>
+              <w:spacing w:after="160" w:line="278" w:lineRule="auto"/>
+              <w:rPr>
+                <w:lang w:val="en-US"/>
+              </w:rPr>
+            </w:pPr>
+            <w:proofErr w:type="spellStart"/>
+            <w:r>
+              <w:rPr>
+                <w:lang w:val="en-US"/>
+              </w:rPr>
+              <w:t>Primario</w:t>
+            </w:r>
+            <w:proofErr w:type="spellEnd"/>
+          </w:p>
+        </w:tc>
+        <w:tc>
+          <w:tcPr>
+            <w:tcW w:w="2880" w:type="dxa"/>
+            <w:tcBorders>
+              <w:top w:val="single" w:sz="4" w:space="0" w:color="auto"/>
+              <w:left w:val="single" w:sz="4" w:space="0" w:color="auto"/>
+              <w:bottom w:val="single" w:sz="4" w:space="0" w:color="auto"/>
+              <w:right w:val="single" w:sz="4" w:space="0" w:color="auto"/>
+            </w:tcBorders>
+            <w:hideMark/>
+          </w:tcPr>
+          <w:p>
+            <w:pPr>
+              <w:spacing w:after="160" w:line="278" w:lineRule="auto"/>
+            </w:pPr>
+            <w:r>
+              <w:t>Actor humano general que interactúa directamente con la plataforma para gestionar su agenda médica (consultar disponibilidad, solicitar, cancelar o reprogramar citas).</w:t>
+            </w:r>
+          </w:p>
+        </w:tc>
+      </w:tr>
+      <w:tr>
+        <w:tc>
+          <w:tcPr>
+            <w:tcW w:w="2880" w:type="dxa"/>
+            <w:tcBorders>
+              <w:top w:val="single" w:sz="4" w:space="0" w:color="auto"/>
+              <w:left w:val="single" w:sz="4" w:space="0" w:color="auto"/>
+              <w:bottom w:val="single" w:sz="4" w:space="0" w:color="auto"/>
+              <w:right w:val="single" w:sz="4" w:space="0" w:color="auto"/>
+            </w:tcBorders>
+            <w:hideMark/>
+          </w:tcPr>
+          <w:p>
+            <w:pPr>
+              <w:spacing w:after="160" w:line="278" w:lineRule="auto"/>
+              <w:rPr>
+                <w:lang w:val="en-US"/>
+              </w:rPr>
+            </w:pPr>
+            <w:proofErr w:type="spellStart"/>
+            <w:r>
+              <w:rPr>
+                <w:b/>
+                <w:lang w:val="en-US"/>
+              </w:rPr>
+              <w:t>Paciente</w:t>
+            </w:r>
+            <w:proofErr w:type="spellEnd"/>
+            <w:r>
+              <w:rPr>
+                <w:b/>
+                <w:lang w:val="en-US"/>
+              </w:rPr>
+              <w:t xml:space="preserve"> </w:t>
+            </w:r>
+            <w:proofErr w:type="spellStart"/>
+            <w:r>
+              <w:rPr>
+                <w:b/>
+                <w:lang w:val="en-US"/>
+              </w:rPr>
+              <w:t>Afiliado</w:t>
+            </w:r>
+            <w:proofErr w:type="spellEnd"/>
+          </w:p>
+        </w:tc>
+        <w:tc>
+          <w:tcPr>
+            <w:tcW w:w="2880" w:type="dxa"/>
+            <w:tcBorders>
+              <w:top w:val="single" w:sz="4" w:space="0" w:color="auto"/>
+              <w:left w:val="single" w:sz="4" w:space="0" w:color="auto"/>
+              <w:bottom w:val="single" w:sz="4" w:space="0" w:color="auto"/>
+              <w:right w:val="single" w:sz="4" w:space="0" w:color="auto"/>
+            </w:tcBorders>
+            <w:hideMark/>
+          </w:tcPr>
+          <w:p>
+            <w:pPr>
+              <w:spacing w:after="160" w:line="278" w:lineRule="auto"/>
+              <w:rPr>
+                <w:lang w:val="en-US"/>
+              </w:rPr>
+            </w:pPr>
+            <w:proofErr w:type="spellStart"/>
+            <w:r>
+              <w:rPr>
+                <w:lang w:val="en-US"/>
+              </w:rPr>
+              <w:t>Primario</w:t>
+            </w:r>
+            <w:proofErr w:type="spellEnd"/>
+            <w:r>
+              <w:rPr>
+                <w:lang w:val="en-US"/>
+              </w:rPr>
+              <w:t xml:space="preserve"> (</w:t>
+            </w:r>
+            <w:proofErr w:type="spellStart"/>
+            <w:r>
+              <w:rPr>
+                <w:lang w:val="en-US"/>
+              </w:rPr>
+              <w:t>Especialización</w:t>
+            </w:r>
+            <w:proofErr w:type="spellEnd"/>
+            <w:r>
+              <w:rPr>
+                <w:lang w:val="en-US"/>
+              </w:rPr>
+              <w:t>)</w:t>
+            </w:r>
+          </w:p>
+        </w:tc>
+        <w:tc>
+          <w:tcPr>
+            <w:tcW w:w="2880" w:type="dxa"/>
+            <w:tcBorders>
+              <w:top w:val="single" w:sz="4" w:space="0" w:color="auto"/>
+              <w:left w:val="single" w:sz="4" w:space="0" w:color="auto"/>
+              <w:bottom w:val="single" w:sz="4" w:space="0" w:color="auto"/>
+              <w:right w:val="single" w:sz="4" w:space="0" w:color="auto"/>
+            </w:tcBorders>
+            <w:hideMark/>
+          </w:tcPr>
+          <w:p>
+            <w:pPr>
+              <w:spacing w:after="160" w:line="278" w:lineRule="auto"/>
+              <w:rPr>
+                <w:lang w:val="en-US"/>
+              </w:rPr>
+            </w:pPr>
+            <w:r>
+              <w:t xml:space="preserve">Tipo de paciente cuya cita médica es cubierta y autorizada directamente por su Entidad Promotora de Salud (EPS). </w:t>
+            </w:r>
+            <w:r>
+              <w:rPr>
+                <w:lang w:val="en-US"/>
+              </w:rPr>
+              <w:t xml:space="preserve">Hereda </w:t>
+            </w:r>
+            <w:proofErr w:type="spellStart"/>
+            <w:r>
+              <w:rPr>
+                <w:lang w:val="en-US"/>
+              </w:rPr>
+              <w:t>todas</w:t>
+            </w:r>
+            <w:proofErr w:type="spellEnd"/>
+            <w:r>
+              <w:rPr>
+                <w:lang w:val="en-US"/>
+              </w:rPr>
+              <w:t xml:space="preserve"> las </w:t>
+            </w:r>
+            <w:proofErr w:type="spellStart"/>
+            <w:r>
+              <w:rPr>
+                <w:lang w:val="en-US"/>
+              </w:rPr>
+              <w:t>funciones</w:t>
+            </w:r>
+            <w:proofErr w:type="spellEnd"/>
+            <w:r>
+              <w:rPr>
+                <w:lang w:val="en-US"/>
+              </w:rPr>
+              <w:t xml:space="preserve"> del </w:t>
+            </w:r>
+            <w:proofErr w:type="spellStart"/>
+            <w:r>
+              <w:rPr>
+                <w:lang w:val="en-US"/>
+              </w:rPr>
+              <w:t>Paciente</w:t>
+            </w:r>
+            <w:proofErr w:type="spellEnd"/>
+            <w:r>
+              <w:rPr>
+                <w:lang w:val="en-US"/>
+              </w:rPr>
+              <w:t xml:space="preserve"> base.</w:t>
+            </w:r>
+          </w:p>
+        </w:tc>
+      </w:tr>
+      <w:tr>
+        <w:tc>
+          <w:tcPr>
+            <w:tcW w:w="2880" w:type="dxa"/>
+            <w:tcBorders>
+              <w:top w:val="single" w:sz="4" w:space="0" w:color="auto"/>
+              <w:left w:val="single" w:sz="4" w:space="0" w:color="auto"/>
+              <w:bottom w:val="single" w:sz="4" w:space="0" w:color="auto"/>
+              <w:right w:val="single" w:sz="4" w:space="0" w:color="auto"/>
+            </w:tcBorders>
+            <w:hideMark/>
+          </w:tcPr>
+          <w:p>
+            <w:pPr>
+              <w:spacing w:after="160" w:line="278" w:lineRule="auto"/>
+              <w:rPr>
+                <w:lang w:val="en-US"/>
+              </w:rPr>
+            </w:pPr>
+            <w:proofErr w:type="spellStart"/>
+            <w:r>
+              <w:rPr>
+                <w:b/>
+                <w:lang w:val="en-US"/>
+              </w:rPr>
+              <w:t>Paciente</w:t>
+            </w:r>
+            <w:proofErr w:type="spellEnd"/>
+            <w:r>
+              <w:rPr>
+                <w:b/>
+                <w:lang w:val="en-US"/>
+              </w:rPr>
+              <w:t xml:space="preserve"> Particular</w:t>
+            </w:r>
+          </w:p>
+        </w:tc>
+        <w:tc>
+          <w:tcPr>
+            <w:tcW w:w="2880" w:type="dxa"/>
+            <w:tcBorders>
+              <w:top w:val="single" w:sz="4" w:space="0" w:color="auto"/>
+              <w:left w:val="single" w:sz="4" w:space="0" w:color="auto"/>
+              <w:bottom w:val="single" w:sz="4" w:space="0" w:color="auto"/>
+              <w:right w:val="single" w:sz="4" w:space="0" w:color="auto"/>
+            </w:tcBorders>
+            <w:hideMark/>
+          </w:tcPr>
+          <w:p>
+            <w:pPr>
+              <w:spacing w:after="160" w:line="278" w:lineRule="auto"/>
+              <w:rPr>
+                <w:lang w:val="en-US"/>
+              </w:rPr>
+            </w:pPr>
+            <w:proofErr w:type="spellStart"/>
+            <w:r>
+              <w:rPr>
+                <w:lang w:val="en-US"/>
+              </w:rPr>
+              <w:t>Primario</w:t>
+            </w:r>
+            <w:proofErr w:type="spellEnd"/>
+            <w:r>
+              <w:rPr>
+                <w:lang w:val="en-US"/>
+              </w:rPr>
+              <w:t xml:space="preserve"> (</w:t>
+            </w:r>
+            <w:proofErr w:type="spellStart"/>
+            <w:r>
+              <w:rPr>
+                <w:lang w:val="en-US"/>
+              </w:rPr>
+              <w:t>Especialización</w:t>
+            </w:r>
+            <w:proofErr w:type="spellEnd"/>
+            <w:r>
+              <w:rPr>
+                <w:lang w:val="en-US"/>
+              </w:rPr>
+              <w:t>)</w:t>
+            </w:r>
+          </w:p>
+        </w:tc>
+        <w:tc>
+          <w:tcPr>
+            <w:tcW w:w="2880" w:type="dxa"/>
+            <w:tcBorders>
+              <w:top w:val="single" w:sz="4" w:space="0" w:color="auto"/>
+              <w:left w:val="single" w:sz="4" w:space="0" w:color="auto"/>
+              <w:bottom w:val="single" w:sz="4" w:space="0" w:color="auto"/>
+              <w:right w:val="single" w:sz="4" w:space="0" w:color="auto"/>
+            </w:tcBorders>
+            <w:hideMark/>
+          </w:tcPr>
+          <w:p>
+            <w:pPr>
+              <w:spacing w:after="160" w:line="278" w:lineRule="auto"/>
+            </w:pPr>
+            <w:r>
+              <w:t>Tipo de paciente que asume el costo de la consulta médica y debe realizar el pago respectivo antes de la confirmación de la cita.</w:t>
+            </w:r>
+          </w:p>
+        </w:tc>
+      </w:tr>
+      <w:tr>
+        <w:tc>
+          <w:tcPr>
+            <w:tcW w:w="2880" w:type="dxa"/>
+            <w:tcBorders>
+              <w:top w:val="single" w:sz="4" w:space="0" w:color="auto"/>
+              <w:left w:val="single" w:sz="4" w:space="0" w:color="auto"/>
+              <w:bottom w:val="single" w:sz="4" w:space="0" w:color="auto"/>
+              <w:right w:val="single" w:sz="4" w:space="0" w:color="auto"/>
+            </w:tcBorders>
+            <w:hideMark/>
+          </w:tcPr>
+          <w:p>
+            <w:pPr>
+              <w:spacing w:after="160" w:line="278" w:lineRule="auto"/>
+              <w:rPr>
+                <w:lang w:val="en-US"/>
+              </w:rPr>
+            </w:pPr>
+            <w:r>
+              <w:rPr>
+                <w:b/>
+                <w:lang w:val="en-US"/>
+              </w:rPr>
+              <w:t>Médico</w:t>
+            </w:r>
+          </w:p>
+        </w:tc>
+        <w:tc>
+          <w:tcPr>
+            <w:tcW w:w="2880" w:type="dxa"/>
+            <w:tcBorders>
+              <w:top w:val="single" w:sz="4" w:space="0" w:color="auto"/>
+              <w:left w:val="single" w:sz="4" w:space="0" w:color="auto"/>
+              <w:bottom w:val="single" w:sz="4" w:space="0" w:color="auto"/>
+              <w:right w:val="single" w:sz="4" w:space="0" w:color="auto"/>
+            </w:tcBorders>
+            <w:hideMark/>
+          </w:tcPr>
+          <w:p>
+            <w:pPr>
+              <w:spacing w:after="160" w:line="278" w:lineRule="auto"/>
+              <w:rPr>
+                <w:lang w:val="en-US"/>
+              </w:rPr>
+            </w:pPr>
+            <w:proofErr w:type="spellStart"/>
+            <w:r>
+              <w:rPr>
+                <w:lang w:val="en-US"/>
+              </w:rPr>
+              <w:t>Primario</w:t>
+            </w:r>
+            <w:proofErr w:type="spellEnd"/>
+          </w:p>
+        </w:tc>
+        <w:tc>
+          <w:tcPr>
+            <w:tcW w:w="2880" w:type="dxa"/>
+            <w:tcBorders>
+              <w:top w:val="single" w:sz="4" w:space="0" w:color="auto"/>
+              <w:left w:val="single" w:sz="4" w:space="0" w:color="auto"/>
+              <w:bottom w:val="single" w:sz="4" w:space="0" w:color="auto"/>
+              <w:right w:val="single" w:sz="4" w:space="0" w:color="auto"/>
+            </w:tcBorders>
+            <w:hideMark/>
+          </w:tcPr>
+          <w:p>
+            <w:pPr>
+              <w:spacing w:after="160" w:line="278" w:lineRule="auto"/>
+            </w:pPr>
+            <w:r>
+              <w:t>Profesional de la salud que utiliza el sistema para consultar su agenda diaria de atención, registrar la evolución médica del paciente y emitir órdenes clínicas.</w:t>
+            </w:r>
+          </w:p>
+        </w:tc>
+      </w:tr>
+      <w:tr>
+        <w:tc>
+          <w:tcPr>
+            <w:tcW w:w="2880" w:type="dxa"/>
+            <w:tcBorders>
+              <w:top w:val="single" w:sz="4" w:space="0" w:color="auto"/>
+              <w:left w:val="single" w:sz="4" w:space="0" w:color="auto"/>
+              <w:bottom w:val="single" w:sz="4" w:space="0" w:color="auto"/>
+              <w:right w:val="single" w:sz="4" w:space="0" w:color="auto"/>
+            </w:tcBorders>
+            <w:hideMark/>
+          </w:tcPr>
+          <w:p>
+            <w:pPr>
+              <w:spacing w:after="160" w:line="278" w:lineRule="auto"/>
+              <w:rPr>
+                <w:lang w:val="en-US"/>
+              </w:rPr>
+            </w:pPr>
+            <w:r>
+              <w:rPr>
+                <w:b/>
+                <w:lang w:val="en-US"/>
+              </w:rPr>
+              <w:lastRenderedPageBreak/>
+              <w:t xml:space="preserve">Auxiliar </w:t>
+            </w:r>
+            <w:proofErr w:type="spellStart"/>
+            <w:r>
+              <w:rPr>
+                <w:b/>
+                <w:lang w:val="en-US"/>
+              </w:rPr>
+              <w:t>Administrativo</w:t>
+            </w:r>
+            <w:proofErr w:type="spellEnd"/>
+          </w:p>
+        </w:tc>
+        <w:tc>
+          <w:tcPr>
+            <w:tcW w:w="2880" w:type="dxa"/>
+            <w:tcBorders>
+              <w:top w:val="single" w:sz="4" w:space="0" w:color="auto"/>
+              <w:left w:val="single" w:sz="4" w:space="0" w:color="auto"/>
+              <w:bottom w:val="single" w:sz="4" w:space="0" w:color="auto"/>
+              <w:right w:val="single" w:sz="4" w:space="0" w:color="auto"/>
+            </w:tcBorders>
+            <w:hideMark/>
+          </w:tcPr>
+          <w:p>
+            <w:pPr>
+              <w:spacing w:after="160" w:line="278" w:lineRule="auto"/>
+              <w:rPr>
+                <w:lang w:val="en-US"/>
+              </w:rPr>
+            </w:pPr>
+            <w:proofErr w:type="spellStart"/>
+            <w:r>
+              <w:rPr>
+                <w:lang w:val="en-US"/>
+              </w:rPr>
+              <w:t>Primario</w:t>
+            </w:r>
+            <w:proofErr w:type="spellEnd"/>
+          </w:p>
+        </w:tc>
+        <w:tc>
+          <w:tcPr>
+            <w:tcW w:w="2880" w:type="dxa"/>
+            <w:tcBorders>
+              <w:top w:val="single" w:sz="4" w:space="0" w:color="auto"/>
+              <w:left w:val="single" w:sz="4" w:space="0" w:color="auto"/>
+              <w:bottom w:val="single" w:sz="4" w:space="0" w:color="auto"/>
+              <w:right w:val="single" w:sz="4" w:space="0" w:color="auto"/>
+            </w:tcBorders>
+            <w:hideMark/>
+          </w:tcPr>
+          <w:p>
+            <w:pPr>
+              <w:spacing w:after="160" w:line="278" w:lineRule="auto"/>
+            </w:pPr>
+            <w:r>
+              <w:t>Personal administrativo encargado de gestionar los horarios y agendas de los profesionales, habilitar o bloquear franjas horarias y generar reportes operativos de asistencia.</w:t>
+            </w:r>
+          </w:p>
+        </w:tc>
+      </w:tr>
+      <w:tr>
+        <w:tc>
+          <w:tcPr>
+            <w:tcW w:w="2880" w:type="dxa"/>
+            <w:tcBorders>
+              <w:top w:val="single" w:sz="4" w:space="0" w:color="auto"/>
+              <w:left w:val="single" w:sz="4" w:space="0" w:color="auto"/>
+              <w:bottom w:val="single" w:sz="4" w:space="0" w:color="auto"/>
+              <w:right w:val="single" w:sz="4" w:space="0" w:color="auto"/>
+            </w:tcBorders>
+            <w:hideMark/>
+          </w:tcPr>
+          <w:p>
+            <w:pPr>
+              <w:spacing w:after="160" w:line="278" w:lineRule="auto"/>
+              <w:rPr>
+                <w:lang w:val="en-US"/>
+              </w:rPr>
+            </w:pPr>
+            <w:proofErr w:type="spellStart"/>
+            <w:r>
+              <w:rPr>
+                <w:b/>
+                <w:lang w:val="en-US"/>
+              </w:rPr>
+              <w:t>Administrador</w:t>
+            </w:r>
+            <w:proofErr w:type="spellEnd"/>
+            <w:r>
+              <w:rPr>
+                <w:b/>
+                <w:lang w:val="en-US"/>
+              </w:rPr>
+              <w:t xml:space="preserve"> del Sistema</w:t>
+            </w:r>
+          </w:p>
+        </w:tc>
+        <w:tc>
+          <w:tcPr>
+            <w:tcW w:w="2880" w:type="dxa"/>
+            <w:tcBorders>
+              <w:top w:val="single" w:sz="4" w:space="0" w:color="auto"/>
+              <w:left w:val="single" w:sz="4" w:space="0" w:color="auto"/>
+              <w:bottom w:val="single" w:sz="4" w:space="0" w:color="auto"/>
+              <w:right w:val="single" w:sz="4" w:space="0" w:color="auto"/>
+            </w:tcBorders>
+            <w:hideMark/>
+          </w:tcPr>
+          <w:p>
+            <w:pPr>
+              <w:spacing w:after="160" w:line="278" w:lineRule="auto"/>
+              <w:rPr>
+                <w:lang w:val="en-US"/>
+              </w:rPr>
+            </w:pPr>
+            <w:proofErr w:type="spellStart"/>
+            <w:r>
+              <w:rPr>
+                <w:lang w:val="en-US"/>
+              </w:rPr>
+              <w:t>Primario</w:t>
+            </w:r>
+            <w:proofErr w:type="spellEnd"/>
+          </w:p>
+        </w:tc>
+        <w:tc>
+          <w:tcPr>
+            <w:tcW w:w="2880" w:type="dxa"/>
+            <w:tcBorders>
+              <w:top w:val="single" w:sz="4" w:space="0" w:color="auto"/>
+              <w:left w:val="single" w:sz="4" w:space="0" w:color="auto"/>
+              <w:bottom w:val="single" w:sz="4" w:space="0" w:color="auto"/>
+              <w:right w:val="single" w:sz="4" w:space="0" w:color="auto"/>
+            </w:tcBorders>
+            <w:hideMark/>
+          </w:tcPr>
+          <w:p>
+            <w:pPr>
+              <w:spacing w:after="160" w:line="278" w:lineRule="auto"/>
+            </w:pPr>
+            <w:r>
+              <w:t>Usuario técnico responsable de la gestión integral de cuentas de usuario, asignación de roles y control de privilegios en la plataforma.</w:t>
+            </w:r>
+          </w:p>
+        </w:tc>
+      </w:tr>
+      <w:tr>
+        <w:tc>
+          <w:tcPr>
+            <w:tcW w:w="2880" w:type="dxa"/>
+            <w:tcBorders>
+              <w:top w:val="single" w:sz="4" w:space="0" w:color="auto"/>
+              <w:left w:val="single" w:sz="4" w:space="0" w:color="auto"/>
+              <w:bottom w:val="single" w:sz="4" w:space="0" w:color="auto"/>
+              <w:right w:val="single" w:sz="4" w:space="0" w:color="auto"/>
+            </w:tcBorders>
+            <w:hideMark/>
+          </w:tcPr>
+          <w:p>
+            <w:pPr>
+              <w:spacing w:after="160" w:line="278" w:lineRule="auto"/>
+              <w:rPr>
+                <w:lang w:val="en-US"/>
+              </w:rPr>
+            </w:pPr>
+            <w:proofErr w:type="spellStart"/>
+            <w:r>
+              <w:rPr>
+                <w:b/>
+                <w:lang w:val="en-US"/>
+              </w:rPr>
+              <w:t>Pasarela</w:t>
+            </w:r>
+            <w:proofErr w:type="spellEnd"/>
+            <w:r>
+              <w:rPr>
+                <w:b/>
+                <w:lang w:val="en-US"/>
+              </w:rPr>
+              <w:t xml:space="preserve"> de Pagos Externa</w:t>
+            </w:r>
+          </w:p>
+        </w:tc>
+        <w:tc>
+          <w:tcPr>
+            <w:tcW w:w="2880" w:type="dxa"/>
+            <w:tcBorders>
+              <w:top w:val="single" w:sz="4" w:space="0" w:color="auto"/>
+              <w:left w:val="single" w:sz="4" w:space="0" w:color="auto"/>
+              <w:bottom w:val="single" w:sz="4" w:space="0" w:color="auto"/>
+              <w:right w:val="single" w:sz="4" w:space="0" w:color="auto"/>
+            </w:tcBorders>
+            <w:hideMark/>
+          </w:tcPr>
+          <w:p>
+            <w:pPr>
+              <w:spacing w:after="160" w:line="278" w:lineRule="auto"/>
+              <w:rPr>
+                <w:lang w:val="en-US"/>
+              </w:rPr>
+            </w:pPr>
+            <w:proofErr w:type="spellStart"/>
+            <w:r>
+              <w:rPr>
+                <w:lang w:val="en-US"/>
+              </w:rPr>
+              <w:t>Secundario</w:t>
+            </w:r>
+            <w:proofErr w:type="spellEnd"/>
+          </w:p>
+        </w:tc>
+        <w:tc>
+          <w:tcPr>
+            <w:tcW w:w="2880" w:type="dxa"/>
+            <w:tcBorders>
+              <w:top w:val="single" w:sz="4" w:space="0" w:color="auto"/>
+              <w:left w:val="single" w:sz="4" w:space="0" w:color="auto"/>
+              <w:bottom w:val="single" w:sz="4" w:space="0" w:color="auto"/>
+              <w:right w:val="single" w:sz="4" w:space="0" w:color="auto"/>
+            </w:tcBorders>
+            <w:hideMark/>
+          </w:tcPr>
+          <w:p>
+            <w:pPr>
+              <w:spacing w:after="160" w:line="278" w:lineRule="auto"/>
+            </w:pPr>
+            <w:r>
+              <w:t>Sistema externo de servicios financieros que procesa las transacciones electrónicas de los pacientes particulares para autorizar o rechazar el cobro.</w:t>
+            </w:r>
+          </w:p>
+        </w:tc>
+      </w:tr>
+      <w:tr>
+        <w:tc>
+          <w:tcPr>
+            <w:tcW w:w="2880" w:type="dxa"/>
+            <w:tcBorders>
+              <w:top w:val="single" w:sz="4" w:space="0" w:color="auto"/>
+              <w:left w:val="single" w:sz="4" w:space="0" w:color="auto"/>
+              <w:bottom w:val="single" w:sz="4" w:space="0" w:color="auto"/>
+              <w:right w:val="single" w:sz="4" w:space="0" w:color="auto"/>
+            </w:tcBorders>
+            <w:hideMark/>
+          </w:tcPr>
+          <w:p>
+            <w:pPr>
+              <w:spacing w:after="160" w:line="278" w:lineRule="auto"/>
+              <w:rPr>
+                <w:lang w:val="en-US"/>
+              </w:rPr>
+            </w:pPr>
+            <w:r>
+              <w:rPr>
+                <w:b/>
+                <w:lang w:val="en-US"/>
+              </w:rPr>
+              <w:t xml:space="preserve">Sistema HIS </w:t>
+            </w:r>
+            <w:proofErr w:type="spellStart"/>
+            <w:r>
+              <w:rPr>
+                <w:b/>
+                <w:lang w:val="en-US"/>
+              </w:rPr>
+              <w:t>Institucional</w:t>
+            </w:r>
+            <w:proofErr w:type="spellEnd"/>
+          </w:p>
+        </w:tc>
+        <w:tc>
+          <w:tcPr>
+            <w:tcW w:w="2880" w:type="dxa"/>
+            <w:tcBorders>
+              <w:top w:val="single" w:sz="4" w:space="0" w:color="auto"/>
+              <w:left w:val="single" w:sz="4" w:space="0" w:color="auto"/>
+              <w:bottom w:val="single" w:sz="4" w:space="0" w:color="auto"/>
+              <w:right w:val="single" w:sz="4" w:space="0" w:color="auto"/>
+            </w:tcBorders>
+            <w:hideMark/>
+          </w:tcPr>
+          <w:p>
+            <w:pPr>
+              <w:spacing w:after="160" w:line="278" w:lineRule="auto"/>
+              <w:rPr>
+                <w:lang w:val="en-US"/>
+              </w:rPr>
+            </w:pPr>
+            <w:proofErr w:type="spellStart"/>
+            <w:r>
+              <w:rPr>
+                <w:lang w:val="en-US"/>
+              </w:rPr>
+              <w:t>Secundario</w:t>
+            </w:r>
+            <w:proofErr w:type="spellEnd"/>
+          </w:p>
+        </w:tc>
+        <w:tc>
+          <w:tcPr>
+            <w:tcW w:w="2880" w:type="dxa"/>
+            <w:tcBorders>
+              <w:top w:val="single" w:sz="4" w:space="0" w:color="auto"/>
+              <w:left w:val="single" w:sz="4" w:space="0" w:color="auto"/>
+              <w:bottom w:val="single" w:sz="4" w:space="0" w:color="auto"/>
+              <w:right w:val="single" w:sz="4" w:space="0" w:color="auto"/>
+            </w:tcBorders>
+            <w:hideMark/>
+          </w:tcPr>
+          <w:p>
+            <w:pPr>
+              <w:spacing w:after="160" w:line="278" w:lineRule="auto"/>
+            </w:pPr>
+            <w:r>
+              <w:t>Sistema de Información Hospitalaria (</w:t>
+            </w:r>
+            <w:r>
+              <w:rPr>
+                <w:i/>
+              </w:rPr>
+              <w:t xml:space="preserve">Hospital </w:t>
+            </w:r>
+            <w:proofErr w:type="spellStart"/>
+            <w:r>
+              <w:rPr>
+                <w:i/>
+              </w:rPr>
+              <w:t>Information</w:t>
+            </w:r>
+            <w:proofErr w:type="spellEnd"/>
+            <w:r>
+              <w:rPr>
+                <w:i/>
+              </w:rPr>
+              <w:t xml:space="preserve"> </w:t>
+            </w:r>
+            <w:proofErr w:type="spellStart"/>
+            <w:r>
+              <w:rPr>
+                <w:i/>
+              </w:rPr>
+              <w:t>System</w:t>
+            </w:r>
+            <w:proofErr w:type="spellEnd"/>
+            <w:r>
+              <w:t>) externo que almacena las historias clínicas institucionales y provee los datos requeridos por el médico.</w:t>
+            </w:r>
+          </w:p>
+        </w:tc>
+      </w:tr>
+      <w:tr>
+        <w:tc>
+          <w:tcPr>
+            <w:tcW w:w="2880" w:type="dxa"/>
+            <w:tcBorders>
+              <w:top w:val="single" w:sz="4" w:space="0" w:color="auto"/>
+              <w:left w:val="single" w:sz="4" w:space="0" w:color="auto"/>
+              <w:bottom w:val="single" w:sz="4" w:space="0" w:color="auto"/>
+              <w:right w:val="single" w:sz="4" w:space="0" w:color="auto"/>
+            </w:tcBorders>
+            <w:hideMark/>
+          </w:tcPr>
+          <w:p>
+            <w:pPr>
+              <w:spacing w:after="160" w:line="278" w:lineRule="auto"/>
+            </w:pPr>
+            <w:r>
+              <w:rPr>
+                <w:b/>
+              </w:rPr>
+              <w:t>Servicio de Mensajería (SMS/Email)</w:t>
+            </w:r>
+          </w:p>
+        </w:tc>
+        <w:tc>
+          <w:tcPr>
+            <w:tcW w:w="2880" w:type="dxa"/>
+            <w:tcBorders>
+              <w:top w:val="single" w:sz="4" w:space="0" w:color="auto"/>
+              <w:left w:val="single" w:sz="4" w:space="0" w:color="auto"/>
+              <w:bottom w:val="single" w:sz="4" w:space="0" w:color="auto"/>
+              <w:right w:val="single" w:sz="4" w:space="0" w:color="auto"/>
+            </w:tcBorders>
+            <w:hideMark/>
+          </w:tcPr>
+          <w:p>
+            <w:pPr>
+              <w:spacing w:after="160" w:line="278" w:lineRule="auto"/>
+              <w:rPr>
+                <w:lang w:val="en-US"/>
+              </w:rPr>
+            </w:pPr>
+            <w:proofErr w:type="spellStart"/>
+            <w:r>
+              <w:rPr>
+                <w:lang w:val="en-US"/>
+              </w:rPr>
+              <w:t>Secundario</w:t>
+            </w:r>
+            <w:proofErr w:type="spellEnd"/>
+          </w:p>
+        </w:tc>
+        <w:tc>
+          <w:tcPr>
+            <w:tcW w:w="2880" w:type="dxa"/>
+            <w:tcBorders>
+              <w:top w:val="single" w:sz="4" w:space="0" w:color="auto"/>
+              <w:left w:val="single" w:sz="4" w:space="0" w:color="auto"/>
+              <w:bottom w:val="single" w:sz="4" w:space="0" w:color="auto"/>
+              <w:right w:val="single" w:sz="4" w:space="0" w:color="auto"/>
+            </w:tcBorders>
+            <w:hideMark/>
+          </w:tcPr>
+          <w:p>
+            <w:pPr>
+              <w:spacing w:after="160" w:line="278" w:lineRule="auto"/>
+            </w:pPr>
+            <w:r>
+              <w:t xml:space="preserve">Proveedor de infraestructura de comunicaciones externas encargado de enviar recordatorios automáticos </w:t>
+            </w:r>
+            <w:r>
+              <w:lastRenderedPageBreak/>
+              <w:t>24 horas antes de cada cita médica.</w:t>
+            </w:r>
+          </w:p>
+        </w:tc>
+      </w:tr>
+    </w:tbl>
+    <w:p>
+      <w:r>
+        <w:lastRenderedPageBreak/>
+        <w:t>__________________________________________________</w:t>
+      </w:r>
+    </w:p>
+    <w:p>
+      <w:pPr>
+        <w:rPr>
+          <w:b/>
+          <w:bCs/>
+          <w:i/>
+          <w:iCs/>
+        </w:rPr>
+      </w:pPr>
+      <w:r>
+        <w:rPr>
+          <w:b/>
+          <w:bCs/>
+          <w:i/>
+          <w:iCs/>
+        </w:rPr>
+        <w:t>Tabla 2. Identificación de Casos de Uso</w:t>
+      </w:r>
+    </w:p>
+    <w:tbl>
+      <w:tblPr>
+        <w:tblStyle w:val="TableGrid"/>
+        <w:tblW w:w="0" w:type="auto"/>
+        <w:tblLook w:val="04A0" w:firstRow="1" w:lastRow="0" w:firstColumn="1" w:lastColumn="0" w:noHBand="0" w:noVBand="1"/>
+      </w:tblPr>
+      <w:tblGrid>
+        <w:gridCol w:w="2880"/>
+        <w:gridCol w:w="2880"/>
+        <w:gridCol w:w="2880"/>
+      </w:tblGrid>
+      <w:tr>
+        <w:tc>
+          <w:tcPr>
+            <w:tcW w:w="2880" w:type="dxa"/>
+            <w:tcBorders>
+              <w:top w:val="single" w:sz="4" w:space="0" w:color="auto"/>
+              <w:left w:val="single" w:sz="4" w:space="0" w:color="auto"/>
+              <w:bottom w:val="single" w:sz="4" w:space="0" w:color="auto"/>
+              <w:right w:val="single" w:sz="4" w:space="0" w:color="auto"/>
+            </w:tcBorders>
+            <w:hideMark/>
+          </w:tcPr>
+          <w:p>
+            <w:pPr>
+              <w:spacing w:after="160" w:line="278" w:lineRule="auto"/>
+              <w:rPr>
+                <w:lang w:val="en-US"/>
+              </w:rPr>
+            </w:pPr>
+            <w:proofErr w:type="gramStart"/>
+            <w:r>
+              <w:rPr>
+                <w:lang w:val="en-US"/>
+              </w:rPr>
+              <w:t>N.º</w:t>
+            </w:r>
+            <w:proofErr w:type="gramEnd"/>
+          </w:p>
+        </w:tc>
+        <w:tc>
+          <w:tcPr>
+            <w:tcW w:w="2880" w:type="dxa"/>
+            <w:tcBorders>
+              <w:top w:val="single" w:sz="4" w:space="0" w:color="auto"/>
+              <w:left w:val="single" w:sz="4" w:space="0" w:color="auto"/>
+              <w:bottom w:val="single" w:sz="4" w:space="0" w:color="auto"/>
+              <w:right w:val="single" w:sz="4" w:space="0" w:color="auto"/>
+            </w:tcBorders>
+            <w:hideMark/>
+          </w:tcPr>
+          <w:p>
+            <w:pPr>
+              <w:spacing w:after="160" w:line="278" w:lineRule="auto"/>
+            </w:pPr>
+            <w:r>
+              <w:t>Nombre del caso de uso (verbo + objeto)</w:t>
+            </w:r>
+          </w:p>
+        </w:tc>
+        <w:tc>
+          <w:tcPr>
+            <w:tcW w:w="2880" w:type="dxa"/>
+            <w:tcBorders>
+              <w:top w:val="single" w:sz="4" w:space="0" w:color="auto"/>
+              <w:left w:val="single" w:sz="4" w:space="0" w:color="auto"/>
+              <w:bottom w:val="single" w:sz="4" w:space="0" w:color="auto"/>
+              <w:right w:val="single" w:sz="4" w:space="0" w:color="auto"/>
+            </w:tcBorders>
+            <w:hideMark/>
+          </w:tcPr>
+          <w:p>
+            <w:pPr>
+              <w:spacing w:after="160" w:line="278" w:lineRule="auto"/>
+              <w:rPr>
+                <w:lang w:val="en-US"/>
+              </w:rPr>
+            </w:pPr>
+            <w:proofErr w:type="spellStart"/>
+            <w:r>
+              <w:rPr>
+                <w:lang w:val="en-US"/>
+              </w:rPr>
+              <w:t>Descripción</w:t>
+            </w:r>
+            <w:proofErr w:type="spellEnd"/>
+            <w:r>
+              <w:rPr>
+                <w:lang w:val="en-US"/>
+              </w:rPr>
+              <w:t xml:space="preserve"> breve del </w:t>
+            </w:r>
+            <w:proofErr w:type="spellStart"/>
+            <w:r>
+              <w:rPr>
+                <w:lang w:val="en-US"/>
+              </w:rPr>
+              <w:t>propósito</w:t>
+            </w:r>
+            <w:proofErr w:type="spellEnd"/>
+          </w:p>
+        </w:tc>
+      </w:tr>
+      <w:tr>
+        <w:tc>
+          <w:tcPr>
+            <w:tcW w:w="2880" w:type="dxa"/>
+            <w:tcBorders>
+              <w:top w:val="single" w:sz="4" w:space="0" w:color="auto"/>
+              <w:left w:val="single" w:sz="4" w:space="0" w:color="auto"/>
+              <w:bottom w:val="single" w:sz="4" w:space="0" w:color="auto"/>
+              <w:right w:val="single" w:sz="4" w:space="0" w:color="auto"/>
+            </w:tcBorders>
+            <w:hideMark/>
+          </w:tcPr>
+          <w:p>
+            <w:pPr>
+              <w:spacing w:after="160" w:line="278" w:lineRule="auto"/>
+              <w:rPr>
+                <w:lang w:val="en-US"/>
+              </w:rPr>
+            </w:pPr>
+            <w:r>
+              <w:rPr>
+                <w:b/>
+                <w:lang w:val="en-US"/>
+              </w:rPr>
+              <w:t>CU-01</w:t>
+            </w:r>
+          </w:p>
+        </w:tc>
+        <w:tc>
+          <w:tcPr>
+            <w:tcW w:w="2880" w:type="dxa"/>
+            <w:tcBorders>
+              <w:top w:val="single" w:sz="4" w:space="0" w:color="auto"/>
+              <w:left w:val="single" w:sz="4" w:space="0" w:color="auto"/>
+              <w:bottom w:val="single" w:sz="4" w:space="0" w:color="auto"/>
+              <w:right w:val="single" w:sz="4" w:space="0" w:color="auto"/>
+            </w:tcBorders>
+            <w:hideMark/>
+          </w:tcPr>
+          <w:p>
+            <w:pPr>
+              <w:spacing w:after="160" w:line="278" w:lineRule="auto"/>
+              <w:rPr>
+                <w:lang w:val="en-US"/>
+              </w:rPr>
+            </w:pPr>
+            <w:proofErr w:type="spellStart"/>
+            <w:r>
+              <w:rPr>
+                <w:lang w:val="en-US"/>
+              </w:rPr>
+              <w:t>Registrarse</w:t>
+            </w:r>
+            <w:proofErr w:type="spellEnd"/>
+            <w:r>
+              <w:rPr>
+                <w:lang w:val="en-US"/>
+              </w:rPr>
+              <w:t xml:space="preserve"> </w:t>
+            </w:r>
+            <w:proofErr w:type="spellStart"/>
+            <w:r>
+              <w:rPr>
+                <w:lang w:val="en-US"/>
+              </w:rPr>
+              <w:t>en</w:t>
+            </w:r>
+            <w:proofErr w:type="spellEnd"/>
+            <w:r>
+              <w:rPr>
+                <w:lang w:val="en-US"/>
+              </w:rPr>
+              <w:t xml:space="preserve"> la </w:t>
+            </w:r>
+            <w:proofErr w:type="spellStart"/>
+            <w:r>
+              <w:rPr>
+                <w:lang w:val="en-US"/>
+              </w:rPr>
+              <w:t>plataforma</w:t>
+            </w:r>
+            <w:proofErr w:type="spellEnd"/>
+          </w:p>
+        </w:tc>
+        <w:tc>
+          <w:tcPr>
+            <w:tcW w:w="2880" w:type="dxa"/>
+            <w:tcBorders>
+              <w:top w:val="single" w:sz="4" w:space="0" w:color="auto"/>
+              <w:left w:val="single" w:sz="4" w:space="0" w:color="auto"/>
+              <w:bottom w:val="single" w:sz="4" w:space="0" w:color="auto"/>
+              <w:right w:val="single" w:sz="4" w:space="0" w:color="auto"/>
+            </w:tcBorders>
+            <w:hideMark/>
+          </w:tcPr>
+          <w:p>
+            <w:pPr>
+              <w:spacing w:after="160" w:line="278" w:lineRule="auto"/>
+            </w:pPr>
+            <w:r>
+              <w:t>Permite a un nuevo usuario crear una cuenta en el sistema suministrando sus datos personales y credenciales.</w:t>
+            </w:r>
+          </w:p>
+        </w:tc>
+      </w:tr>
+      <w:tr>
+        <w:tc>
+          <w:tcPr>
+            <w:tcW w:w="2880" w:type="dxa"/>
+            <w:tcBorders>
+              <w:top w:val="single" w:sz="4" w:space="0" w:color="auto"/>
+              <w:left w:val="single" w:sz="4" w:space="0" w:color="auto"/>
+              <w:bottom w:val="single" w:sz="4" w:space="0" w:color="auto"/>
+              <w:right w:val="single" w:sz="4" w:space="0" w:color="auto"/>
+            </w:tcBorders>
+            <w:hideMark/>
+          </w:tcPr>
+          <w:p>
+            <w:pPr>
+              <w:spacing w:after="160" w:line="278" w:lineRule="auto"/>
+              <w:rPr>
+                <w:lang w:val="en-US"/>
+              </w:rPr>
+            </w:pPr>
+            <w:r>
+              <w:rPr>
+                <w:b/>
+                <w:lang w:val="en-US"/>
+              </w:rPr>
+              <w:t>CU-02</w:t>
+            </w:r>
+          </w:p>
+        </w:tc>
+        <w:tc>
+          <w:tcPr>
+            <w:tcW w:w="2880" w:type="dxa"/>
+            <w:tcBorders>
+              <w:top w:val="single" w:sz="4" w:space="0" w:color="auto"/>
+              <w:left w:val="single" w:sz="4" w:space="0" w:color="auto"/>
+              <w:bottom w:val="single" w:sz="4" w:space="0" w:color="auto"/>
+              <w:right w:val="single" w:sz="4" w:space="0" w:color="auto"/>
+            </w:tcBorders>
+            <w:hideMark/>
+          </w:tcPr>
+          <w:p>
+            <w:pPr>
+              <w:spacing w:after="160" w:line="278" w:lineRule="auto"/>
+              <w:rPr>
+                <w:lang w:val="en-US"/>
+              </w:rPr>
+            </w:pPr>
+            <w:r>
+              <w:rPr>
+                <w:lang w:val="en-US"/>
+              </w:rPr>
+              <w:t xml:space="preserve">Validar </w:t>
+            </w:r>
+            <w:proofErr w:type="spellStart"/>
+            <w:r>
+              <w:rPr>
+                <w:lang w:val="en-US"/>
+              </w:rPr>
+              <w:t>identidad</w:t>
+            </w:r>
+            <w:proofErr w:type="spellEnd"/>
+            <w:r>
+              <w:rPr>
+                <w:lang w:val="en-US"/>
+              </w:rPr>
+              <w:t xml:space="preserve"> de </w:t>
+            </w:r>
+            <w:proofErr w:type="spellStart"/>
+            <w:r>
+              <w:rPr>
+                <w:lang w:val="en-US"/>
+              </w:rPr>
+              <w:t>usuario</w:t>
+            </w:r>
+            <w:proofErr w:type="spellEnd"/>
+          </w:p>
+        </w:tc>
+        <w:tc>
+          <w:tcPr>
+            <w:tcW w:w="2880" w:type="dxa"/>
+            <w:tcBorders>
+              <w:top w:val="single" w:sz="4" w:space="0" w:color="auto"/>
+              <w:left w:val="single" w:sz="4" w:space="0" w:color="auto"/>
+              <w:bottom w:val="single" w:sz="4" w:space="0" w:color="auto"/>
+              <w:right w:val="single" w:sz="4" w:space="0" w:color="auto"/>
+            </w:tcBorders>
+            <w:hideMark/>
+          </w:tcPr>
+          <w:p>
+            <w:pPr>
+              <w:spacing w:after="160" w:line="278" w:lineRule="auto"/>
+            </w:pPr>
+            <w:r>
+              <w:t>Autentica y verifica las credenciales de los usuarios antes de permitir operaciones sobre agendas o módulos administrativos.</w:t>
+            </w:r>
+          </w:p>
+        </w:tc>
+      </w:tr>
+      <w:tr>
+        <w:tc>
+          <w:tcPr>
+            <w:tcW w:w="2880" w:type="dxa"/>
+            <w:tcBorders>
+              <w:top w:val="single" w:sz="4" w:space="0" w:color="auto"/>
+              <w:left w:val="single" w:sz="4" w:space="0" w:color="auto"/>
+              <w:bottom w:val="single" w:sz="4" w:space="0" w:color="auto"/>
+              <w:right w:val="single" w:sz="4" w:space="0" w:color="auto"/>
+            </w:tcBorders>
+            <w:hideMark/>
+          </w:tcPr>
+          <w:p>
+            <w:pPr>
+              <w:spacing w:after="160" w:line="278" w:lineRule="auto"/>
+              <w:rPr>
+                <w:lang w:val="en-US"/>
+              </w:rPr>
+            </w:pPr>
+            <w:r>
+              <w:rPr>
+                <w:b/>
+                <w:lang w:val="en-US"/>
+              </w:rPr>
+              <w:t>CU-03</w:t>
+            </w:r>
+          </w:p>
+        </w:tc>
+        <w:tc>
+          <w:tcPr>
+            <w:tcW w:w="2880" w:type="dxa"/>
+            <w:tcBorders>
+              <w:top w:val="single" w:sz="4" w:space="0" w:color="auto"/>
+              <w:left w:val="single" w:sz="4" w:space="0" w:color="auto"/>
+              <w:bottom w:val="single" w:sz="4" w:space="0" w:color="auto"/>
+              <w:right w:val="single" w:sz="4" w:space="0" w:color="auto"/>
+            </w:tcBorders>
+            <w:hideMark/>
+          </w:tcPr>
+          <w:p>
+            <w:pPr>
+              <w:spacing w:after="160" w:line="278" w:lineRule="auto"/>
+              <w:rPr>
+                <w:lang w:val="en-US"/>
+              </w:rPr>
+            </w:pPr>
+            <w:proofErr w:type="spellStart"/>
+            <w:r>
+              <w:rPr>
+                <w:lang w:val="en-US"/>
+              </w:rPr>
+              <w:t>Consultar</w:t>
+            </w:r>
+            <w:proofErr w:type="spellEnd"/>
+            <w:r>
+              <w:rPr>
+                <w:lang w:val="en-US"/>
+              </w:rPr>
+              <w:t xml:space="preserve"> </w:t>
+            </w:r>
+            <w:proofErr w:type="spellStart"/>
+            <w:r>
+              <w:rPr>
+                <w:lang w:val="en-US"/>
+              </w:rPr>
+              <w:t>disponibilidad</w:t>
+            </w:r>
+            <w:proofErr w:type="spellEnd"/>
+            <w:r>
+              <w:rPr>
+                <w:lang w:val="en-US"/>
+              </w:rPr>
+              <w:t xml:space="preserve"> de agenda</w:t>
+            </w:r>
+          </w:p>
+        </w:tc>
+        <w:tc>
+          <w:tcPr>
+            <w:tcW w:w="2880" w:type="dxa"/>
+            <w:tcBorders>
+              <w:top w:val="single" w:sz="4" w:space="0" w:color="auto"/>
+              <w:left w:val="single" w:sz="4" w:space="0" w:color="auto"/>
+              <w:bottom w:val="single" w:sz="4" w:space="0" w:color="auto"/>
+              <w:right w:val="single" w:sz="4" w:space="0" w:color="auto"/>
+            </w:tcBorders>
+            <w:hideMark/>
+          </w:tcPr>
+          <w:p>
+            <w:pPr>
+              <w:spacing w:after="160" w:line="278" w:lineRule="auto"/>
+            </w:pPr>
+            <w:r>
+              <w:t>Permite al paciente buscar y visualizar las franjas horarias y profesionales disponibles en las distintas sedes de la IPS.</w:t>
+            </w:r>
+          </w:p>
+        </w:tc>
+      </w:tr>
+      <w:tr>
+        <w:tc>
+          <w:tcPr>
+            <w:tcW w:w="2880" w:type="dxa"/>
+            <w:tcBorders>
+              <w:top w:val="single" w:sz="4" w:space="0" w:color="auto"/>
+              <w:left w:val="single" w:sz="4" w:space="0" w:color="auto"/>
+              <w:bottom w:val="single" w:sz="4" w:space="0" w:color="auto"/>
+              <w:right w:val="single" w:sz="4" w:space="0" w:color="auto"/>
+            </w:tcBorders>
+            <w:hideMark/>
+          </w:tcPr>
+          <w:p>
+            <w:pPr>
+              <w:spacing w:after="160" w:line="278" w:lineRule="auto"/>
+              <w:rPr>
+                <w:lang w:val="en-US"/>
+              </w:rPr>
+            </w:pPr>
+            <w:r>
+              <w:rPr>
+                <w:b/>
+                <w:lang w:val="en-US"/>
+              </w:rPr>
+              <w:t>CU-04</w:t>
+            </w:r>
+          </w:p>
+        </w:tc>
+        <w:tc>
+          <w:tcPr>
+            <w:tcW w:w="2880" w:type="dxa"/>
+            <w:tcBorders>
+              <w:top w:val="single" w:sz="4" w:space="0" w:color="auto"/>
+              <w:left w:val="single" w:sz="4" w:space="0" w:color="auto"/>
+              <w:bottom w:val="single" w:sz="4" w:space="0" w:color="auto"/>
+              <w:right w:val="single" w:sz="4" w:space="0" w:color="auto"/>
+            </w:tcBorders>
+            <w:hideMark/>
+          </w:tcPr>
+          <w:p>
+            <w:pPr>
+              <w:spacing w:after="160" w:line="278" w:lineRule="auto"/>
+              <w:rPr>
+                <w:lang w:val="en-US"/>
+              </w:rPr>
+            </w:pPr>
+            <w:proofErr w:type="spellStart"/>
+            <w:r>
+              <w:rPr>
+                <w:lang w:val="en-US"/>
+              </w:rPr>
+              <w:t>Solicitar</w:t>
+            </w:r>
+            <w:proofErr w:type="spellEnd"/>
+            <w:r>
+              <w:rPr>
+                <w:lang w:val="en-US"/>
+              </w:rPr>
+              <w:t xml:space="preserve"> </w:t>
+            </w:r>
+            <w:proofErr w:type="spellStart"/>
+            <w:r>
+              <w:rPr>
+                <w:lang w:val="en-US"/>
+              </w:rPr>
+              <w:t>cita</w:t>
+            </w:r>
+            <w:proofErr w:type="spellEnd"/>
+            <w:r>
+              <w:rPr>
+                <w:lang w:val="en-US"/>
+              </w:rPr>
+              <w:t xml:space="preserve"> </w:t>
+            </w:r>
+            <w:proofErr w:type="spellStart"/>
+            <w:r>
+              <w:rPr>
+                <w:lang w:val="en-US"/>
+              </w:rPr>
+              <w:t>médica</w:t>
+            </w:r>
+            <w:proofErr w:type="spellEnd"/>
+          </w:p>
+        </w:tc>
+        <w:tc>
+          <w:tcPr>
+            <w:tcW w:w="2880" w:type="dxa"/>
+            <w:tcBorders>
+              <w:top w:val="single" w:sz="4" w:space="0" w:color="auto"/>
+              <w:left w:val="single" w:sz="4" w:space="0" w:color="auto"/>
+              <w:bottom w:val="single" w:sz="4" w:space="0" w:color="auto"/>
+              <w:right w:val="single" w:sz="4" w:space="0" w:color="auto"/>
+            </w:tcBorders>
+            <w:hideMark/>
+          </w:tcPr>
+          <w:p>
+            <w:pPr>
+              <w:spacing w:after="160" w:line="278" w:lineRule="auto"/>
+            </w:pPr>
+            <w:r>
+              <w:t>Permite al paciente agendar una cita médica seleccionando especialidad, fecha, hora y sede deseada.</w:t>
+            </w:r>
+          </w:p>
+        </w:tc>
+      </w:tr>
+      <w:tr>
+        <w:tc>
+          <w:tcPr>
+            <w:tcW w:w="2880" w:type="dxa"/>
+            <w:tcBorders>
+              <w:top w:val="single" w:sz="4" w:space="0" w:color="auto"/>
+              <w:left w:val="single" w:sz="4" w:space="0" w:color="auto"/>
+              <w:bottom w:val="single" w:sz="4" w:space="0" w:color="auto"/>
+              <w:right w:val="single" w:sz="4" w:space="0" w:color="auto"/>
+            </w:tcBorders>
+            <w:hideMark/>
+          </w:tcPr>
+          <w:p>
+            <w:pPr>
+              <w:spacing w:after="160" w:line="278" w:lineRule="auto"/>
+              <w:rPr>
+                <w:lang w:val="en-US"/>
+              </w:rPr>
+            </w:pPr>
+            <w:r>
+              <w:rPr>
+                <w:b/>
+                <w:lang w:val="en-US"/>
+              </w:rPr>
+              <w:t>CU-05</w:t>
+            </w:r>
+          </w:p>
+        </w:tc>
+        <w:tc>
+          <w:tcPr>
+            <w:tcW w:w="2880" w:type="dxa"/>
+            <w:tcBorders>
+              <w:top w:val="single" w:sz="4" w:space="0" w:color="auto"/>
+              <w:left w:val="single" w:sz="4" w:space="0" w:color="auto"/>
+              <w:bottom w:val="single" w:sz="4" w:space="0" w:color="auto"/>
+              <w:right w:val="single" w:sz="4" w:space="0" w:color="auto"/>
+            </w:tcBorders>
+            <w:hideMark/>
+          </w:tcPr>
+          <w:p>
+            <w:pPr>
+              <w:spacing w:after="160" w:line="278" w:lineRule="auto"/>
+              <w:rPr>
+                <w:lang w:val="en-US"/>
+              </w:rPr>
+            </w:pPr>
+            <w:proofErr w:type="spellStart"/>
+            <w:r>
+              <w:rPr>
+                <w:lang w:val="en-US"/>
+              </w:rPr>
+              <w:t>Adjuntar</w:t>
+            </w:r>
+            <w:proofErr w:type="spellEnd"/>
+            <w:r>
+              <w:rPr>
+                <w:lang w:val="en-US"/>
+              </w:rPr>
+              <w:t xml:space="preserve"> </w:t>
+            </w:r>
+            <w:proofErr w:type="spellStart"/>
+            <w:r>
+              <w:rPr>
+                <w:lang w:val="en-US"/>
+              </w:rPr>
+              <w:t>resultados</w:t>
+            </w:r>
+            <w:proofErr w:type="spellEnd"/>
+            <w:r>
+              <w:rPr>
+                <w:lang w:val="en-US"/>
+              </w:rPr>
+              <w:t xml:space="preserve"> de </w:t>
+            </w:r>
+            <w:proofErr w:type="spellStart"/>
+            <w:r>
+              <w:rPr>
+                <w:lang w:val="en-US"/>
+              </w:rPr>
+              <w:t>exámenes</w:t>
+            </w:r>
+            <w:proofErr w:type="spellEnd"/>
+          </w:p>
+        </w:tc>
+        <w:tc>
+          <w:tcPr>
+            <w:tcW w:w="2880" w:type="dxa"/>
+            <w:tcBorders>
+              <w:top w:val="single" w:sz="4" w:space="0" w:color="auto"/>
+              <w:left w:val="single" w:sz="4" w:space="0" w:color="auto"/>
+              <w:bottom w:val="single" w:sz="4" w:space="0" w:color="auto"/>
+              <w:right w:val="single" w:sz="4" w:space="0" w:color="auto"/>
+            </w:tcBorders>
+            <w:hideMark/>
+          </w:tcPr>
+          <w:p>
+            <w:pPr>
+              <w:spacing w:after="160" w:line="278" w:lineRule="auto"/>
+            </w:pPr>
+            <w:r>
+              <w:t>Permite al paciente anexar de forma opcional documentos o resultados de laboratorio previos al solicitar su cita médica.</w:t>
+            </w:r>
+          </w:p>
+        </w:tc>
+      </w:tr>
+      <w:tr>
+        <w:tc>
+          <w:tcPr>
+            <w:tcW w:w="2880" w:type="dxa"/>
+            <w:tcBorders>
+              <w:top w:val="single" w:sz="4" w:space="0" w:color="auto"/>
+              <w:left w:val="single" w:sz="4" w:space="0" w:color="auto"/>
+              <w:bottom w:val="single" w:sz="4" w:space="0" w:color="auto"/>
+              <w:right w:val="single" w:sz="4" w:space="0" w:color="auto"/>
+            </w:tcBorders>
+            <w:hideMark/>
+          </w:tcPr>
+          <w:p>
+            <w:pPr>
+              <w:spacing w:after="160" w:line="278" w:lineRule="auto"/>
+              <w:rPr>
+                <w:lang w:val="en-US"/>
+              </w:rPr>
+            </w:pPr>
+            <w:r>
+              <w:rPr>
+                <w:b/>
+                <w:lang w:val="en-US"/>
+              </w:rPr>
+              <w:t>CU-06</w:t>
+            </w:r>
+          </w:p>
+        </w:tc>
+        <w:tc>
+          <w:tcPr>
+            <w:tcW w:w="2880" w:type="dxa"/>
+            <w:tcBorders>
+              <w:top w:val="single" w:sz="4" w:space="0" w:color="auto"/>
+              <w:left w:val="single" w:sz="4" w:space="0" w:color="auto"/>
+              <w:bottom w:val="single" w:sz="4" w:space="0" w:color="auto"/>
+              <w:right w:val="single" w:sz="4" w:space="0" w:color="auto"/>
+            </w:tcBorders>
+            <w:hideMark/>
+          </w:tcPr>
+          <w:p>
+            <w:pPr>
+              <w:spacing w:after="160" w:line="278" w:lineRule="auto"/>
+              <w:rPr>
+                <w:lang w:val="en-US"/>
+              </w:rPr>
+            </w:pPr>
+            <w:proofErr w:type="spellStart"/>
+            <w:r>
+              <w:rPr>
+                <w:lang w:val="en-US"/>
+              </w:rPr>
+              <w:t>Procesar</w:t>
+            </w:r>
+            <w:proofErr w:type="spellEnd"/>
+            <w:r>
+              <w:rPr>
+                <w:lang w:val="en-US"/>
+              </w:rPr>
+              <w:t xml:space="preserve"> </w:t>
+            </w:r>
+            <w:proofErr w:type="spellStart"/>
+            <w:r>
+              <w:rPr>
+                <w:lang w:val="en-US"/>
+              </w:rPr>
+              <w:t>pago</w:t>
+            </w:r>
+            <w:proofErr w:type="spellEnd"/>
+            <w:r>
+              <w:rPr>
+                <w:lang w:val="en-US"/>
+              </w:rPr>
+              <w:t xml:space="preserve"> de consulta</w:t>
+            </w:r>
+          </w:p>
+        </w:tc>
+        <w:tc>
+          <w:tcPr>
+            <w:tcW w:w="2880" w:type="dxa"/>
+            <w:tcBorders>
+              <w:top w:val="single" w:sz="4" w:space="0" w:color="auto"/>
+              <w:left w:val="single" w:sz="4" w:space="0" w:color="auto"/>
+              <w:bottom w:val="single" w:sz="4" w:space="0" w:color="auto"/>
+              <w:right w:val="single" w:sz="4" w:space="0" w:color="auto"/>
+            </w:tcBorders>
+            <w:hideMark/>
+          </w:tcPr>
+          <w:p>
+            <w:pPr>
+              <w:spacing w:after="160" w:line="278" w:lineRule="auto"/>
+            </w:pPr>
+            <w:r>
+              <w:t xml:space="preserve">Gestiona la transacción financiera de la consulta </w:t>
+            </w:r>
+            <w:r>
+              <w:lastRenderedPageBreak/>
+              <w:t>para el paciente particular mediante la pasarela de pagos externa.</w:t>
+            </w:r>
+          </w:p>
+        </w:tc>
+      </w:tr>
+      <w:tr>
+        <w:tc>
+          <w:tcPr>
+            <w:tcW w:w="2880" w:type="dxa"/>
+            <w:tcBorders>
+              <w:top w:val="single" w:sz="4" w:space="0" w:color="auto"/>
+              <w:left w:val="single" w:sz="4" w:space="0" w:color="auto"/>
+              <w:bottom w:val="single" w:sz="4" w:space="0" w:color="auto"/>
+              <w:right w:val="single" w:sz="4" w:space="0" w:color="auto"/>
+            </w:tcBorders>
+            <w:hideMark/>
+          </w:tcPr>
+          <w:p>
+            <w:pPr>
+              <w:spacing w:after="160" w:line="278" w:lineRule="auto"/>
+              <w:rPr>
+                <w:lang w:val="en-US"/>
+              </w:rPr>
+            </w:pPr>
+            <w:r>
+              <w:rPr>
+                <w:b/>
+                <w:lang w:val="en-US"/>
+              </w:rPr>
+              <w:lastRenderedPageBreak/>
+              <w:t>CU-07</w:t>
+            </w:r>
+          </w:p>
+        </w:tc>
+        <w:tc>
+          <w:tcPr>
+            <w:tcW w:w="2880" w:type="dxa"/>
+            <w:tcBorders>
+              <w:top w:val="single" w:sz="4" w:space="0" w:color="auto"/>
+              <w:left w:val="single" w:sz="4" w:space="0" w:color="auto"/>
+              <w:bottom w:val="single" w:sz="4" w:space="0" w:color="auto"/>
+              <w:right w:val="single" w:sz="4" w:space="0" w:color="auto"/>
+            </w:tcBorders>
+            <w:hideMark/>
+          </w:tcPr>
+          <w:p>
+            <w:pPr>
+              <w:spacing w:after="160" w:line="278" w:lineRule="auto"/>
+            </w:pPr>
+            <w:r>
+              <w:t>Cancelar o reprogramar cita médica</w:t>
+            </w:r>
+          </w:p>
+        </w:tc>
+        <w:tc>
+          <w:tcPr>
+            <w:tcW w:w="2880" w:type="dxa"/>
+            <w:tcBorders>
+              <w:top w:val="single" w:sz="4" w:space="0" w:color="auto"/>
+              <w:left w:val="single" w:sz="4" w:space="0" w:color="auto"/>
+              <w:bottom w:val="single" w:sz="4" w:space="0" w:color="auto"/>
+              <w:right w:val="single" w:sz="4" w:space="0" w:color="auto"/>
+            </w:tcBorders>
+            <w:hideMark/>
+          </w:tcPr>
+          <w:p>
+            <w:pPr>
+              <w:spacing w:after="160" w:line="278" w:lineRule="auto"/>
+            </w:pPr>
+            <w:r>
+              <w:t>Permite al paciente anular una cita existente o reasignar una nueva fecha/hora según la disponibilidad del sistema.</w:t>
+            </w:r>
+          </w:p>
+        </w:tc>
+      </w:tr>
+      <w:tr>
+        <w:tc>
+          <w:tcPr>
+            <w:tcW w:w="2880" w:type="dxa"/>
+            <w:tcBorders>
+              <w:top w:val="single" w:sz="4" w:space="0" w:color="auto"/>
+              <w:left w:val="single" w:sz="4" w:space="0" w:color="auto"/>
+              <w:bottom w:val="single" w:sz="4" w:space="0" w:color="auto"/>
+              <w:right w:val="single" w:sz="4" w:space="0" w:color="auto"/>
+            </w:tcBorders>
+            <w:hideMark/>
+          </w:tcPr>
+          <w:p>
+            <w:pPr>
+              <w:spacing w:after="160" w:line="278" w:lineRule="auto"/>
+              <w:rPr>
+                <w:lang w:val="en-US"/>
+              </w:rPr>
+            </w:pPr>
+            <w:r>
+              <w:rPr>
+                <w:b/>
+                <w:lang w:val="en-US"/>
+              </w:rPr>
+              <w:t>CU-08</w:t>
+            </w:r>
+          </w:p>
+        </w:tc>
+        <w:tc>
+          <w:tcPr>
+            <w:tcW w:w="2880" w:type="dxa"/>
+            <w:tcBorders>
+              <w:top w:val="single" w:sz="4" w:space="0" w:color="auto"/>
+              <w:left w:val="single" w:sz="4" w:space="0" w:color="auto"/>
+              <w:bottom w:val="single" w:sz="4" w:space="0" w:color="auto"/>
+              <w:right w:val="single" w:sz="4" w:space="0" w:color="auto"/>
+            </w:tcBorders>
+            <w:hideMark/>
+          </w:tcPr>
+          <w:p>
+            <w:pPr>
+              <w:spacing w:after="160" w:line="278" w:lineRule="auto"/>
+            </w:pPr>
+            <w:r>
+              <w:t>Consultar agenda diaria de atención</w:t>
+            </w:r>
+          </w:p>
+        </w:tc>
+        <w:tc>
+          <w:tcPr>
+            <w:tcW w:w="2880" w:type="dxa"/>
+            <w:tcBorders>
+              <w:top w:val="single" w:sz="4" w:space="0" w:color="auto"/>
+              <w:left w:val="single" w:sz="4" w:space="0" w:color="auto"/>
+              <w:bottom w:val="single" w:sz="4" w:space="0" w:color="auto"/>
+              <w:right w:val="single" w:sz="4" w:space="0" w:color="auto"/>
+            </w:tcBorders>
+            <w:hideMark/>
+          </w:tcPr>
+          <w:p>
+            <w:pPr>
+              <w:spacing w:after="160" w:line="278" w:lineRule="auto"/>
+            </w:pPr>
+            <w:r>
+              <w:t>Permite al médico ver el listado y detalle de los pacientes programados para su jornada de atención clínica.</w:t>
+            </w:r>
+          </w:p>
+        </w:tc>
+      </w:tr>
+      <w:tr>
+        <w:tc>
+          <w:tcPr>
+            <w:tcW w:w="2880" w:type="dxa"/>
+            <w:tcBorders>
+              <w:top w:val="single" w:sz="4" w:space="0" w:color="auto"/>
+              <w:left w:val="single" w:sz="4" w:space="0" w:color="auto"/>
+              <w:bottom w:val="single" w:sz="4" w:space="0" w:color="auto"/>
+              <w:right w:val="single" w:sz="4" w:space="0" w:color="auto"/>
+            </w:tcBorders>
+            <w:hideMark/>
+          </w:tcPr>
+          <w:p>
+            <w:pPr>
+              <w:spacing w:after="160" w:line="278" w:lineRule="auto"/>
+              <w:rPr>
+                <w:lang w:val="en-US"/>
+              </w:rPr>
+            </w:pPr>
+            <w:r>
+              <w:rPr>
+                <w:b/>
+                <w:lang w:val="en-US"/>
+              </w:rPr>
+              <w:t>CU-09</w:t>
+            </w:r>
+          </w:p>
+        </w:tc>
+        <w:tc>
+          <w:tcPr>
+            <w:tcW w:w="2880" w:type="dxa"/>
+            <w:tcBorders>
+              <w:top w:val="single" w:sz="4" w:space="0" w:color="auto"/>
+              <w:left w:val="single" w:sz="4" w:space="0" w:color="auto"/>
+              <w:bottom w:val="single" w:sz="4" w:space="0" w:color="auto"/>
+              <w:right w:val="single" w:sz="4" w:space="0" w:color="auto"/>
+            </w:tcBorders>
+            <w:hideMark/>
+          </w:tcPr>
+          <w:p>
+            <w:pPr>
+              <w:spacing w:after="160" w:line="278" w:lineRule="auto"/>
+              <w:rPr>
+                <w:lang w:val="en-US"/>
+              </w:rPr>
+            </w:pPr>
+            <w:r>
+              <w:rPr>
+                <w:lang w:val="en-US"/>
+              </w:rPr>
+              <w:t xml:space="preserve">Registrar </w:t>
+            </w:r>
+            <w:proofErr w:type="spellStart"/>
+            <w:r>
+              <w:rPr>
+                <w:lang w:val="en-US"/>
+              </w:rPr>
+              <w:t>evolución</w:t>
+            </w:r>
+            <w:proofErr w:type="spellEnd"/>
+            <w:r>
+              <w:rPr>
+                <w:lang w:val="en-US"/>
+              </w:rPr>
+              <w:t xml:space="preserve"> de consulta</w:t>
+            </w:r>
+          </w:p>
+        </w:tc>
+        <w:tc>
+          <w:tcPr>
+            <w:tcW w:w="2880" w:type="dxa"/>
+            <w:tcBorders>
+              <w:top w:val="single" w:sz="4" w:space="0" w:color="auto"/>
+              <w:left w:val="single" w:sz="4" w:space="0" w:color="auto"/>
+              <w:bottom w:val="single" w:sz="4" w:space="0" w:color="auto"/>
+              <w:right w:val="single" w:sz="4" w:space="0" w:color="auto"/>
+            </w:tcBorders>
+            <w:hideMark/>
+          </w:tcPr>
+          <w:p>
+            <w:pPr>
+              <w:spacing w:after="160" w:line="278" w:lineRule="auto"/>
+            </w:pPr>
+            <w:r>
+              <w:t>Permite al médico registrar las notas médicas, diagnósticos y observaciones de la atención brindada al paciente.</w:t>
+            </w:r>
+          </w:p>
+        </w:tc>
+      </w:tr>
+      <w:tr>
+        <w:tc>
+          <w:tcPr>
+            <w:tcW w:w="2880" w:type="dxa"/>
+            <w:tcBorders>
+              <w:top w:val="single" w:sz="4" w:space="0" w:color="auto"/>
+              <w:left w:val="single" w:sz="4" w:space="0" w:color="auto"/>
+              <w:bottom w:val="single" w:sz="4" w:space="0" w:color="auto"/>
+              <w:right w:val="single" w:sz="4" w:space="0" w:color="auto"/>
+            </w:tcBorders>
+            <w:hideMark/>
+          </w:tcPr>
+          <w:p>
+            <w:pPr>
+              <w:spacing w:after="160" w:line="278" w:lineRule="auto"/>
+              <w:rPr>
+                <w:lang w:val="en-US"/>
+              </w:rPr>
+            </w:pPr>
+            <w:r>
+              <w:rPr>
+                <w:b/>
+                <w:lang w:val="en-US"/>
+              </w:rPr>
+              <w:t>CU-10</w:t>
+            </w:r>
+          </w:p>
+        </w:tc>
+        <w:tc>
+          <w:tcPr>
+            <w:tcW w:w="2880" w:type="dxa"/>
+            <w:tcBorders>
+              <w:top w:val="single" w:sz="4" w:space="0" w:color="auto"/>
+              <w:left w:val="single" w:sz="4" w:space="0" w:color="auto"/>
+              <w:bottom w:val="single" w:sz="4" w:space="0" w:color="auto"/>
+              <w:right w:val="single" w:sz="4" w:space="0" w:color="auto"/>
+            </w:tcBorders>
+            <w:hideMark/>
+          </w:tcPr>
+          <w:p>
+            <w:pPr>
+              <w:spacing w:after="160" w:line="278" w:lineRule="auto"/>
+            </w:pPr>
+            <w:r>
+              <w:t>Consultar historia clínica en sistema HIS</w:t>
+            </w:r>
+          </w:p>
+        </w:tc>
+        <w:tc>
+          <w:tcPr>
+            <w:tcW w:w="2880" w:type="dxa"/>
+            <w:tcBorders>
+              <w:top w:val="single" w:sz="4" w:space="0" w:color="auto"/>
+              <w:left w:val="single" w:sz="4" w:space="0" w:color="auto"/>
+              <w:bottom w:val="single" w:sz="4" w:space="0" w:color="auto"/>
+              <w:right w:val="single" w:sz="4" w:space="0" w:color="auto"/>
+            </w:tcBorders>
+            <w:hideMark/>
+          </w:tcPr>
+          <w:p>
+            <w:pPr>
+              <w:spacing w:after="160" w:line="278" w:lineRule="auto"/>
+            </w:pPr>
+            <w:r>
+              <w:t>Obtiene la información clínica previa del paciente desde el sistema HIS institucional para alimentar la consulta médica.</w:t>
+            </w:r>
+          </w:p>
+        </w:tc>
+      </w:tr>
+      <w:tr>
+        <w:tc>
+          <w:tcPr>
+            <w:tcW w:w="2880" w:type="dxa"/>
+            <w:tcBorders>
+              <w:top w:val="single" w:sz="4" w:space="0" w:color="auto"/>
+              <w:left w:val="single" w:sz="4" w:space="0" w:color="auto"/>
+              <w:bottom w:val="single" w:sz="4" w:space="0" w:color="auto"/>
+              <w:right w:val="single" w:sz="4" w:space="0" w:color="auto"/>
+            </w:tcBorders>
+            <w:hideMark/>
+          </w:tcPr>
+          <w:p>
+            <w:pPr>
+              <w:spacing w:after="160" w:line="278" w:lineRule="auto"/>
+              <w:rPr>
+                <w:lang w:val="en-US"/>
+              </w:rPr>
+            </w:pPr>
+            <w:r>
+              <w:rPr>
+                <w:b/>
+                <w:lang w:val="en-US"/>
+              </w:rPr>
+              <w:t>CU-11</w:t>
+            </w:r>
+          </w:p>
+        </w:tc>
+        <w:tc>
+          <w:tcPr>
+            <w:tcW w:w="2880" w:type="dxa"/>
+            <w:tcBorders>
+              <w:top w:val="single" w:sz="4" w:space="0" w:color="auto"/>
+              <w:left w:val="single" w:sz="4" w:space="0" w:color="auto"/>
+              <w:bottom w:val="single" w:sz="4" w:space="0" w:color="auto"/>
+              <w:right w:val="single" w:sz="4" w:space="0" w:color="auto"/>
+            </w:tcBorders>
+            <w:hideMark/>
+          </w:tcPr>
+          <w:p>
+            <w:pPr>
+              <w:spacing w:after="160" w:line="278" w:lineRule="auto"/>
+              <w:rPr>
+                <w:lang w:val="en-US"/>
+              </w:rPr>
+            </w:pPr>
+            <w:proofErr w:type="spellStart"/>
+            <w:r>
+              <w:rPr>
+                <w:lang w:val="en-US"/>
+              </w:rPr>
+              <w:t>Generar</w:t>
+            </w:r>
+            <w:proofErr w:type="spellEnd"/>
+            <w:r>
+              <w:rPr>
+                <w:lang w:val="en-US"/>
+              </w:rPr>
+              <w:t xml:space="preserve"> </w:t>
+            </w:r>
+            <w:proofErr w:type="spellStart"/>
+            <w:r>
+              <w:rPr>
+                <w:lang w:val="en-US"/>
+              </w:rPr>
+              <w:t>órdenes</w:t>
+            </w:r>
+            <w:proofErr w:type="spellEnd"/>
+            <w:r>
+              <w:rPr>
+                <w:lang w:val="en-US"/>
+              </w:rPr>
+              <w:t xml:space="preserve"> </w:t>
+            </w:r>
+            <w:proofErr w:type="spellStart"/>
+            <w:r>
+              <w:rPr>
+                <w:lang w:val="en-US"/>
+              </w:rPr>
+              <w:t>médicas</w:t>
+            </w:r>
+            <w:proofErr w:type="spellEnd"/>
+          </w:p>
+        </w:tc>
+        <w:tc>
+          <w:tcPr>
+            <w:tcW w:w="2880" w:type="dxa"/>
+            <w:tcBorders>
+              <w:top w:val="single" w:sz="4" w:space="0" w:color="auto"/>
+              <w:left w:val="single" w:sz="4" w:space="0" w:color="auto"/>
+              <w:bottom w:val="single" w:sz="4" w:space="0" w:color="auto"/>
+              <w:right w:val="single" w:sz="4" w:space="0" w:color="auto"/>
+            </w:tcBorders>
+            <w:hideMark/>
+          </w:tcPr>
+          <w:p>
+            <w:pPr>
+              <w:spacing w:after="160" w:line="278" w:lineRule="auto"/>
+            </w:pPr>
+            <w:r>
+              <w:t>Permite al profesional médico prescribir medicamentos, procedimientos clínicos o solicitudes de exámenes diagnósticos.</w:t>
+            </w:r>
+          </w:p>
+        </w:tc>
+      </w:tr>
+      <w:tr>
+        <w:tc>
+          <w:tcPr>
+            <w:tcW w:w="2880" w:type="dxa"/>
+            <w:tcBorders>
+              <w:top w:val="single" w:sz="4" w:space="0" w:color="auto"/>
+              <w:left w:val="single" w:sz="4" w:space="0" w:color="auto"/>
+              <w:bottom w:val="single" w:sz="4" w:space="0" w:color="auto"/>
+              <w:right w:val="single" w:sz="4" w:space="0" w:color="auto"/>
+            </w:tcBorders>
+            <w:hideMark/>
+          </w:tcPr>
+          <w:p>
+            <w:pPr>
+              <w:spacing w:after="160" w:line="278" w:lineRule="auto"/>
+              <w:rPr>
+                <w:lang w:val="en-US"/>
+              </w:rPr>
+            </w:pPr>
+            <w:r>
+              <w:rPr>
+                <w:b/>
+                <w:lang w:val="en-US"/>
+              </w:rPr>
+              <w:t>CU-12</w:t>
+            </w:r>
+          </w:p>
+        </w:tc>
+        <w:tc>
+          <w:tcPr>
+            <w:tcW w:w="2880" w:type="dxa"/>
+            <w:tcBorders>
+              <w:top w:val="single" w:sz="4" w:space="0" w:color="auto"/>
+              <w:left w:val="single" w:sz="4" w:space="0" w:color="auto"/>
+              <w:bottom w:val="single" w:sz="4" w:space="0" w:color="auto"/>
+              <w:right w:val="single" w:sz="4" w:space="0" w:color="auto"/>
+            </w:tcBorders>
+            <w:hideMark/>
+          </w:tcPr>
+          <w:p>
+            <w:pPr>
+              <w:spacing w:after="160" w:line="278" w:lineRule="auto"/>
+              <w:rPr>
+                <w:lang w:val="en-US"/>
+              </w:rPr>
+            </w:pPr>
+            <w:proofErr w:type="spellStart"/>
+            <w:r>
+              <w:rPr>
+                <w:lang w:val="en-US"/>
+              </w:rPr>
+              <w:t>Administrar</w:t>
+            </w:r>
+            <w:proofErr w:type="spellEnd"/>
+            <w:r>
+              <w:rPr>
+                <w:lang w:val="en-US"/>
+              </w:rPr>
+              <w:t xml:space="preserve"> agendas de </w:t>
+            </w:r>
+            <w:proofErr w:type="spellStart"/>
+            <w:r>
+              <w:rPr>
+                <w:lang w:val="en-US"/>
+              </w:rPr>
+              <w:t>profesionales</w:t>
+            </w:r>
+            <w:proofErr w:type="spellEnd"/>
+          </w:p>
+        </w:tc>
+        <w:tc>
+          <w:tcPr>
+            <w:tcW w:w="2880" w:type="dxa"/>
+            <w:tcBorders>
+              <w:top w:val="single" w:sz="4" w:space="0" w:color="auto"/>
+              <w:left w:val="single" w:sz="4" w:space="0" w:color="auto"/>
+              <w:bottom w:val="single" w:sz="4" w:space="0" w:color="auto"/>
+              <w:right w:val="single" w:sz="4" w:space="0" w:color="auto"/>
+            </w:tcBorders>
+            <w:hideMark/>
+          </w:tcPr>
+          <w:p>
+            <w:pPr>
+              <w:spacing w:after="160" w:line="278" w:lineRule="auto"/>
+            </w:pPr>
+            <w:r>
+              <w:t xml:space="preserve">Permite al auxiliar administrativo configurar calendarios, turnos y habilitar o bloquear franjas </w:t>
+            </w:r>
+            <w:r>
+              <w:lastRenderedPageBreak/>
+              <w:t>de atención de los médicos.</w:t>
+            </w:r>
+          </w:p>
+        </w:tc>
+      </w:tr>
+      <w:tr>
+        <w:tc>
+          <w:tcPr>
+            <w:tcW w:w="2880" w:type="dxa"/>
+            <w:tcBorders>
+              <w:top w:val="single" w:sz="4" w:space="0" w:color="auto"/>
+              <w:left w:val="single" w:sz="4" w:space="0" w:color="auto"/>
+              <w:bottom w:val="single" w:sz="4" w:space="0" w:color="auto"/>
+              <w:right w:val="single" w:sz="4" w:space="0" w:color="auto"/>
+            </w:tcBorders>
+            <w:hideMark/>
+          </w:tcPr>
+          <w:p>
+            <w:pPr>
+              <w:spacing w:after="160" w:line="278" w:lineRule="auto"/>
+              <w:rPr>
+                <w:lang w:val="en-US"/>
+              </w:rPr>
+            </w:pPr>
+            <w:r>
+              <w:rPr>
+                <w:b/>
+                <w:lang w:val="en-US"/>
+              </w:rPr>
+              <w:lastRenderedPageBreak/>
+              <w:t>CU-13</w:t>
+            </w:r>
+          </w:p>
+        </w:tc>
+        <w:tc>
+          <w:tcPr>
+            <w:tcW w:w="2880" w:type="dxa"/>
+            <w:tcBorders>
+              <w:top w:val="single" w:sz="4" w:space="0" w:color="auto"/>
+              <w:left w:val="single" w:sz="4" w:space="0" w:color="auto"/>
+              <w:bottom w:val="single" w:sz="4" w:space="0" w:color="auto"/>
+              <w:right w:val="single" w:sz="4" w:space="0" w:color="auto"/>
+            </w:tcBorders>
+            <w:hideMark/>
+          </w:tcPr>
+          <w:p>
+            <w:pPr>
+              <w:spacing w:after="160" w:line="278" w:lineRule="auto"/>
+            </w:pPr>
+            <w:r>
+              <w:t>Generar reportes de asistencia e inasistencia</w:t>
+            </w:r>
+          </w:p>
+        </w:tc>
+        <w:tc>
+          <w:tcPr>
+            <w:tcW w:w="2880" w:type="dxa"/>
+            <w:tcBorders>
+              <w:top w:val="single" w:sz="4" w:space="0" w:color="auto"/>
+              <w:left w:val="single" w:sz="4" w:space="0" w:color="auto"/>
+              <w:bottom w:val="single" w:sz="4" w:space="0" w:color="auto"/>
+              <w:right w:val="single" w:sz="4" w:space="0" w:color="auto"/>
+            </w:tcBorders>
+            <w:hideMark/>
+          </w:tcPr>
+          <w:p>
+            <w:pPr>
+              <w:spacing w:after="160" w:line="278" w:lineRule="auto"/>
+            </w:pPr>
+            <w:r>
+              <w:t>Permite al auxiliar administrativo emitir consolidados estadísticos sobre el cumplimiento de citas médicas en la institución.</w:t>
+            </w:r>
+          </w:p>
+        </w:tc>
+      </w:tr>
+      <w:tr>
+        <w:tc>
+          <w:tcPr>
+            <w:tcW w:w="2880" w:type="dxa"/>
+            <w:tcBorders>
+              <w:top w:val="single" w:sz="4" w:space="0" w:color="auto"/>
+              <w:left w:val="single" w:sz="4" w:space="0" w:color="auto"/>
+              <w:bottom w:val="single" w:sz="4" w:space="0" w:color="auto"/>
+              <w:right w:val="single" w:sz="4" w:space="0" w:color="auto"/>
+            </w:tcBorders>
+            <w:hideMark/>
+          </w:tcPr>
+          <w:p>
+            <w:pPr>
+              <w:spacing w:after="160" w:line="278" w:lineRule="auto"/>
+              <w:rPr>
+                <w:lang w:val="en-US"/>
+              </w:rPr>
+            </w:pPr>
+            <w:r>
+              <w:rPr>
+                <w:b/>
+                <w:lang w:val="en-US"/>
+              </w:rPr>
+              <w:t>CU-14</w:t>
+            </w:r>
+          </w:p>
+        </w:tc>
+        <w:tc>
+          <w:tcPr>
+            <w:tcW w:w="2880" w:type="dxa"/>
+            <w:tcBorders>
+              <w:top w:val="single" w:sz="4" w:space="0" w:color="auto"/>
+              <w:left w:val="single" w:sz="4" w:space="0" w:color="auto"/>
+              <w:bottom w:val="single" w:sz="4" w:space="0" w:color="auto"/>
+              <w:right w:val="single" w:sz="4" w:space="0" w:color="auto"/>
+            </w:tcBorders>
+            <w:hideMark/>
+          </w:tcPr>
+          <w:p>
+            <w:pPr>
+              <w:spacing w:after="160" w:line="278" w:lineRule="auto"/>
+            </w:pPr>
+            <w:r>
+              <w:t>Enviar recordatorio de cita médica</w:t>
+            </w:r>
+          </w:p>
+        </w:tc>
+        <w:tc>
+          <w:tcPr>
+            <w:tcW w:w="2880" w:type="dxa"/>
+            <w:tcBorders>
+              <w:top w:val="single" w:sz="4" w:space="0" w:color="auto"/>
+              <w:left w:val="single" w:sz="4" w:space="0" w:color="auto"/>
+              <w:bottom w:val="single" w:sz="4" w:space="0" w:color="auto"/>
+              <w:right w:val="single" w:sz="4" w:space="0" w:color="auto"/>
+            </w:tcBorders>
+            <w:hideMark/>
+          </w:tcPr>
+          <w:p>
+            <w:pPr>
+              <w:spacing w:after="160" w:line="278" w:lineRule="auto"/>
+            </w:pPr>
+            <w:r>
+              <w:t>Proceso automatizado que remite notificaciones por correo y SMS 24 horas antes de la cita a través del servicio de mensajería.</w:t>
+            </w:r>
+          </w:p>
+        </w:tc>
+      </w:tr>
+      <w:tr>
+        <w:tc>
+          <w:tcPr>
+            <w:tcW w:w="2880" w:type="dxa"/>
+            <w:tcBorders>
+              <w:top w:val="single" w:sz="4" w:space="0" w:color="auto"/>
+              <w:left w:val="single" w:sz="4" w:space="0" w:color="auto"/>
+              <w:bottom w:val="single" w:sz="4" w:space="0" w:color="auto"/>
+              <w:right w:val="single" w:sz="4" w:space="0" w:color="auto"/>
+            </w:tcBorders>
+            <w:hideMark/>
+          </w:tcPr>
+          <w:p>
+            <w:pPr>
+              <w:spacing w:after="160" w:line="278" w:lineRule="auto"/>
+              <w:rPr>
+                <w:lang w:val="en-US"/>
+              </w:rPr>
+            </w:pPr>
+            <w:r>
+              <w:rPr>
+                <w:b/>
+                <w:lang w:val="en-US"/>
+              </w:rPr>
+              <w:t>CU-15</w:t>
+            </w:r>
+          </w:p>
+        </w:tc>
+        <w:tc>
+          <w:tcPr>
+            <w:tcW w:w="2880" w:type="dxa"/>
+            <w:tcBorders>
+              <w:top w:val="single" w:sz="4" w:space="0" w:color="auto"/>
+              <w:left w:val="single" w:sz="4" w:space="0" w:color="auto"/>
+              <w:bottom w:val="single" w:sz="4" w:space="0" w:color="auto"/>
+              <w:right w:val="single" w:sz="4" w:space="0" w:color="auto"/>
+            </w:tcBorders>
+            <w:hideMark/>
+          </w:tcPr>
+          <w:p>
+            <w:pPr>
+              <w:spacing w:after="160" w:line="278" w:lineRule="auto"/>
+              <w:rPr>
+                <w:lang w:val="en-US"/>
+              </w:rPr>
+            </w:pPr>
+            <w:proofErr w:type="spellStart"/>
+            <w:r>
+              <w:rPr>
+                <w:lang w:val="en-US"/>
+              </w:rPr>
+              <w:t>Gestionar</w:t>
+            </w:r>
+            <w:proofErr w:type="spellEnd"/>
+            <w:r>
+              <w:rPr>
+                <w:lang w:val="en-US"/>
+              </w:rPr>
+              <w:t xml:space="preserve"> </w:t>
+            </w:r>
+            <w:proofErr w:type="spellStart"/>
+            <w:r>
+              <w:rPr>
+                <w:lang w:val="en-US"/>
+              </w:rPr>
+              <w:t>usuarios</w:t>
+            </w:r>
+            <w:proofErr w:type="spellEnd"/>
+            <w:r>
+              <w:rPr>
+                <w:lang w:val="en-US"/>
+              </w:rPr>
+              <w:t xml:space="preserve"> y roles</w:t>
+            </w:r>
+          </w:p>
+        </w:tc>
+        <w:tc>
+          <w:tcPr>
+            <w:tcW w:w="2880" w:type="dxa"/>
+            <w:tcBorders>
+              <w:top w:val="single" w:sz="4" w:space="0" w:color="auto"/>
+              <w:left w:val="single" w:sz="4" w:space="0" w:color="auto"/>
+              <w:bottom w:val="single" w:sz="4" w:space="0" w:color="auto"/>
+              <w:right w:val="single" w:sz="4" w:space="0" w:color="auto"/>
+            </w:tcBorders>
+            <w:hideMark/>
+          </w:tcPr>
+          <w:p>
+            <w:pPr>
+              <w:spacing w:after="160" w:line="278" w:lineRule="auto"/>
+            </w:pPr>
+            <w:r>
+              <w:t>Permite al administrador crear, modificar, activar, desactivar usuarios y asignar los perfiles y permisos correspondientes.</w:t>
+            </w:r>
+          </w:p>
+        </w:tc>
+      </w:tr>
+    </w:tbl>
+    <w:p>
+      <w:r>
+        <w:lastRenderedPageBreak/>
+        <w:br/>
+      </w:r>
+      <w:r>
+        <w:br/>
+      </w:r>
+      <w:r>
+        <w:rPr>
+          <w:noProof/>
+        </w:rPr>
+        <w:drawing>
+          <wp:inline distT="0" distB="0" distL="0" distR="0" wp14:anchorId="729B892F" wp14:editId="526CCB38">
+            <wp:extent cx="5608320" cy="3909060"/>
+            <wp:effectExtent l="0" t="0" r="0" b="0"/>
+            <wp:docPr id="323153691" name="Picture 1"/>
+            <wp:cNvGraphicFramePr>
+              <a:graphicFrameLocks xmlns:a="http://schemas.openxmlformats.org/drawingml/2006/main" noChangeAspect="1"/>
+            </wp:cNvGraphicFramePr>
+            <a:graphic xmlns:a="http://schemas.openxmlformats.org/drawingml/2006/main">
+              <a:graphicData uri="http://schemas.openxmlformats.org/drawingml/2006/picture">
+                <pic:pic xmlns:pic="http://schemas.openxmlformats.org/drawingml/2006/picture">
+                  <pic:nvPicPr>
+                    <pic:cNvPr id="0" name="Picture 1"/>
+                    <pic:cNvPicPr>
+                      <a:picLocks noChangeAspect="1" noChangeArrowheads="1"/>
+                    </pic:cNvPicPr>
+                  </pic:nvPicPr>
+                  <pic:blipFill>
+                    <a:blip r:embed="rId4" cstate="print">
+                      <a:extLst>
+                        <a:ext uri="{28A0092B-C50C-407E-A947-70E740481C1C}">
+                          <a14:useLocalDpi xmlns:a14="http://schemas.microsoft.com/office/drawing/2010/main" val="0"/>
+                        </a:ext>
+                      </a:extLst>
+                    </a:blip>
+                    <a:srcRect/>
+                    <a:stretch>
+                      <a:fillRect/>
+                    </a:stretch>
+                  </pic:blipFill>
+                  <pic:spPr bwMode="auto">
+                    <a:xfrm>
+                      <a:off x="0" y="0"/>
+                      <a:ext cx="5608320" cy="3909060"/>
+                    </a:xfrm>
+                    <a:prstGeom prst="rect">
+                      <a:avLst/>
+                    </a:prstGeom>
+                    <a:noFill/>
+                    <a:ln>
+                      <a:noFill/>
+                    </a:ln>
+                  </pic:spPr>
+                </pic:pic>
+              </a:graphicData>
+            </a:graphic>
+          </wp:inline>
+        </w:drawing>
+      </w:r>
+    </w:p>
+    <w:p>
+      <w:pPr>
+        <w:rPr>
+          <w:b/>
+          <w:bCs/>
+          <w:i/>
+          <w:iCs/>
+        </w:rPr>
+      </w:pPr>
+    </w:p>
+    <w:p>
+      <w:pPr>
+        <w:rPr>
+          <w:b/>
+          <w:bCs/>
+          <w:i/>
+          <w:iCs/>
+        </w:rPr>
+      </w:pPr>
+    </w:p>
+    <w:p>
+      <w:pPr>
+        <w:rPr>
+          <w:b/>
+          <w:bCs/>
+          <w:i/>
+          <w:iCs/>
+        </w:rPr>
+      </w:pPr>
+      <w:r>
+        <w:rPr>
+          <w:b/>
+          <w:bCs/>
+          <w:i/>
+          <w:iCs/>
+        </w:rPr>
+        <w:t>1. Cumplimiento de Condiciones UML 2.5</w:t>
+      </w:r>
+    </w:p>
+    <w:p>
+      <w:r>
+        <w:rPr>
+          <w:b/>
+        </w:rPr>
+        <w:t>Frontera del sistema:</w:t>
+      </w:r>
+      <w:r>
+        <w:t xml:space="preserve"> Representada con un rectángulo rotulado como `Sistema «</w:t>
+      </w:r>
+      <w:proofErr w:type="spellStart"/>
+      <w:r>
+        <w:t>MiCita</w:t>
+      </w:r>
+      <w:proofErr w:type="spellEnd"/>
+      <w:r>
+        <w:t xml:space="preserve"> </w:t>
+      </w:r>
+      <w:proofErr w:type="gramStart"/>
+      <w:r>
+        <w:t>Salud»`</w:t>
+      </w:r>
+      <w:proofErr w:type="gramEnd"/>
+      <w:r>
+        <w:t>. Todos los casos de uso residen en su interior; los actores están ubicados en el exterior.</w:t>
+      </w:r>
+    </w:p>
+    <w:p>
+      <w:r>
+        <w:rPr>
+          <w:b/>
+        </w:rPr>
+        <w:t>Asociaciones:</w:t>
+      </w:r>
+      <w:r>
+        <w:t xml:space="preserve"> Líneas continuas sin flechas entre cada actor y los casos de uso en los que interactúa.</w:t>
+      </w:r>
+    </w:p>
+    <w:p>
+      <w:r>
+        <w:rPr>
+          <w:b/>
+        </w:rPr>
+        <w:t>Generalización de Actores:</w:t>
+      </w:r>
+      <w:r>
+        <w:t xml:space="preserve"> `Paciente Afiliado` y `Paciente Particular` heredan del actor general `Paciente` mediante línea </w:t>
+      </w:r>
+      <w:proofErr w:type="gramStart"/>
+      <w:r>
+        <w:t>continua</w:t>
+      </w:r>
+      <w:proofErr w:type="gramEnd"/>
+      <w:r>
+        <w:t xml:space="preserve"> terminada en un </w:t>
+      </w:r>
+      <w:r>
+        <w:rPr>
+          <w:b/>
+        </w:rPr>
+        <w:t>triángulo hueco cerrado</w:t>
+      </w:r>
+      <w:r>
+        <w:t xml:space="preserve"> apuntando hacia el elemento general `Paciente`.</w:t>
+      </w:r>
+    </w:p>
+    <w:p>
+      <w:r>
+        <w:rPr>
+          <w:b/>
+        </w:rPr>
+        <w:t>Relaciones «</w:t>
+      </w:r>
+      <w:proofErr w:type="spellStart"/>
+      <w:r>
+        <w:rPr>
+          <w:b/>
+        </w:rPr>
+        <w:t>include</w:t>
+      </w:r>
+      <w:proofErr w:type="spellEnd"/>
+      <w:r>
+        <w:rPr>
+          <w:b/>
+        </w:rPr>
+        <w:t>»:</w:t>
+      </w:r>
+      <w:r>
+        <w:t xml:space="preserve"> Representadas con línea discontinua/punteada y </w:t>
+      </w:r>
+      <w:r>
+        <w:rPr>
+          <w:b/>
+        </w:rPr>
+        <w:t>flecha abierta</w:t>
+      </w:r>
+      <w:r>
+        <w:t xml:space="preserve"> dirigida hacia el caso de uso incluido:</w:t>
+      </w:r>
+    </w:p>
+    <w:p>
+      <w:r>
+        <w:t>`Solicitar cita médica` -&gt; «</w:t>
+      </w:r>
+      <w:proofErr w:type="spellStart"/>
+      <w:r>
+        <w:t>include</w:t>
+      </w:r>
+      <w:proofErr w:type="spellEnd"/>
+      <w:r>
+        <w:t>» -&gt; `Validar identidad de usuario`</w:t>
+      </w:r>
+    </w:p>
+    <w:p>
+      <w:r>
+        <w:lastRenderedPageBreak/>
+        <w:t>`Cancelar o reprogramar cita médica` -&gt; «</w:t>
+      </w:r>
+      <w:proofErr w:type="spellStart"/>
+      <w:r>
+        <w:t>include</w:t>
+      </w:r>
+      <w:proofErr w:type="spellEnd"/>
+      <w:r>
+        <w:t>» -&gt; `Validar identidad de usuario`</w:t>
+      </w:r>
+    </w:p>
+    <w:p>
+      <w:r>
+        <w:t>`Registrar evolución de consulta` -&gt; «</w:t>
+      </w:r>
+      <w:proofErr w:type="spellStart"/>
+      <w:r>
+        <w:t>include</w:t>
+      </w:r>
+      <w:proofErr w:type="spellEnd"/>
+      <w:r>
+        <w:t>» -&gt; `Consultar historia clínica en sistema HIS`</w:t>
+      </w:r>
+    </w:p>
+    <w:p>
+      <w:r>
+        <w:t>`Gestionar usuarios y roles` -&gt; «</w:t>
+      </w:r>
+      <w:proofErr w:type="spellStart"/>
+      <w:r>
+        <w:t>include</w:t>
+      </w:r>
+      <w:proofErr w:type="spellEnd"/>
+      <w:r>
+        <w:t>» -&gt; `Validar identidad de usuario`</w:t>
+      </w:r>
+    </w:p>
+    <w:p>
+      <w:r>
+        <w:rPr>
+          <w:b/>
+        </w:rPr>
+        <w:t>Relaciones «</w:t>
+      </w:r>
+      <w:proofErr w:type="spellStart"/>
+      <w:r>
+        <w:rPr>
+          <w:b/>
+        </w:rPr>
+        <w:t>extend</w:t>
+      </w:r>
+      <w:proofErr w:type="spellEnd"/>
+      <w:r>
+        <w:rPr>
+          <w:b/>
+        </w:rPr>
+        <w:t>»:</w:t>
+      </w:r>
+      <w:r>
+        <w:t xml:space="preserve"> Representadas con línea discontinua/punteada y </w:t>
+      </w:r>
+      <w:r>
+        <w:rPr>
+          <w:b/>
+        </w:rPr>
+        <w:t>flecha abierta</w:t>
+      </w:r>
+      <w:r>
+        <w:t xml:space="preserve"> dirigida hacia el caso de uso base:</w:t>
+      </w:r>
+    </w:p>
+    <w:p>
+      <w:r>
+        <w:t>`Adjuntar resultados de exámenes` -&gt; «</w:t>
+      </w:r>
+      <w:proofErr w:type="spellStart"/>
+      <w:r>
+        <w:t>extend</w:t>
+      </w:r>
+      <w:proofErr w:type="spellEnd"/>
+      <w:r>
+        <w:t xml:space="preserve">» -&gt; `Solicitar cita médica` </w:t>
+      </w:r>
+      <w:r>
+        <w:rPr>
+          <w:i/>
+        </w:rPr>
+        <w:t>(Punto de extensión: Selección de archivos médicos; condición: si el paciente decide anexar exámenes previos)</w:t>
+      </w:r>
+      <w:r>
+        <w:t>.</w:t>
+      </w:r>
+    </w:p>
+    <w:p>
+      <w:r>
+        <w:rPr>
+          <w:b/>
+        </w:rPr>
+        <w:t>Actores secundarios (Sistemas externos):</w:t>
+      </w:r>
+      <w:r>
+        <w:t xml:space="preserve"> Ubicados a la derecha de la frontera: `Pasarela de Pagos (Externa)`, `Sistema HIS (Historia </w:t>
+      </w:r>
+      <w:proofErr w:type="gramStart"/>
+      <w:r>
+        <w:t>Clínica)`</w:t>
+      </w:r>
+      <w:proofErr w:type="gramEnd"/>
+      <w:r>
+        <w:t xml:space="preserve"> y `Servicio de Mensajería (SMS/</w:t>
+      </w:r>
+      <w:proofErr w:type="gramStart"/>
+      <w:r>
+        <w:t>Email)`</w:t>
+      </w:r>
+      <w:proofErr w:type="gramEnd"/>
+      <w:r>
+        <w:t>.</w:t>
+      </w:r>
+    </w:p>
+    <w:p>
+      <w:r>
+        <w:rPr>
+          <w:b/>
+        </w:rPr>
+        <w:t>Nomenclatura:</w:t>
+      </w:r>
+      <w:r>
+        <w:t xml:space="preserve"> Todos los casos de uso inician con verbo en infinitivo + objeto; actores con sustantivos que denotan roles.</w:t>
+      </w:r>
+    </w:p>
+    <w:p>
+      <w:pPr>
+        <w:rPr>
+          <w:b/>
+          <w:bCs/>
+        </w:rPr>
+      </w:pPr>
+      <w:r>
+        <w:br/>
+      </w:r>
+      <w:r>
+        <w:rPr>
+          <w:b/>
+          <w:bCs/>
+        </w:rPr>
+        <w:t>FASE 4. Especificación Textual de Casos de Uso (0.9 puntos)</w:t>
+      </w:r>
+    </w:p>
+    <w:p>
+      <w:pPr>
+        <w:rPr>
+          <w:b/>
+          <w:bCs/>
+          <w:i/>
+          <w:iCs/>
+        </w:rPr>
+      </w:pPr>
+      <w:r>
+        <w:rPr>
+          <w:b/>
+          <w:bCs/>
+          <w:i/>
+          <w:iCs/>
+        </w:rPr>
+        <w:t>Especificación 1: Caso de Uso con Relación «</w:t>
+      </w:r>
+      <w:proofErr w:type="spellStart"/>
+      <w:r>
+        <w:rPr>
+          <w:b/>
+          <w:bCs/>
+          <w:i/>
+          <w:iCs/>
+        </w:rPr>
+        <w:t>extend</w:t>
+      </w:r>
+      <w:proofErr w:type="spellEnd"/>
+      <w:r>
+        <w:rPr>
+          <w:b/>
+          <w:bCs/>
+          <w:i/>
+          <w:iCs/>
+        </w:rPr>
+        <w:t>»</w:t>
+      </w:r>
+    </w:p>
+    <w:tbl>
+      <w:tblPr>
+        <w:tblStyle w:val="TableGrid"/>
+        <w:tblW w:w="0" w:type="auto"/>
+        <w:tblLook w:val="04A0" w:firstRow="1" w:lastRow="0" w:firstColumn="1" w:lastColumn="0" w:noHBand="0" w:noVBand="1"/>
+      </w:tblPr>
+      <w:tblGrid>
+        <w:gridCol w:w="4320"/>
+        <w:gridCol w:w="4320"/>
+      </w:tblGrid>
+      <w:tr>
+        <w:tc>
+          <w:tcPr>
+            <w:tcW w:w="4320" w:type="dxa"/>
+            <w:tcBorders>
+              <w:top w:val="single" w:sz="4" w:space="0" w:color="auto"/>
+              <w:left w:val="single" w:sz="4" w:space="0" w:color="auto"/>
+              <w:bottom w:val="single" w:sz="4" w:space="0" w:color="auto"/>
+              <w:right w:val="single" w:sz="4" w:space="0" w:color="auto"/>
+            </w:tcBorders>
+            <w:hideMark/>
+          </w:tcPr>
+          <w:p>
+            <w:pPr>
+              <w:spacing w:after="160" w:line="278" w:lineRule="auto"/>
+              <w:rPr>
+                <w:lang w:val="en-US"/>
+              </w:rPr>
+            </w:pPr>
+            <w:r>
+              <w:rPr>
+                <w:lang w:val="en-US"/>
+              </w:rPr>
+              <w:t>Campo</w:t>
+            </w:r>
+          </w:p>
+        </w:tc>
+        <w:tc>
+          <w:tcPr>
+            <w:tcW w:w="4320" w:type="dxa"/>
+            <w:tcBorders>
+              <w:top w:val="single" w:sz="4" w:space="0" w:color="auto"/>
+              <w:left w:val="single" w:sz="4" w:space="0" w:color="auto"/>
+              <w:bottom w:val="single" w:sz="4" w:space="0" w:color="auto"/>
+              <w:right w:val="single" w:sz="4" w:space="0" w:color="auto"/>
+            </w:tcBorders>
+            <w:hideMark/>
+          </w:tcPr>
+          <w:p>
+            <w:pPr>
+              <w:spacing w:after="160" w:line="278" w:lineRule="auto"/>
+              <w:rPr>
+                <w:lang w:val="en-US"/>
+              </w:rPr>
+            </w:pPr>
+            <w:proofErr w:type="spellStart"/>
+            <w:r>
+              <w:rPr>
+                <w:lang w:val="en-US"/>
+              </w:rPr>
+              <w:t>Detalle</w:t>
+            </w:r>
+            <w:proofErr w:type="spellEnd"/>
+          </w:p>
+        </w:tc>
+      </w:tr>
+      <w:tr>
+        <w:tc>
+          <w:tcPr>
+            <w:tcW w:w="4320" w:type="dxa"/>
+            <w:tcBorders>
+              <w:top w:val="single" w:sz="4" w:space="0" w:color="auto"/>
+              <w:left w:val="single" w:sz="4" w:space="0" w:color="auto"/>
+              <w:bottom w:val="single" w:sz="4" w:space="0" w:color="auto"/>
+              <w:right w:val="single" w:sz="4" w:space="0" w:color="auto"/>
+            </w:tcBorders>
+            <w:hideMark/>
+          </w:tcPr>
+          <w:p>
+            <w:pPr>
+              <w:spacing w:after="160" w:line="278" w:lineRule="auto"/>
+              <w:rPr>
+                <w:lang w:val="en-US"/>
+              </w:rPr>
+            </w:pPr>
+            <w:proofErr w:type="spellStart"/>
+            <w:r>
+              <w:rPr>
+                <w:b/>
+                <w:lang w:val="en-US"/>
+              </w:rPr>
+              <w:t>Identificador</w:t>
+            </w:r>
+            <w:proofErr w:type="spellEnd"/>
+          </w:p>
+        </w:tc>
+        <w:tc>
+          <w:tcPr>
+            <w:tcW w:w="4320" w:type="dxa"/>
+            <w:tcBorders>
+              <w:top w:val="single" w:sz="4" w:space="0" w:color="auto"/>
+              <w:left w:val="single" w:sz="4" w:space="0" w:color="auto"/>
+              <w:bottom w:val="single" w:sz="4" w:space="0" w:color="auto"/>
+              <w:right w:val="single" w:sz="4" w:space="0" w:color="auto"/>
+            </w:tcBorders>
+            <w:hideMark/>
+          </w:tcPr>
+          <w:p>
+            <w:pPr>
+              <w:spacing w:after="160" w:line="278" w:lineRule="auto"/>
+              <w:rPr>
+                <w:lang w:val="en-US"/>
+              </w:rPr>
+            </w:pPr>
+            <w:r>
+              <w:rPr>
+                <w:b/>
+                <w:lang w:val="en-US"/>
+              </w:rPr>
+              <w:t>CU-04</w:t>
+            </w:r>
+          </w:p>
+        </w:tc>
+      </w:tr>
+      <w:tr>
+        <w:tc>
+          <w:tcPr>
+            <w:tcW w:w="4320" w:type="dxa"/>
+            <w:tcBorders>
+              <w:top w:val="single" w:sz="4" w:space="0" w:color="auto"/>
+              <w:left w:val="single" w:sz="4" w:space="0" w:color="auto"/>
+              <w:bottom w:val="single" w:sz="4" w:space="0" w:color="auto"/>
+              <w:right w:val="single" w:sz="4" w:space="0" w:color="auto"/>
+            </w:tcBorders>
+            <w:hideMark/>
+          </w:tcPr>
+          <w:p>
+            <w:pPr>
+              <w:spacing w:after="160" w:line="278" w:lineRule="auto"/>
+              <w:rPr>
+                <w:lang w:val="en-US"/>
+              </w:rPr>
+            </w:pPr>
+            <w:r>
+              <w:rPr>
+                <w:b/>
+                <w:lang w:val="en-US"/>
+              </w:rPr>
+              <w:t>Nombre</w:t>
+            </w:r>
+          </w:p>
+        </w:tc>
+        <w:tc>
+          <w:tcPr>
+            <w:tcW w:w="4320" w:type="dxa"/>
+            <w:tcBorders>
+              <w:top w:val="single" w:sz="4" w:space="0" w:color="auto"/>
+              <w:left w:val="single" w:sz="4" w:space="0" w:color="auto"/>
+              <w:bottom w:val="single" w:sz="4" w:space="0" w:color="auto"/>
+              <w:right w:val="single" w:sz="4" w:space="0" w:color="auto"/>
+            </w:tcBorders>
+            <w:hideMark/>
+          </w:tcPr>
+          <w:p>
+            <w:pPr>
+              <w:spacing w:after="160" w:line="278" w:lineRule="auto"/>
+              <w:rPr>
+                <w:lang w:val="en-US"/>
+              </w:rPr>
+            </w:pPr>
+            <w:proofErr w:type="spellStart"/>
+            <w:r>
+              <w:rPr>
+                <w:b/>
+                <w:lang w:val="en-US"/>
+              </w:rPr>
+              <w:t>Solicitar</w:t>
+            </w:r>
+            <w:proofErr w:type="spellEnd"/>
+            <w:r>
+              <w:rPr>
+                <w:b/>
+                <w:lang w:val="en-US"/>
+              </w:rPr>
+              <w:t xml:space="preserve"> </w:t>
+            </w:r>
+            <w:proofErr w:type="spellStart"/>
+            <w:r>
+              <w:rPr>
+                <w:b/>
+                <w:lang w:val="en-US"/>
+              </w:rPr>
+              <w:t>cita</w:t>
+            </w:r>
+            <w:proofErr w:type="spellEnd"/>
+            <w:r>
+              <w:rPr>
+                <w:b/>
+                <w:lang w:val="en-US"/>
+              </w:rPr>
+              <w:t xml:space="preserve"> </w:t>
+            </w:r>
+            <w:proofErr w:type="spellStart"/>
+            <w:r>
+              <w:rPr>
+                <w:b/>
+                <w:lang w:val="en-US"/>
+              </w:rPr>
+              <w:t>médica</w:t>
+            </w:r>
+            <w:proofErr w:type="spellEnd"/>
+          </w:p>
+        </w:tc>
+      </w:tr>
+      <w:tr>
+        <w:tc>
+          <w:tcPr>
+            <w:tcW w:w="4320" w:type="dxa"/>
+            <w:tcBorders>
+              <w:top w:val="single" w:sz="4" w:space="0" w:color="auto"/>
+              <w:left w:val="single" w:sz="4" w:space="0" w:color="auto"/>
+              <w:bottom w:val="single" w:sz="4" w:space="0" w:color="auto"/>
+              <w:right w:val="single" w:sz="4" w:space="0" w:color="auto"/>
+            </w:tcBorders>
+            <w:hideMark/>
+          </w:tcPr>
+          <w:p>
+            <w:pPr>
+              <w:spacing w:after="160" w:line="278" w:lineRule="auto"/>
+              <w:rPr>
+                <w:lang w:val="en-US"/>
+              </w:rPr>
+            </w:pPr>
+            <w:r>
+              <w:rPr>
+                <w:b/>
+                <w:lang w:val="en-US"/>
+              </w:rPr>
+              <w:t xml:space="preserve">Actor </w:t>
+            </w:r>
+            <w:proofErr w:type="spellStart"/>
+            <w:r>
+              <w:rPr>
+                <w:b/>
+                <w:lang w:val="en-US"/>
+              </w:rPr>
+              <w:t>primario</w:t>
+            </w:r>
+            <w:proofErr w:type="spellEnd"/>
+          </w:p>
+        </w:tc>
+        <w:tc>
+          <w:tcPr>
+            <w:tcW w:w="4320" w:type="dxa"/>
+            <w:tcBorders>
+              <w:top w:val="single" w:sz="4" w:space="0" w:color="auto"/>
+              <w:left w:val="single" w:sz="4" w:space="0" w:color="auto"/>
+              <w:bottom w:val="single" w:sz="4" w:space="0" w:color="auto"/>
+              <w:right w:val="single" w:sz="4" w:space="0" w:color="auto"/>
+            </w:tcBorders>
+            <w:hideMark/>
+          </w:tcPr>
+          <w:p>
+            <w:pPr>
+              <w:spacing w:after="160" w:line="278" w:lineRule="auto"/>
+            </w:pPr>
+            <w:r>
+              <w:t>Paciente (incluye Paciente Afiliado y Paciente Particular)</w:t>
+            </w:r>
+          </w:p>
+        </w:tc>
+      </w:tr>
+      <w:tr>
+        <w:tc>
+          <w:tcPr>
+            <w:tcW w:w="4320" w:type="dxa"/>
+            <w:tcBorders>
+              <w:top w:val="single" w:sz="4" w:space="0" w:color="auto"/>
+              <w:left w:val="single" w:sz="4" w:space="0" w:color="auto"/>
+              <w:bottom w:val="single" w:sz="4" w:space="0" w:color="auto"/>
+              <w:right w:val="single" w:sz="4" w:space="0" w:color="auto"/>
+            </w:tcBorders>
+            <w:hideMark/>
+          </w:tcPr>
+          <w:p>
+            <w:pPr>
+              <w:spacing w:after="160" w:line="278" w:lineRule="auto"/>
+              <w:rPr>
+                <w:lang w:val="en-US"/>
+              </w:rPr>
+            </w:pPr>
+            <w:proofErr w:type="spellStart"/>
+            <w:r>
+              <w:rPr>
+                <w:b/>
+                <w:lang w:val="en-US"/>
+              </w:rPr>
+              <w:t>Actores</w:t>
+            </w:r>
+            <w:proofErr w:type="spellEnd"/>
+            <w:r>
+              <w:rPr>
+                <w:b/>
+                <w:lang w:val="en-US"/>
+              </w:rPr>
+              <w:t xml:space="preserve"> </w:t>
+            </w:r>
+            <w:proofErr w:type="spellStart"/>
+            <w:r>
+              <w:rPr>
+                <w:b/>
+                <w:lang w:val="en-US"/>
+              </w:rPr>
+              <w:t>secundarios</w:t>
+            </w:r>
+            <w:proofErr w:type="spellEnd"/>
+          </w:p>
+        </w:tc>
+        <w:tc>
+          <w:tcPr>
+            <w:tcW w:w="4320" w:type="dxa"/>
+            <w:tcBorders>
+              <w:top w:val="single" w:sz="4" w:space="0" w:color="auto"/>
+              <w:left w:val="single" w:sz="4" w:space="0" w:color="auto"/>
+              <w:bottom w:val="single" w:sz="4" w:space="0" w:color="auto"/>
+              <w:right w:val="single" w:sz="4" w:space="0" w:color="auto"/>
+            </w:tcBorders>
+            <w:hideMark/>
+          </w:tcPr>
+          <w:p>
+            <w:pPr>
+              <w:spacing w:after="160" w:line="278" w:lineRule="auto"/>
+            </w:pPr>
+            <w:r>
+              <w:t>Pasarela de Pagos Externa (aplica si el actor es Paciente Particular)</w:t>
+            </w:r>
+          </w:p>
+        </w:tc>
+      </w:tr>
+      <w:tr>
+        <w:tc>
+          <w:tcPr>
+            <w:tcW w:w="4320" w:type="dxa"/>
+            <w:tcBorders>
+              <w:top w:val="single" w:sz="4" w:space="0" w:color="auto"/>
+              <w:left w:val="single" w:sz="4" w:space="0" w:color="auto"/>
+              <w:bottom w:val="single" w:sz="4" w:space="0" w:color="auto"/>
+              <w:right w:val="single" w:sz="4" w:space="0" w:color="auto"/>
+            </w:tcBorders>
+            <w:hideMark/>
+          </w:tcPr>
+          <w:p>
+            <w:pPr>
+              <w:spacing w:after="160" w:line="278" w:lineRule="auto"/>
+              <w:rPr>
+                <w:lang w:val="en-US"/>
+              </w:rPr>
+            </w:pPr>
+            <w:proofErr w:type="spellStart"/>
+            <w:r>
+              <w:rPr>
+                <w:b/>
+                <w:lang w:val="en-US"/>
+              </w:rPr>
+              <w:t>Descripción</w:t>
+            </w:r>
+            <w:proofErr w:type="spellEnd"/>
+            <w:r>
+              <w:rPr>
+                <w:b/>
+                <w:lang w:val="en-US"/>
+              </w:rPr>
+              <w:t xml:space="preserve"> / </w:t>
+            </w:r>
+            <w:proofErr w:type="spellStart"/>
+            <w:r>
+              <w:rPr>
+                <w:b/>
+                <w:lang w:val="en-US"/>
+              </w:rPr>
+              <w:t>propósito</w:t>
+            </w:r>
+            <w:proofErr w:type="spellEnd"/>
+          </w:p>
+        </w:tc>
+        <w:tc>
+          <w:tcPr>
+            <w:tcW w:w="4320" w:type="dxa"/>
+            <w:tcBorders>
+              <w:top w:val="single" w:sz="4" w:space="0" w:color="auto"/>
+              <w:left w:val="single" w:sz="4" w:space="0" w:color="auto"/>
+              <w:bottom w:val="single" w:sz="4" w:space="0" w:color="auto"/>
+              <w:right w:val="single" w:sz="4" w:space="0" w:color="auto"/>
+            </w:tcBorders>
+            <w:hideMark/>
+          </w:tcPr>
+          <w:p>
+            <w:pPr>
+              <w:spacing w:after="160" w:line="278" w:lineRule="auto"/>
+            </w:pPr>
+            <w:r>
+              <w:t>Permitir al paciente agendar una cita médica seleccionando la sede, especialidad, profesional y horario disponible en la plataforma «</w:t>
+            </w:r>
+            <w:proofErr w:type="spellStart"/>
+            <w:r>
+              <w:t>MiCita</w:t>
+            </w:r>
+            <w:proofErr w:type="spellEnd"/>
+            <w:r>
+              <w:t xml:space="preserve"> Salud».</w:t>
+            </w:r>
+          </w:p>
+        </w:tc>
+      </w:tr>
+      <w:tr>
+        <w:tc>
+          <w:tcPr>
+            <w:tcW w:w="4320" w:type="dxa"/>
+            <w:tcBorders>
+              <w:top w:val="single" w:sz="4" w:space="0" w:color="auto"/>
+              <w:left w:val="single" w:sz="4" w:space="0" w:color="auto"/>
+              <w:bottom w:val="single" w:sz="4" w:space="0" w:color="auto"/>
+              <w:right w:val="single" w:sz="4" w:space="0" w:color="auto"/>
+            </w:tcBorders>
+            <w:hideMark/>
+          </w:tcPr>
+          <w:p>
+            <w:pPr>
+              <w:spacing w:after="160" w:line="278" w:lineRule="auto"/>
+              <w:rPr>
+                <w:lang w:val="en-US"/>
+              </w:rPr>
+            </w:pPr>
+            <w:proofErr w:type="spellStart"/>
+            <w:r>
+              <w:rPr>
+                <w:b/>
+                <w:lang w:val="en-US"/>
+              </w:rPr>
+              <w:t>Precondiciones</w:t>
+            </w:r>
+            <w:proofErr w:type="spellEnd"/>
+          </w:p>
+        </w:tc>
+        <w:tc>
+          <w:tcPr>
+            <w:tcW w:w="4320" w:type="dxa"/>
+            <w:tcBorders>
+              <w:top w:val="single" w:sz="4" w:space="0" w:color="auto"/>
+              <w:left w:val="single" w:sz="4" w:space="0" w:color="auto"/>
+              <w:bottom w:val="single" w:sz="4" w:space="0" w:color="auto"/>
+              <w:right w:val="single" w:sz="4" w:space="0" w:color="auto"/>
+            </w:tcBorders>
+            <w:hideMark/>
+          </w:tcPr>
+          <w:p>
+            <w:pPr>
+              <w:spacing w:after="160" w:line="278" w:lineRule="auto"/>
+            </w:pPr>
+            <w:r>
+              <w:t>1. El paciente debe estar registrado en el sistema.</w:t>
+            </w:r>
+            <w:r>
+              <w:br/>
+              <w:t xml:space="preserve">2. El profesional de la salud debe contar </w:t>
+            </w:r>
+            <w:r>
+              <w:lastRenderedPageBreak/>
+              <w:t>con franjas horarias habilitadas en la sede seleccionada.</w:t>
+            </w:r>
+          </w:p>
+        </w:tc>
+      </w:tr>
+      <w:tr>
+        <w:tc>
+          <w:tcPr>
+            <w:tcW w:w="4320" w:type="dxa"/>
+            <w:tcBorders>
+              <w:top w:val="single" w:sz="4" w:space="0" w:color="auto"/>
+              <w:left w:val="single" w:sz="4" w:space="0" w:color="auto"/>
+              <w:bottom w:val="single" w:sz="4" w:space="0" w:color="auto"/>
+              <w:right w:val="single" w:sz="4" w:space="0" w:color="auto"/>
+            </w:tcBorders>
+            <w:hideMark/>
+          </w:tcPr>
+          <w:p>
+            <w:pPr>
+              <w:spacing w:after="160" w:line="278" w:lineRule="auto"/>
+              <w:rPr>
+                <w:lang w:val="en-US"/>
+              </w:rPr>
+            </w:pPr>
+            <w:proofErr w:type="spellStart"/>
+            <w:r>
+              <w:rPr>
+                <w:b/>
+                <w:lang w:val="en-US"/>
+              </w:rPr>
+              <w:lastRenderedPageBreak/>
+              <w:t>Postcondiciones</w:t>
+            </w:r>
+            <w:proofErr w:type="spellEnd"/>
+          </w:p>
+        </w:tc>
+        <w:tc>
+          <w:tcPr>
+            <w:tcW w:w="4320" w:type="dxa"/>
+            <w:tcBorders>
+              <w:top w:val="single" w:sz="4" w:space="0" w:color="auto"/>
+              <w:left w:val="single" w:sz="4" w:space="0" w:color="auto"/>
+              <w:bottom w:val="single" w:sz="4" w:space="0" w:color="auto"/>
+              <w:right w:val="single" w:sz="4" w:space="0" w:color="auto"/>
+            </w:tcBorders>
+            <w:hideMark/>
+          </w:tcPr>
+          <w:p>
+            <w:pPr>
+              <w:spacing w:after="160" w:line="278" w:lineRule="auto"/>
+              <w:rPr>
+                <w:lang w:val="en-US"/>
+              </w:rPr>
+            </w:pPr>
+            <w:r>
+              <w:t>1. La cita queda registrada en la base de datos con estado "Confirmada" (o "Pendiente de pago" si ocurre fallo en pasarela).</w:t>
+            </w:r>
+            <w:r>
+              <w:br/>
+              <w:t>2. La franja horaria queda bloqueada en la agenda del profesional.</w:t>
+            </w:r>
+            <w:r>
+              <w:br/>
+            </w:r>
+            <w:r>
+              <w:rPr>
+                <w:lang w:val="en-US"/>
+              </w:rPr>
+              <w:t xml:space="preserve">3. Se </w:t>
+            </w:r>
+            <w:proofErr w:type="spellStart"/>
+            <w:r>
+              <w:rPr>
+                <w:lang w:val="en-US"/>
+              </w:rPr>
+              <w:t>programa</w:t>
+            </w:r>
+            <w:proofErr w:type="spellEnd"/>
+            <w:r>
+              <w:rPr>
+                <w:lang w:val="en-US"/>
+              </w:rPr>
+              <w:t xml:space="preserve"> el </w:t>
+            </w:r>
+            <w:proofErr w:type="spellStart"/>
+            <w:r>
+              <w:rPr>
+                <w:lang w:val="en-US"/>
+              </w:rPr>
+              <w:t>envío</w:t>
+            </w:r>
+            <w:proofErr w:type="spellEnd"/>
+            <w:r>
+              <w:rPr>
+                <w:lang w:val="en-US"/>
+              </w:rPr>
+              <w:t xml:space="preserve"> </w:t>
+            </w:r>
+            <w:proofErr w:type="spellStart"/>
+            <w:r>
+              <w:rPr>
+                <w:lang w:val="en-US"/>
+              </w:rPr>
+              <w:t>automático</w:t>
+            </w:r>
+            <w:proofErr w:type="spellEnd"/>
+            <w:r>
+              <w:rPr>
+                <w:lang w:val="en-US"/>
+              </w:rPr>
+              <w:t xml:space="preserve"> del </w:t>
+            </w:r>
+            <w:proofErr w:type="spellStart"/>
+            <w:r>
+              <w:rPr>
+                <w:lang w:val="en-US"/>
+              </w:rPr>
+              <w:t>recordatorio</w:t>
+            </w:r>
+            <w:proofErr w:type="spellEnd"/>
+            <w:r>
+              <w:rPr>
+                <w:lang w:val="en-US"/>
+              </w:rPr>
+              <w:t>.</w:t>
+            </w:r>
+          </w:p>
+        </w:tc>
+      </w:tr>
+      <w:tr>
+        <w:tc>
+          <w:tcPr>
+            <w:tcW w:w="4320" w:type="dxa"/>
+            <w:tcBorders>
+              <w:top w:val="single" w:sz="4" w:space="0" w:color="auto"/>
+              <w:left w:val="single" w:sz="4" w:space="0" w:color="auto"/>
+              <w:bottom w:val="single" w:sz="4" w:space="0" w:color="auto"/>
+              <w:right w:val="single" w:sz="4" w:space="0" w:color="auto"/>
+            </w:tcBorders>
+            <w:hideMark/>
+          </w:tcPr>
+          <w:p>
+            <w:pPr>
+              <w:spacing w:after="160" w:line="278" w:lineRule="auto"/>
+              <w:rPr>
+                <w:lang w:val="en-US"/>
+              </w:rPr>
+            </w:pPr>
+            <w:proofErr w:type="spellStart"/>
+            <w:r>
+              <w:rPr>
+                <w:b/>
+                <w:lang w:val="en-US"/>
+              </w:rPr>
+              <w:t>Flujo</w:t>
+            </w:r>
+            <w:proofErr w:type="spellEnd"/>
+            <w:r>
+              <w:rPr>
+                <w:b/>
+                <w:lang w:val="en-US"/>
+              </w:rPr>
+              <w:t xml:space="preserve"> principal (pasos </w:t>
+            </w:r>
+            <w:proofErr w:type="spellStart"/>
+            <w:r>
+              <w:rPr>
+                <w:b/>
+                <w:lang w:val="en-US"/>
+              </w:rPr>
+              <w:t>numerados</w:t>
+            </w:r>
+            <w:proofErr w:type="spellEnd"/>
+            <w:r>
+              <w:rPr>
+                <w:b/>
+                <w:lang w:val="en-US"/>
+              </w:rPr>
+              <w:t>)</w:t>
+            </w:r>
+          </w:p>
+        </w:tc>
+        <w:tc>
+          <w:tcPr>
+            <w:tcW w:w="4320" w:type="dxa"/>
+            <w:tcBorders>
+              <w:top w:val="single" w:sz="4" w:space="0" w:color="auto"/>
+              <w:left w:val="single" w:sz="4" w:space="0" w:color="auto"/>
+              <w:bottom w:val="single" w:sz="4" w:space="0" w:color="auto"/>
+              <w:right w:val="single" w:sz="4" w:space="0" w:color="auto"/>
+            </w:tcBorders>
+            <w:hideMark/>
+          </w:tcPr>
+          <w:p>
+            <w:pPr>
+              <w:spacing w:after="160" w:line="278" w:lineRule="auto"/>
+            </w:pPr>
+            <w:r>
+              <w:t>1. El paciente accede a la opción "Solicitar cita médica".</w:t>
+            </w:r>
+            <w:r>
+              <w:br/>
+              <w:t xml:space="preserve">2. El sistema ejecuta el caso de uso </w:t>
+            </w:r>
+            <w:r>
+              <w:rPr>
+                <w:b/>
+              </w:rPr>
+              <w:t>CU-02 Validar identidad de usuario</w:t>
+            </w:r>
+            <w:r>
+              <w:t>.</w:t>
+            </w:r>
+            <w:r>
+              <w:br/>
+              <w:t>3. El paciente selecciona la sede institucional, la especialidad requerida y el médico de su preferencia.</w:t>
+            </w:r>
+            <w:r>
+              <w:br/>
+              <w:t>4. El sistema consulta y despliega el calendario con las fechas y horarios disponibles.</w:t>
+            </w:r>
+            <w:r>
+              <w:br/>
+              <w:t>5. El paciente selecciona la fecha y hora deseada.</w:t>
+            </w:r>
+            <w:r>
+              <w:br/>
+              <w:t>6. El sistema presenta el resumen de la cita (médico, especialidad, sede, fecha, hora y tipo de usuario: afiliado o particular).</w:t>
+            </w:r>
+            <w:r>
+              <w:br/>
+              <w:t>7. El paciente confirma los datos de la solicitud.</w:t>
+            </w:r>
+            <w:r>
+              <w:br/>
+              <w:t>8. El sistema valida el tipo de paciente:</w:t>
+            </w:r>
+            <w:r>
+              <w:br/>
+              <w:t xml:space="preserve">    a. Si es </w:t>
+            </w:r>
+            <w:r>
+              <w:rPr>
+                <w:i/>
+              </w:rPr>
+              <w:t>Paciente Afiliado</w:t>
+            </w:r>
+            <w:r>
+              <w:t>, valida el convenio EPS y confirma inmediatamente la cita.</w:t>
+            </w:r>
+            <w:r>
+              <w:br/>
+              <w:t xml:space="preserve">    b. Si es </w:t>
+            </w:r>
+            <w:r>
+              <w:rPr>
+                <w:i/>
+              </w:rPr>
+              <w:t>Paciente Particular</w:t>
+            </w:r>
+            <w:r>
+              <w:t>, ejecuta el flujo de pago con la Pasarela de Pagos Externa y confirma la cita tras recibir la aprobación de la transacción.</w:t>
+            </w:r>
+            <w:r>
+              <w:br/>
+              <w:t xml:space="preserve">9. El sistema genera el comprobante </w:t>
+            </w:r>
+            <w:r>
+              <w:lastRenderedPageBreak/>
+              <w:t>digital de la cita con su código único de reserva y lo muestra en pantalla.</w:t>
+            </w:r>
+          </w:p>
+        </w:tc>
+      </w:tr>
+      <w:tr>
+        <w:tc>
+          <w:tcPr>
+            <w:tcW w:w="4320" w:type="dxa"/>
+            <w:tcBorders>
+              <w:top w:val="single" w:sz="4" w:space="0" w:color="auto"/>
+              <w:left w:val="single" w:sz="4" w:space="0" w:color="auto"/>
+              <w:bottom w:val="single" w:sz="4" w:space="0" w:color="auto"/>
+              <w:right w:val="single" w:sz="4" w:space="0" w:color="auto"/>
+            </w:tcBorders>
+            <w:hideMark/>
+          </w:tcPr>
+          <w:p>
+            <w:pPr>
+              <w:spacing w:after="160" w:line="278" w:lineRule="auto"/>
+              <w:rPr>
+                <w:lang w:val="en-US"/>
+              </w:rPr>
+            </w:pPr>
+            <w:proofErr w:type="spellStart"/>
+            <w:r>
+              <w:rPr>
+                <w:b/>
+                <w:lang w:val="en-US"/>
+              </w:rPr>
+              <w:lastRenderedPageBreak/>
+              <w:t>Flujos</w:t>
+            </w:r>
+            <w:proofErr w:type="spellEnd"/>
+            <w:r>
+              <w:rPr>
+                <w:b/>
+                <w:lang w:val="en-US"/>
+              </w:rPr>
+              <w:t xml:space="preserve"> </w:t>
+            </w:r>
+            <w:proofErr w:type="spellStart"/>
+            <w:r>
+              <w:rPr>
+                <w:b/>
+                <w:lang w:val="en-US"/>
+              </w:rPr>
+              <w:t>alternos</w:t>
+            </w:r>
+            <w:proofErr w:type="spellEnd"/>
+            <w:r>
+              <w:rPr>
+                <w:b/>
+                <w:lang w:val="en-US"/>
+              </w:rPr>
+              <w:t xml:space="preserve"> / </w:t>
+            </w:r>
+            <w:proofErr w:type="spellStart"/>
+            <w:r>
+              <w:rPr>
+                <w:b/>
+                <w:lang w:val="en-US"/>
+              </w:rPr>
+              <w:t>excepciones</w:t>
+            </w:r>
+            <w:proofErr w:type="spellEnd"/>
+          </w:p>
+        </w:tc>
+        <w:tc>
+          <w:tcPr>
+            <w:tcW w:w="4320" w:type="dxa"/>
+            <w:tcBorders>
+              <w:top w:val="single" w:sz="4" w:space="0" w:color="auto"/>
+              <w:left w:val="single" w:sz="4" w:space="0" w:color="auto"/>
+              <w:bottom w:val="single" w:sz="4" w:space="0" w:color="auto"/>
+              <w:right w:val="single" w:sz="4" w:space="0" w:color="auto"/>
+            </w:tcBorders>
+            <w:hideMark/>
+          </w:tcPr>
+          <w:p>
+            <w:pPr>
+              <w:spacing w:after="160" w:line="278" w:lineRule="auto"/>
+            </w:pPr>
+            <w:r>
+              <w:rPr>
+                <w:b/>
+              </w:rPr>
+              <w:t>3a. No hay disponibilidad para el médico o especialidad elegida:</w:t>
+            </w:r>
+            <w:r>
+              <w:br/>
+              <w:t xml:space="preserve">    1. El sistema notifica que no hay citas disponibles en el rango consultado.</w:t>
+            </w:r>
+            <w:r>
+              <w:br/>
+              <w:t xml:space="preserve">    2. El sistema sugiere las fechas disponibles más cercanas u otros profesionales de la misma especialidad.</w:t>
+            </w:r>
+            <w:r>
+              <w:br/>
+              <w:t xml:space="preserve">    3. El paciente selecciona una alternativa o cancela la operación.</w:t>
+            </w:r>
+            <w:r>
+              <w:br/>
+            </w:r>
+            <w:r>
+              <w:br/>
+            </w:r>
+            <w:r>
+              <w:rPr>
+                <w:b/>
+              </w:rPr>
+              <w:t>5a. Extensión: El paciente decide anexar exámenes previos («</w:t>
+            </w:r>
+            <w:proofErr w:type="spellStart"/>
+            <w:r>
+              <w:rPr>
+                <w:b/>
+              </w:rPr>
+              <w:t>extend</w:t>
+            </w:r>
+            <w:proofErr w:type="spellEnd"/>
+            <w:r>
+              <w:rPr>
+                <w:b/>
+              </w:rPr>
+              <w:t>» CU-05):</w:t>
+            </w:r>
+            <w:r>
+              <w:br/>
+              <w:t xml:space="preserve">    1. En el formulario de confirmación, el paciente activa la casilla "Adjuntar resultados de exámenes".</w:t>
+            </w:r>
+            <w:r>
+              <w:br/>
+              <w:t xml:space="preserve">    2. El sistema ejecuta el caso de uso </w:t>
+            </w:r>
+            <w:r>
+              <w:rPr>
+                <w:b/>
+              </w:rPr>
+              <w:t>CU-05 Adjuntar resultados de exámenes previos</w:t>
+            </w:r>
+            <w:r>
+              <w:t>.</w:t>
+            </w:r>
+            <w:r>
+              <w:br/>
+              <w:t xml:space="preserve">    3. El sistema valida el formato (PDF, JPG, PNG) y tamaño de los archivos cargados.</w:t>
+            </w:r>
+            <w:r>
+              <w:br/>
+              <w:t xml:space="preserve">    4. Los archivos quedan asociados al identificador de la cita médica y el flujo retorna al paso 6.</w:t>
+            </w:r>
+            <w:r>
+              <w:br/>
+            </w:r>
+            <w:r>
+              <w:br/>
+            </w:r>
+            <w:r>
+              <w:rPr>
+                <w:b/>
+              </w:rPr>
+              <w:t>8b.1. Pago rechazado o cancelado en la Pasarela de Pagos:</w:t>
+            </w:r>
+            <w:r>
+              <w:br/>
+              <w:t xml:space="preserve">    1. La pasarela de pagos retorna estado denegado (fondos insuficientes, </w:t>
+            </w:r>
+            <w:proofErr w:type="spellStart"/>
+            <w:r>
+              <w:t>timeout</w:t>
+            </w:r>
+            <w:proofErr w:type="spellEnd"/>
+            <w:r>
+              <w:t xml:space="preserve"> o cancelación).</w:t>
+            </w:r>
+            <w:r>
+              <w:br/>
+              <w:t xml:space="preserve">    2. El sistema notifica al paciente el rechazo de la transacción.</w:t>
+            </w:r>
+            <w:r>
+              <w:br/>
+              <w:t xml:space="preserve">    3. La cita queda registrada en estado "Pendiente" por un tiempo límite de 15 </w:t>
+            </w:r>
+            <w:r>
+              <w:lastRenderedPageBreak/>
+              <w:t>minutos para reintento de pago antes de liberar la franja horaria.</w:t>
+            </w:r>
+          </w:p>
+        </w:tc>
+      </w:tr>
+      <w:tr>
+        <w:tc>
+          <w:tcPr>
+            <w:tcW w:w="4320" w:type="dxa"/>
+            <w:tcBorders>
+              <w:top w:val="single" w:sz="4" w:space="0" w:color="auto"/>
+              <w:left w:val="single" w:sz="4" w:space="0" w:color="auto"/>
+              <w:bottom w:val="single" w:sz="4" w:space="0" w:color="auto"/>
+              <w:right w:val="single" w:sz="4" w:space="0" w:color="auto"/>
+            </w:tcBorders>
+            <w:hideMark/>
+          </w:tcPr>
+          <w:p>
+            <w:pPr>
+              <w:spacing w:after="160" w:line="278" w:lineRule="auto"/>
+              <w:rPr>
+                <w:lang w:val="en-US"/>
+              </w:rPr>
+            </w:pPr>
+            <w:proofErr w:type="spellStart"/>
+            <w:proofErr w:type="gramStart"/>
+            <w:r>
+              <w:rPr>
+                <w:b/>
+                <w:lang w:val="en-US"/>
+              </w:rPr>
+              <w:lastRenderedPageBreak/>
+              <w:t>Relaciones</w:t>
+            </w:r>
+            <w:proofErr w:type="spellEnd"/>
+            <w:r>
+              <w:rPr>
+                <w:b/>
+                <w:lang w:val="en-US"/>
+              </w:rPr>
+              <w:t xml:space="preserve"> («include» / «extend» /</w:t>
+            </w:r>
+            <w:proofErr w:type="gramEnd"/>
+            <w:r>
+              <w:rPr>
+                <w:b/>
+                <w:lang w:val="en-US"/>
+              </w:rPr>
+              <w:t xml:space="preserve"> </w:t>
+            </w:r>
+            <w:proofErr w:type="spellStart"/>
+            <w:r>
+              <w:rPr>
+                <w:b/>
+                <w:lang w:val="en-US"/>
+              </w:rPr>
+              <w:t>generalización</w:t>
+            </w:r>
+            <w:proofErr w:type="spellEnd"/>
+            <w:r>
+              <w:rPr>
+                <w:b/>
+                <w:lang w:val="en-US"/>
+              </w:rPr>
+              <w:t>)</w:t>
+            </w:r>
+          </w:p>
+        </w:tc>
+        <w:tc>
+          <w:tcPr>
+            <w:tcW w:w="4320" w:type="dxa"/>
+            <w:tcBorders>
+              <w:top w:val="single" w:sz="4" w:space="0" w:color="auto"/>
+              <w:left w:val="single" w:sz="4" w:space="0" w:color="auto"/>
+              <w:bottom w:val="single" w:sz="4" w:space="0" w:color="auto"/>
+              <w:right w:val="single" w:sz="4" w:space="0" w:color="auto"/>
+            </w:tcBorders>
+            <w:hideMark/>
+          </w:tcPr>
+          <w:p>
+            <w:pPr>
+              <w:spacing w:after="160" w:line="278" w:lineRule="auto"/>
+            </w:pPr>
+            <w:r>
+              <w:t xml:space="preserve">• </w:t>
+            </w:r>
+            <w:r>
+              <w:rPr>
+                <w:b/>
+              </w:rPr>
+              <w:t>«</w:t>
+            </w:r>
+            <w:proofErr w:type="spellStart"/>
+            <w:r>
+              <w:rPr>
+                <w:b/>
+              </w:rPr>
+              <w:t>include</w:t>
+            </w:r>
+            <w:proofErr w:type="spellEnd"/>
+            <w:r>
+              <w:rPr>
+                <w:b/>
+              </w:rPr>
+              <w:t>»:</w:t>
+            </w:r>
+            <w:r>
+              <w:t xml:space="preserve"> CU-02 Validar identidad de usuario (se ejecuta de forma obligatoria en toda solicitud).</w:t>
+            </w:r>
+            <w:r>
+              <w:br/>
+              <w:t xml:space="preserve">• </w:t>
+            </w:r>
+            <w:r>
+              <w:rPr>
+                <w:b/>
+              </w:rPr>
+              <w:t>«</w:t>
+            </w:r>
+            <w:proofErr w:type="spellStart"/>
+            <w:r>
+              <w:rPr>
+                <w:b/>
+              </w:rPr>
+              <w:t>extend</w:t>
+            </w:r>
+            <w:proofErr w:type="spellEnd"/>
+            <w:r>
+              <w:rPr>
+                <w:b/>
+              </w:rPr>
+              <w:t>»:</w:t>
+            </w:r>
+            <w:r>
+              <w:t xml:space="preserve"> CU-05 Adjuntar resultados de exámenes previos (comportamiento opcional condicionado a la voluntad del paciente).</w:t>
+            </w:r>
+            <w:r>
+              <w:br/>
+              <w:t xml:space="preserve">• </w:t>
+            </w:r>
+            <w:r>
+              <w:rPr>
+                <w:b/>
+              </w:rPr>
+              <w:t>Generalización:</w:t>
+            </w:r>
+            <w:r>
+              <w:t xml:space="preserve"> Invocado por Paciente, el cual especializa en Paciente Afiliado y Paciente Particular.</w:t>
+            </w:r>
+          </w:p>
+        </w:tc>
+      </w:tr>
+      <w:tr>
+        <w:tc>
+          <w:tcPr>
+            <w:tcW w:w="4320" w:type="dxa"/>
+            <w:tcBorders>
+              <w:top w:val="single" w:sz="4" w:space="0" w:color="auto"/>
+              <w:left w:val="single" w:sz="4" w:space="0" w:color="auto"/>
+              <w:bottom w:val="single" w:sz="4" w:space="0" w:color="auto"/>
+              <w:right w:val="single" w:sz="4" w:space="0" w:color="auto"/>
+            </w:tcBorders>
+            <w:hideMark/>
+          </w:tcPr>
+          <w:p>
+            <w:pPr>
+              <w:spacing w:after="160" w:line="278" w:lineRule="auto"/>
+              <w:rPr>
+                <w:lang w:val="en-US"/>
+              </w:rPr>
+            </w:pPr>
+            <w:proofErr w:type="spellStart"/>
+            <w:r>
+              <w:rPr>
+                <w:b/>
+                <w:lang w:val="en-US"/>
+              </w:rPr>
+              <w:t>Requisitos</w:t>
+            </w:r>
+            <w:proofErr w:type="spellEnd"/>
+            <w:r>
+              <w:rPr>
+                <w:b/>
+                <w:lang w:val="en-US"/>
+              </w:rPr>
+              <w:t xml:space="preserve"> no </w:t>
+            </w:r>
+            <w:proofErr w:type="spellStart"/>
+            <w:r>
+              <w:rPr>
+                <w:b/>
+                <w:lang w:val="en-US"/>
+              </w:rPr>
+              <w:t>funcionales</w:t>
+            </w:r>
+            <w:proofErr w:type="spellEnd"/>
+            <w:r>
+              <w:rPr>
+                <w:b/>
+                <w:lang w:val="en-US"/>
+              </w:rPr>
+              <w:t xml:space="preserve"> </w:t>
+            </w:r>
+            <w:proofErr w:type="spellStart"/>
+            <w:r>
+              <w:rPr>
+                <w:b/>
+                <w:lang w:val="en-US"/>
+              </w:rPr>
+              <w:t>asociados</w:t>
+            </w:r>
+            <w:proofErr w:type="spellEnd"/>
+          </w:p>
+        </w:tc>
+        <w:tc>
+          <w:tcPr>
+            <w:tcW w:w="4320" w:type="dxa"/>
+            <w:tcBorders>
+              <w:top w:val="single" w:sz="4" w:space="0" w:color="auto"/>
+              <w:left w:val="single" w:sz="4" w:space="0" w:color="auto"/>
+              <w:bottom w:val="single" w:sz="4" w:space="0" w:color="auto"/>
+              <w:right w:val="single" w:sz="4" w:space="0" w:color="auto"/>
+            </w:tcBorders>
+            <w:hideMark/>
+          </w:tcPr>
+          <w:p>
+            <w:pPr>
+              <w:spacing w:after="160" w:line="278" w:lineRule="auto"/>
+            </w:pPr>
+            <w:r>
+              <w:t xml:space="preserve">• </w:t>
+            </w:r>
+            <w:r>
+              <w:rPr>
+                <w:b/>
+              </w:rPr>
+              <w:t>RND-01 (Seguridad):</w:t>
+            </w:r>
+            <w:r>
+              <w:t xml:space="preserve"> La comunicación con la pasarela de pagos debe estar cifrada bajo protocolo TLS 1.3 con cumplimiento del estándar PCI-DSS.</w:t>
+            </w:r>
+            <w:r>
+              <w:br/>
+              <w:t xml:space="preserve">• </w:t>
+            </w:r>
+            <w:r>
+              <w:rPr>
+                <w:b/>
+              </w:rPr>
+              <w:t>RNF-02 (Rendimiento):</w:t>
+            </w:r>
+            <w:r>
+              <w:t xml:space="preserve"> El tiempo de respuesta en la visualización de la disponibilidad de agenda no debe exceder los 1.5 segundos.</w:t>
+            </w:r>
+            <w:r>
+              <w:br/>
+              <w:t xml:space="preserve">• </w:t>
+            </w:r>
+            <w:r>
+              <w:rPr>
+                <w:b/>
+              </w:rPr>
+              <w:t>RNF-03 (Disponibilidad):</w:t>
+            </w:r>
+            <w:r>
+              <w:t xml:space="preserve"> El servicio de asignación de citas debe tener una disponibilidad del 99.9% (24/7).</w:t>
+            </w:r>
+          </w:p>
+        </w:tc>
+      </w:tr>
+    </w:tbl>
+    <w:p/>
+    <w:p>
+      <w:pPr>
+        <w:rPr>
+          <w:b/>
+          <w:bCs/>
+          <w:i/>
+          <w:iCs/>
+        </w:rPr>
+      </w:pPr>
+      <w:r>
+        <w:rPr>
+          <w:b/>
+          <w:bCs/>
+          <w:i/>
+          <w:iCs/>
+        </w:rPr>
+        <w:t>Especificación 2: Caso de Uso con Relación «</w:t>
+      </w:r>
+      <w:proofErr w:type="spellStart"/>
+      <w:r>
+        <w:rPr>
+          <w:b/>
+          <w:bCs/>
+          <w:i/>
+          <w:iCs/>
+        </w:rPr>
+        <w:t>include</w:t>
+      </w:r>
+      <w:proofErr w:type="spellEnd"/>
+      <w:r>
+        <w:rPr>
+          <w:b/>
+          <w:bCs/>
+          <w:i/>
+          <w:iCs/>
+        </w:rPr>
+        <w:t>»</w:t>
+      </w:r>
+    </w:p>
+    <w:tbl>
+      <w:tblPr>
+        <w:tblStyle w:val="TableGrid"/>
+        <w:tblW w:w="0" w:type="auto"/>
+        <w:tblLook w:val="04A0" w:firstRow="1" w:lastRow="0" w:firstColumn="1" w:lastColumn="0" w:noHBand="0" w:noVBand="1"/>
+      </w:tblPr>
+      <w:tblGrid>
+        <w:gridCol w:w="4320"/>
+        <w:gridCol w:w="4320"/>
+      </w:tblGrid>
+      <w:tr>
+        <w:tc>
+          <w:tcPr>
+            <w:tcW w:w="4320" w:type="dxa"/>
+            <w:tcBorders>
+              <w:top w:val="single" w:sz="4" w:space="0" w:color="auto"/>
+              <w:left w:val="single" w:sz="4" w:space="0" w:color="auto"/>
+              <w:bottom w:val="single" w:sz="4" w:space="0" w:color="auto"/>
+              <w:right w:val="single" w:sz="4" w:space="0" w:color="auto"/>
+            </w:tcBorders>
+            <w:hideMark/>
+          </w:tcPr>
+          <w:p>
+            <w:pPr>
+              <w:spacing w:after="160" w:line="278" w:lineRule="auto"/>
+              <w:rPr>
+                <w:lang w:val="en-US"/>
+              </w:rPr>
+            </w:pPr>
+            <w:r>
+              <w:rPr>
+                <w:lang w:val="en-US"/>
+              </w:rPr>
+              <w:t>Campo</w:t>
+            </w:r>
+          </w:p>
+        </w:tc>
+        <w:tc>
+          <w:tcPr>
+            <w:tcW w:w="4320" w:type="dxa"/>
+            <w:tcBorders>
+              <w:top w:val="single" w:sz="4" w:space="0" w:color="auto"/>
+              <w:left w:val="single" w:sz="4" w:space="0" w:color="auto"/>
+              <w:bottom w:val="single" w:sz="4" w:space="0" w:color="auto"/>
+              <w:right w:val="single" w:sz="4" w:space="0" w:color="auto"/>
+            </w:tcBorders>
+            <w:hideMark/>
+          </w:tcPr>
+          <w:p>
+            <w:pPr>
+              <w:spacing w:after="160" w:line="278" w:lineRule="auto"/>
+              <w:rPr>
+                <w:lang w:val="en-US"/>
+              </w:rPr>
+            </w:pPr>
+            <w:proofErr w:type="spellStart"/>
+            <w:r>
+              <w:rPr>
+                <w:lang w:val="en-US"/>
+              </w:rPr>
+              <w:t>Detalle</w:t>
+            </w:r>
+            <w:proofErr w:type="spellEnd"/>
+          </w:p>
+        </w:tc>
+      </w:tr>
+      <w:tr>
+        <w:tc>
+          <w:tcPr>
+            <w:tcW w:w="4320" w:type="dxa"/>
+            <w:tcBorders>
+              <w:top w:val="single" w:sz="4" w:space="0" w:color="auto"/>
+              <w:left w:val="single" w:sz="4" w:space="0" w:color="auto"/>
+              <w:bottom w:val="single" w:sz="4" w:space="0" w:color="auto"/>
+              <w:right w:val="single" w:sz="4" w:space="0" w:color="auto"/>
+            </w:tcBorders>
+            <w:hideMark/>
+          </w:tcPr>
+          <w:p>
+            <w:pPr>
+              <w:spacing w:after="160" w:line="278" w:lineRule="auto"/>
+              <w:rPr>
+                <w:lang w:val="en-US"/>
+              </w:rPr>
+            </w:pPr>
+            <w:proofErr w:type="spellStart"/>
+            <w:r>
+              <w:rPr>
+                <w:b/>
+                <w:lang w:val="en-US"/>
+              </w:rPr>
+              <w:t>Identificador</w:t>
+            </w:r>
+            <w:proofErr w:type="spellEnd"/>
+          </w:p>
+        </w:tc>
+        <w:tc>
+          <w:tcPr>
+            <w:tcW w:w="4320" w:type="dxa"/>
+            <w:tcBorders>
+              <w:top w:val="single" w:sz="4" w:space="0" w:color="auto"/>
+              <w:left w:val="single" w:sz="4" w:space="0" w:color="auto"/>
+              <w:bottom w:val="single" w:sz="4" w:space="0" w:color="auto"/>
+              <w:right w:val="single" w:sz="4" w:space="0" w:color="auto"/>
+            </w:tcBorders>
+            <w:hideMark/>
+          </w:tcPr>
+          <w:p>
+            <w:pPr>
+              <w:spacing w:after="160" w:line="278" w:lineRule="auto"/>
+              <w:rPr>
+                <w:lang w:val="en-US"/>
+              </w:rPr>
+            </w:pPr>
+            <w:r>
+              <w:rPr>
+                <w:b/>
+                <w:lang w:val="en-US"/>
+              </w:rPr>
+              <w:t>CU-09</w:t>
+            </w:r>
+          </w:p>
+        </w:tc>
+      </w:tr>
+      <w:tr>
+        <w:tc>
+          <w:tcPr>
+            <w:tcW w:w="4320" w:type="dxa"/>
+            <w:tcBorders>
+              <w:top w:val="single" w:sz="4" w:space="0" w:color="auto"/>
+              <w:left w:val="single" w:sz="4" w:space="0" w:color="auto"/>
+              <w:bottom w:val="single" w:sz="4" w:space="0" w:color="auto"/>
+              <w:right w:val="single" w:sz="4" w:space="0" w:color="auto"/>
+            </w:tcBorders>
+            <w:hideMark/>
+          </w:tcPr>
+          <w:p>
+            <w:pPr>
+              <w:spacing w:after="160" w:line="278" w:lineRule="auto"/>
+              <w:rPr>
+                <w:lang w:val="en-US"/>
+              </w:rPr>
+            </w:pPr>
+            <w:r>
+              <w:rPr>
+                <w:b/>
+                <w:lang w:val="en-US"/>
+              </w:rPr>
+              <w:t>Nombre</w:t>
+            </w:r>
+          </w:p>
+        </w:tc>
+        <w:tc>
+          <w:tcPr>
+            <w:tcW w:w="4320" w:type="dxa"/>
+            <w:tcBorders>
+              <w:top w:val="single" w:sz="4" w:space="0" w:color="auto"/>
+              <w:left w:val="single" w:sz="4" w:space="0" w:color="auto"/>
+              <w:bottom w:val="single" w:sz="4" w:space="0" w:color="auto"/>
+              <w:right w:val="single" w:sz="4" w:space="0" w:color="auto"/>
+            </w:tcBorders>
+            <w:hideMark/>
+          </w:tcPr>
+          <w:p>
+            <w:pPr>
+              <w:spacing w:after="160" w:line="278" w:lineRule="auto"/>
+              <w:rPr>
+                <w:lang w:val="en-US"/>
+              </w:rPr>
+            </w:pPr>
+            <w:r>
+              <w:rPr>
+                <w:b/>
+                <w:lang w:val="en-US"/>
+              </w:rPr>
+              <w:t xml:space="preserve">Registrar </w:t>
+            </w:r>
+            <w:proofErr w:type="spellStart"/>
+            <w:r>
+              <w:rPr>
+                <w:b/>
+                <w:lang w:val="en-US"/>
+              </w:rPr>
+              <w:t>evolución</w:t>
+            </w:r>
+            <w:proofErr w:type="spellEnd"/>
+            <w:r>
+              <w:rPr>
+                <w:b/>
+                <w:lang w:val="en-US"/>
+              </w:rPr>
+              <w:t xml:space="preserve"> de consulta</w:t>
+            </w:r>
+          </w:p>
+        </w:tc>
+      </w:tr>
+      <w:tr>
+        <w:tc>
+          <w:tcPr>
+            <w:tcW w:w="4320" w:type="dxa"/>
+            <w:tcBorders>
+              <w:top w:val="single" w:sz="4" w:space="0" w:color="auto"/>
+              <w:left w:val="single" w:sz="4" w:space="0" w:color="auto"/>
+              <w:bottom w:val="single" w:sz="4" w:space="0" w:color="auto"/>
+              <w:right w:val="single" w:sz="4" w:space="0" w:color="auto"/>
+            </w:tcBorders>
+            <w:hideMark/>
+          </w:tcPr>
+          <w:p>
+            <w:pPr>
+              <w:spacing w:after="160" w:line="278" w:lineRule="auto"/>
+              <w:rPr>
+                <w:lang w:val="en-US"/>
+              </w:rPr>
+            </w:pPr>
+            <w:r>
+              <w:rPr>
+                <w:b/>
+                <w:lang w:val="en-US"/>
+              </w:rPr>
+              <w:t xml:space="preserve">Actor </w:t>
+            </w:r>
+            <w:proofErr w:type="spellStart"/>
+            <w:r>
+              <w:rPr>
+                <w:b/>
+                <w:lang w:val="en-US"/>
+              </w:rPr>
+              <w:t>primario</w:t>
+            </w:r>
+            <w:proofErr w:type="spellEnd"/>
+          </w:p>
+        </w:tc>
+        <w:tc>
+          <w:tcPr>
+            <w:tcW w:w="4320" w:type="dxa"/>
+            <w:tcBorders>
+              <w:top w:val="single" w:sz="4" w:space="0" w:color="auto"/>
+              <w:left w:val="single" w:sz="4" w:space="0" w:color="auto"/>
+              <w:bottom w:val="single" w:sz="4" w:space="0" w:color="auto"/>
+              <w:right w:val="single" w:sz="4" w:space="0" w:color="auto"/>
+            </w:tcBorders>
+            <w:hideMark/>
+          </w:tcPr>
+          <w:p>
+            <w:pPr>
+              <w:spacing w:after="160" w:line="278" w:lineRule="auto"/>
+              <w:rPr>
+                <w:lang w:val="en-US"/>
+              </w:rPr>
+            </w:pPr>
+            <w:r>
+              <w:rPr>
+                <w:lang w:val="en-US"/>
+              </w:rPr>
+              <w:t>Médico</w:t>
+            </w:r>
+          </w:p>
+        </w:tc>
+      </w:tr>
+      <w:tr>
+        <w:tc>
+          <w:tcPr>
+            <w:tcW w:w="4320" w:type="dxa"/>
+            <w:tcBorders>
+              <w:top w:val="single" w:sz="4" w:space="0" w:color="auto"/>
+              <w:left w:val="single" w:sz="4" w:space="0" w:color="auto"/>
+              <w:bottom w:val="single" w:sz="4" w:space="0" w:color="auto"/>
+              <w:right w:val="single" w:sz="4" w:space="0" w:color="auto"/>
+            </w:tcBorders>
+            <w:hideMark/>
+          </w:tcPr>
+          <w:p>
+            <w:pPr>
+              <w:spacing w:after="160" w:line="278" w:lineRule="auto"/>
+              <w:rPr>
+                <w:lang w:val="en-US"/>
+              </w:rPr>
+            </w:pPr>
+            <w:proofErr w:type="spellStart"/>
+            <w:r>
+              <w:rPr>
+                <w:b/>
+                <w:lang w:val="en-US"/>
+              </w:rPr>
+              <w:t>Actores</w:t>
+            </w:r>
+            <w:proofErr w:type="spellEnd"/>
+            <w:r>
+              <w:rPr>
+                <w:b/>
+                <w:lang w:val="en-US"/>
+              </w:rPr>
+              <w:t xml:space="preserve"> </w:t>
+            </w:r>
+            <w:proofErr w:type="spellStart"/>
+            <w:r>
+              <w:rPr>
+                <w:b/>
+                <w:lang w:val="en-US"/>
+              </w:rPr>
+              <w:t>secundarios</w:t>
+            </w:r>
+            <w:proofErr w:type="spellEnd"/>
+          </w:p>
+        </w:tc>
+        <w:tc>
+          <w:tcPr>
+            <w:tcW w:w="4320" w:type="dxa"/>
+            <w:tcBorders>
+              <w:top w:val="single" w:sz="4" w:space="0" w:color="auto"/>
+              <w:left w:val="single" w:sz="4" w:space="0" w:color="auto"/>
+              <w:bottom w:val="single" w:sz="4" w:space="0" w:color="auto"/>
+              <w:right w:val="single" w:sz="4" w:space="0" w:color="auto"/>
+            </w:tcBorders>
+            <w:hideMark/>
+          </w:tcPr>
+          <w:p>
+            <w:pPr>
+              <w:spacing w:after="160" w:line="278" w:lineRule="auto"/>
+              <w:rPr>
+                <w:lang w:val="en-US"/>
+              </w:rPr>
+            </w:pPr>
+            <w:r>
+              <w:rPr>
+                <w:lang w:val="en-US"/>
+              </w:rPr>
+              <w:t xml:space="preserve">Sistema HIS </w:t>
+            </w:r>
+            <w:proofErr w:type="spellStart"/>
+            <w:r>
+              <w:rPr>
+                <w:lang w:val="en-US"/>
+              </w:rPr>
+              <w:t>Institucional</w:t>
+            </w:r>
+            <w:proofErr w:type="spellEnd"/>
+          </w:p>
+        </w:tc>
+      </w:tr>
+      <w:tr>
+        <w:tc>
+          <w:tcPr>
+            <w:tcW w:w="4320" w:type="dxa"/>
+            <w:tcBorders>
+              <w:top w:val="single" w:sz="4" w:space="0" w:color="auto"/>
+              <w:left w:val="single" w:sz="4" w:space="0" w:color="auto"/>
+              <w:bottom w:val="single" w:sz="4" w:space="0" w:color="auto"/>
+              <w:right w:val="single" w:sz="4" w:space="0" w:color="auto"/>
+            </w:tcBorders>
+            <w:hideMark/>
+          </w:tcPr>
+          <w:p>
+            <w:pPr>
+              <w:spacing w:after="160" w:line="278" w:lineRule="auto"/>
+              <w:rPr>
+                <w:lang w:val="en-US"/>
+              </w:rPr>
+            </w:pPr>
+            <w:proofErr w:type="spellStart"/>
+            <w:r>
+              <w:rPr>
+                <w:b/>
+                <w:lang w:val="en-US"/>
+              </w:rPr>
+              <w:t>Descripción</w:t>
+            </w:r>
+            <w:proofErr w:type="spellEnd"/>
+            <w:r>
+              <w:rPr>
+                <w:b/>
+                <w:lang w:val="en-US"/>
+              </w:rPr>
+              <w:t xml:space="preserve"> / </w:t>
+            </w:r>
+            <w:proofErr w:type="spellStart"/>
+            <w:r>
+              <w:rPr>
+                <w:b/>
+                <w:lang w:val="en-US"/>
+              </w:rPr>
+              <w:t>propósito</w:t>
+            </w:r>
+            <w:proofErr w:type="spellEnd"/>
+          </w:p>
+        </w:tc>
+        <w:tc>
+          <w:tcPr>
+            <w:tcW w:w="4320" w:type="dxa"/>
+            <w:tcBorders>
+              <w:top w:val="single" w:sz="4" w:space="0" w:color="auto"/>
+              <w:left w:val="single" w:sz="4" w:space="0" w:color="auto"/>
+              <w:bottom w:val="single" w:sz="4" w:space="0" w:color="auto"/>
+              <w:right w:val="single" w:sz="4" w:space="0" w:color="auto"/>
+            </w:tcBorders>
+            <w:hideMark/>
+          </w:tcPr>
+          <w:p>
+            <w:pPr>
+              <w:spacing w:after="160" w:line="278" w:lineRule="auto"/>
+            </w:pPr>
+            <w:r>
+              <w:t xml:space="preserve">Permitir al profesional médico registrar en el sistema los antecedentes clínicos, motivo de consulta, examen físico, </w:t>
+            </w:r>
+            <w:r>
+              <w:lastRenderedPageBreak/>
+              <w:t>diagnóstico y plan de manejo durante la atención presencial o virtual del paciente.</w:t>
+            </w:r>
+          </w:p>
+        </w:tc>
+      </w:tr>
+      <w:tr>
+        <w:tc>
+          <w:tcPr>
+            <w:tcW w:w="4320" w:type="dxa"/>
+            <w:tcBorders>
+              <w:top w:val="single" w:sz="4" w:space="0" w:color="auto"/>
+              <w:left w:val="single" w:sz="4" w:space="0" w:color="auto"/>
+              <w:bottom w:val="single" w:sz="4" w:space="0" w:color="auto"/>
+              <w:right w:val="single" w:sz="4" w:space="0" w:color="auto"/>
+            </w:tcBorders>
+            <w:hideMark/>
+          </w:tcPr>
+          <w:p>
+            <w:pPr>
+              <w:spacing w:after="160" w:line="278" w:lineRule="auto"/>
+              <w:rPr>
+                <w:lang w:val="en-US"/>
+              </w:rPr>
+            </w:pPr>
+            <w:proofErr w:type="spellStart"/>
+            <w:r>
+              <w:rPr>
+                <w:b/>
+                <w:lang w:val="en-US"/>
+              </w:rPr>
+              <w:lastRenderedPageBreak/>
+              <w:t>Precondiciones</w:t>
+            </w:r>
+            <w:proofErr w:type="spellEnd"/>
+          </w:p>
+        </w:tc>
+        <w:tc>
+          <w:tcPr>
+            <w:tcW w:w="4320" w:type="dxa"/>
+            <w:tcBorders>
+              <w:top w:val="single" w:sz="4" w:space="0" w:color="auto"/>
+              <w:left w:val="single" w:sz="4" w:space="0" w:color="auto"/>
+              <w:bottom w:val="single" w:sz="4" w:space="0" w:color="auto"/>
+              <w:right w:val="single" w:sz="4" w:space="0" w:color="auto"/>
+            </w:tcBorders>
+            <w:hideMark/>
+          </w:tcPr>
+          <w:p>
+            <w:pPr>
+              <w:spacing w:after="160" w:line="278" w:lineRule="auto"/>
+            </w:pPr>
+            <w:r>
+              <w:t>1. El médico debe estar autenticado en la plataforma.</w:t>
+            </w:r>
+            <w:r>
+              <w:br/>
+              <w:t>2. El paciente debe tener una cita médica en estado "Confirmada" o "En atención" para el día y franja horaria en curso.</w:t>
+            </w:r>
+          </w:p>
+        </w:tc>
+      </w:tr>
+      <w:tr>
+        <w:tc>
+          <w:tcPr>
+            <w:tcW w:w="4320" w:type="dxa"/>
+            <w:tcBorders>
+              <w:top w:val="single" w:sz="4" w:space="0" w:color="auto"/>
+              <w:left w:val="single" w:sz="4" w:space="0" w:color="auto"/>
+              <w:bottom w:val="single" w:sz="4" w:space="0" w:color="auto"/>
+              <w:right w:val="single" w:sz="4" w:space="0" w:color="auto"/>
+            </w:tcBorders>
+            <w:hideMark/>
+          </w:tcPr>
+          <w:p>
+            <w:pPr>
+              <w:spacing w:after="160" w:line="278" w:lineRule="auto"/>
+              <w:rPr>
+                <w:lang w:val="en-US"/>
+              </w:rPr>
+            </w:pPr>
+            <w:proofErr w:type="spellStart"/>
+            <w:r>
+              <w:rPr>
+                <w:b/>
+                <w:lang w:val="en-US"/>
+              </w:rPr>
+              <w:t>Postcondiciones</w:t>
+            </w:r>
+            <w:proofErr w:type="spellEnd"/>
+          </w:p>
+        </w:tc>
+        <w:tc>
+          <w:tcPr>
+            <w:tcW w:w="4320" w:type="dxa"/>
+            <w:tcBorders>
+              <w:top w:val="single" w:sz="4" w:space="0" w:color="auto"/>
+              <w:left w:val="single" w:sz="4" w:space="0" w:color="auto"/>
+              <w:bottom w:val="single" w:sz="4" w:space="0" w:color="auto"/>
+              <w:right w:val="single" w:sz="4" w:space="0" w:color="auto"/>
+            </w:tcBorders>
+            <w:hideMark/>
+          </w:tcPr>
+          <w:p>
+            <w:pPr>
+              <w:spacing w:after="160" w:line="278" w:lineRule="auto"/>
+            </w:pPr>
+            <w:r>
+              <w:t>1. La evolución clínica queda almacenada de forma inmutable con firma digital del profesional y estampilla de tiempo.</w:t>
+            </w:r>
+            <w:r>
+              <w:br/>
+              <w:t>2. El estado de la cita cambia a "Atendida".</w:t>
+            </w:r>
+            <w:r>
+              <w:br/>
+              <w:t>3. Los datos de la consulta quedan sincronizados con el expediente del paciente.</w:t>
+            </w:r>
+          </w:p>
+        </w:tc>
+      </w:tr>
+      <w:tr>
+        <w:tc>
+          <w:tcPr>
+            <w:tcW w:w="4320" w:type="dxa"/>
+            <w:tcBorders>
+              <w:top w:val="single" w:sz="4" w:space="0" w:color="auto"/>
+              <w:left w:val="single" w:sz="4" w:space="0" w:color="auto"/>
+              <w:bottom w:val="single" w:sz="4" w:space="0" w:color="auto"/>
+              <w:right w:val="single" w:sz="4" w:space="0" w:color="auto"/>
+            </w:tcBorders>
+            <w:hideMark/>
+          </w:tcPr>
+          <w:p>
+            <w:pPr>
+              <w:spacing w:after="160" w:line="278" w:lineRule="auto"/>
+              <w:rPr>
+                <w:lang w:val="en-US"/>
+              </w:rPr>
+            </w:pPr>
+            <w:proofErr w:type="spellStart"/>
+            <w:r>
+              <w:rPr>
+                <w:b/>
+                <w:lang w:val="en-US"/>
+              </w:rPr>
+              <w:t>Flujo</w:t>
+            </w:r>
+            <w:proofErr w:type="spellEnd"/>
+            <w:r>
+              <w:rPr>
+                <w:b/>
+                <w:lang w:val="en-US"/>
+              </w:rPr>
+              <w:t xml:space="preserve"> principal (pasos </w:t>
+            </w:r>
+            <w:proofErr w:type="spellStart"/>
+            <w:r>
+              <w:rPr>
+                <w:b/>
+                <w:lang w:val="en-US"/>
+              </w:rPr>
+              <w:t>numerados</w:t>
+            </w:r>
+            <w:proofErr w:type="spellEnd"/>
+            <w:r>
+              <w:rPr>
+                <w:b/>
+                <w:lang w:val="en-US"/>
+              </w:rPr>
+              <w:t>)</w:t>
+            </w:r>
+          </w:p>
+        </w:tc>
+        <w:tc>
+          <w:tcPr>
+            <w:tcW w:w="4320" w:type="dxa"/>
+            <w:tcBorders>
+              <w:top w:val="single" w:sz="4" w:space="0" w:color="auto"/>
+              <w:left w:val="single" w:sz="4" w:space="0" w:color="auto"/>
+              <w:bottom w:val="single" w:sz="4" w:space="0" w:color="auto"/>
+              <w:right w:val="single" w:sz="4" w:space="0" w:color="auto"/>
+            </w:tcBorders>
+            <w:hideMark/>
+          </w:tcPr>
+          <w:p>
+            <w:pPr>
+              <w:spacing w:after="160" w:line="278" w:lineRule="auto"/>
+            </w:pPr>
+            <w:r>
+              <w:t>1. El médico accede a su agenda diaria y selecciona al paciente en turno.</w:t>
+            </w:r>
+            <w:r>
+              <w:br/>
+              <w:t>2. El médico inicia la sesión de atención y solicita el registro de la evolución.</w:t>
+            </w:r>
+            <w:r>
+              <w:br/>
+              <w:t xml:space="preserve">3. El sistema ejecuta </w:t>
+            </w:r>
+            <w:r>
+              <w:rPr>
+                <w:b/>
+              </w:rPr>
+              <w:t>obligatoriamente el caso de uso «</w:t>
+            </w:r>
+            <w:proofErr w:type="spellStart"/>
+            <w:r>
+              <w:rPr>
+                <w:b/>
+              </w:rPr>
+              <w:t>include</w:t>
+            </w:r>
+            <w:proofErr w:type="spellEnd"/>
+            <w:r>
+              <w:rPr>
+                <w:b/>
+              </w:rPr>
+              <w:t>» CU-10 Consultar historia clínica en sistema HIS</w:t>
+            </w:r>
+            <w:r>
+              <w:t>.</w:t>
+            </w:r>
+            <w:r>
+              <w:br/>
+              <w:t>4. El sistema recupera y despliega en pantalla los antecedentes médicos, alergias, diagnósticos previos y tratamientos activos del paciente provenientes del HIS.</w:t>
+            </w:r>
+            <w:r>
+              <w:br/>
+              <w:t>5. El médico revisa los datos históricos e ingresa los campos de la consulta: motivo de consulta, anamnesis, examen físico, signos vitales y diagnóstico codificado (CIE-10).</w:t>
+            </w:r>
+            <w:r>
+              <w:br/>
+              <w:t>6. El médico registra las conclusiones clínicas y el plan de tratamiento.</w:t>
+            </w:r>
+            <w:r>
+              <w:br/>
+              <w:t>7. El médico presiona el botón "Guardar y finalizar evolución".</w:t>
+            </w:r>
+            <w:r>
+              <w:br/>
+            </w:r>
+            <w:r>
+              <w:lastRenderedPageBreak/>
+              <w:t>8. El sistema valida que todos los campos médicos obligatorios cumplan con la normatividad sanitaria.</w:t>
+            </w:r>
+            <w:r>
+              <w:br/>
+              <w:t>9. El sistema almacena el registro clínico, sella la consulta y actualiza el estado de la cita a "Atendida".</w:t>
+            </w:r>
+          </w:p>
+        </w:tc>
+      </w:tr>
+      <w:tr>
+        <w:tc>
+          <w:tcPr>
+            <w:tcW w:w="4320" w:type="dxa"/>
+            <w:tcBorders>
+              <w:top w:val="single" w:sz="4" w:space="0" w:color="auto"/>
+              <w:left w:val="single" w:sz="4" w:space="0" w:color="auto"/>
+              <w:bottom w:val="single" w:sz="4" w:space="0" w:color="auto"/>
+              <w:right w:val="single" w:sz="4" w:space="0" w:color="auto"/>
+            </w:tcBorders>
+            <w:hideMark/>
+          </w:tcPr>
+          <w:p>
+            <w:pPr>
+              <w:spacing w:after="160" w:line="278" w:lineRule="auto"/>
+              <w:rPr>
+                <w:lang w:val="en-US"/>
+              </w:rPr>
+            </w:pPr>
+            <w:proofErr w:type="spellStart"/>
+            <w:r>
+              <w:rPr>
+                <w:b/>
+                <w:lang w:val="en-US"/>
+              </w:rPr>
+              <w:lastRenderedPageBreak/>
+              <w:t>Flujos</w:t>
+            </w:r>
+            <w:proofErr w:type="spellEnd"/>
+            <w:r>
+              <w:rPr>
+                <w:b/>
+                <w:lang w:val="en-US"/>
+              </w:rPr>
+              <w:t xml:space="preserve"> </w:t>
+            </w:r>
+            <w:proofErr w:type="spellStart"/>
+            <w:r>
+              <w:rPr>
+                <w:b/>
+                <w:lang w:val="en-US"/>
+              </w:rPr>
+              <w:t>alternos</w:t>
+            </w:r>
+            <w:proofErr w:type="spellEnd"/>
+            <w:r>
+              <w:rPr>
+                <w:b/>
+                <w:lang w:val="en-US"/>
+              </w:rPr>
+              <w:t xml:space="preserve"> / </w:t>
+            </w:r>
+            <w:proofErr w:type="spellStart"/>
+            <w:r>
+              <w:rPr>
+                <w:b/>
+                <w:lang w:val="en-US"/>
+              </w:rPr>
+              <w:t>excepciones</w:t>
+            </w:r>
+            <w:proofErr w:type="spellEnd"/>
+          </w:p>
+        </w:tc>
+        <w:tc>
+          <w:tcPr>
+            <w:tcW w:w="4320" w:type="dxa"/>
+            <w:tcBorders>
+              <w:top w:val="single" w:sz="4" w:space="0" w:color="auto"/>
+              <w:left w:val="single" w:sz="4" w:space="0" w:color="auto"/>
+              <w:bottom w:val="single" w:sz="4" w:space="0" w:color="auto"/>
+              <w:right w:val="single" w:sz="4" w:space="0" w:color="auto"/>
+            </w:tcBorders>
+            <w:hideMark/>
+          </w:tcPr>
+          <w:p>
+            <w:pPr>
+              <w:spacing w:after="160" w:line="278" w:lineRule="auto"/>
+            </w:pPr>
+            <w:r>
+              <w:rPr>
+                <w:b/>
+              </w:rPr>
+              <w:t>3a. Falla de comunicación o indisponibilidad del Sistema HIS Institucional:</w:t>
+            </w:r>
+            <w:r>
+              <w:br/>
+              <w:t xml:space="preserve">    1. El sistema intenta conectarse al servicio web del HIS durante 3 intentos (</w:t>
+            </w:r>
+            <w:proofErr w:type="spellStart"/>
+            <w:r>
+              <w:t>timeout</w:t>
+            </w:r>
+            <w:proofErr w:type="spellEnd"/>
+            <w:r>
+              <w:t xml:space="preserve"> de 5 segundos).</w:t>
+            </w:r>
+            <w:r>
+              <w:br/>
+              <w:t xml:space="preserve">    2. Si el sistema HIS no responde, el sistema alerta al médico que operará en modo de contingencia local con la última copia en caché de la historia.</w:t>
+            </w:r>
+            <w:r>
+              <w:br/>
+              <w:t xml:space="preserve">    3. El médico procede con el registro manual de antecedentes si es indispensable.</w:t>
+            </w:r>
+            <w:r>
+              <w:br/>
+              <w:t xml:space="preserve">    4. La evolución queda en cola de sincronización asíncrona para enviarse al HIS una vez restablecido el enlace.</w:t>
+            </w:r>
+            <w:r>
+              <w:br/>
+            </w:r>
+            <w:r>
+              <w:br/>
+            </w:r>
+            <w:r>
+              <w:rPr>
+                <w:b/>
+              </w:rPr>
+              <w:t>8a. Campos clínicos obligatorios incompletos:</w:t>
+            </w:r>
+            <w:r>
+              <w:br/>
+              <w:t xml:space="preserve">    1. El sistema resalta en color rojo los campos faltantes (por ejemplo, diagnóstico principal o motivo de consulta).</w:t>
+            </w:r>
+            <w:r>
+              <w:br/>
+              <w:t xml:space="preserve">    2. El sistema impide el cierre de la atención hasta que el médico complete la información requerida.</w:t>
+            </w:r>
+          </w:p>
+        </w:tc>
+      </w:tr>
+      <w:tr>
+        <w:tc>
+          <w:tcPr>
+            <w:tcW w:w="4320" w:type="dxa"/>
+            <w:tcBorders>
+              <w:top w:val="single" w:sz="4" w:space="0" w:color="auto"/>
+              <w:left w:val="single" w:sz="4" w:space="0" w:color="auto"/>
+              <w:bottom w:val="single" w:sz="4" w:space="0" w:color="auto"/>
+              <w:right w:val="single" w:sz="4" w:space="0" w:color="auto"/>
+            </w:tcBorders>
+            <w:hideMark/>
+          </w:tcPr>
+          <w:p>
+            <w:pPr>
+              <w:spacing w:after="160" w:line="278" w:lineRule="auto"/>
+              <w:rPr>
+                <w:lang w:val="en-US"/>
+              </w:rPr>
+            </w:pPr>
+            <w:proofErr w:type="spellStart"/>
+            <w:proofErr w:type="gramStart"/>
+            <w:r>
+              <w:rPr>
+                <w:b/>
+                <w:lang w:val="en-US"/>
+              </w:rPr>
+              <w:t>Relaciones</w:t>
+            </w:r>
+            <w:proofErr w:type="spellEnd"/>
+            <w:r>
+              <w:rPr>
+                <w:b/>
+                <w:lang w:val="en-US"/>
+              </w:rPr>
+              <w:t xml:space="preserve"> («include» / «extend» /</w:t>
+            </w:r>
+            <w:proofErr w:type="gramEnd"/>
+            <w:r>
+              <w:rPr>
+                <w:b/>
+                <w:lang w:val="en-US"/>
+              </w:rPr>
+              <w:t xml:space="preserve"> </w:t>
+            </w:r>
+            <w:proofErr w:type="spellStart"/>
+            <w:r>
+              <w:rPr>
+                <w:b/>
+                <w:lang w:val="en-US"/>
+              </w:rPr>
+              <w:t>generalización</w:t>
+            </w:r>
+            <w:proofErr w:type="spellEnd"/>
+            <w:r>
+              <w:rPr>
+                <w:b/>
+                <w:lang w:val="en-US"/>
+              </w:rPr>
+              <w:t>)</w:t>
+            </w:r>
+          </w:p>
+        </w:tc>
+        <w:tc>
+          <w:tcPr>
+            <w:tcW w:w="4320" w:type="dxa"/>
+            <w:tcBorders>
+              <w:top w:val="single" w:sz="4" w:space="0" w:color="auto"/>
+              <w:left w:val="single" w:sz="4" w:space="0" w:color="auto"/>
+              <w:bottom w:val="single" w:sz="4" w:space="0" w:color="auto"/>
+              <w:right w:val="single" w:sz="4" w:space="0" w:color="auto"/>
+            </w:tcBorders>
+            <w:hideMark/>
+          </w:tcPr>
+          <w:p>
+            <w:pPr>
+              <w:spacing w:after="160" w:line="278" w:lineRule="auto"/>
+            </w:pPr>
+            <w:r>
+              <w:t xml:space="preserve">• </w:t>
+            </w:r>
+            <w:r>
+              <w:rPr>
+                <w:b/>
+              </w:rPr>
+              <w:t>«</w:t>
+            </w:r>
+            <w:proofErr w:type="spellStart"/>
+            <w:r>
+              <w:rPr>
+                <w:b/>
+              </w:rPr>
+              <w:t>include</w:t>
+            </w:r>
+            <w:proofErr w:type="spellEnd"/>
+            <w:r>
+              <w:rPr>
+                <w:b/>
+              </w:rPr>
+              <w:t>»:</w:t>
+            </w:r>
+            <w:r>
+              <w:t xml:space="preserve"> CU-10 Consultar historia clínica en sistema HIS (se ejecuta siempre </w:t>
+            </w:r>
+            <w:proofErr w:type="spellStart"/>
+            <w:r>
+              <w:t>e</w:t>
+            </w:r>
+            <w:proofErr w:type="spellEnd"/>
+            <w:r>
+              <w:t xml:space="preserve"> invariablemente como paso previo e </w:t>
+            </w:r>
+            <w:r>
+              <w:lastRenderedPageBreak/>
+              <w:t>indispensable para el registro de la evolución clínica).</w:t>
+            </w:r>
+          </w:p>
+        </w:tc>
+      </w:tr>
+      <w:tr>
+        <w:tc>
+          <w:tcPr>
+            <w:tcW w:w="4320" w:type="dxa"/>
+            <w:tcBorders>
+              <w:top w:val="single" w:sz="4" w:space="0" w:color="auto"/>
+              <w:left w:val="single" w:sz="4" w:space="0" w:color="auto"/>
+              <w:bottom w:val="single" w:sz="4" w:space="0" w:color="auto"/>
+              <w:right w:val="single" w:sz="4" w:space="0" w:color="auto"/>
+            </w:tcBorders>
+            <w:hideMark/>
+          </w:tcPr>
+          <w:p>
+            <w:pPr>
+              <w:spacing w:after="160" w:line="278" w:lineRule="auto"/>
+              <w:rPr>
+                <w:lang w:val="en-US"/>
+              </w:rPr>
+            </w:pPr>
+            <w:proofErr w:type="spellStart"/>
+            <w:r>
+              <w:rPr>
+                <w:b/>
+                <w:lang w:val="en-US"/>
+              </w:rPr>
+              <w:lastRenderedPageBreak/>
+              <w:t>Requisitos</w:t>
+            </w:r>
+            <w:proofErr w:type="spellEnd"/>
+            <w:r>
+              <w:rPr>
+                <w:b/>
+                <w:lang w:val="en-US"/>
+              </w:rPr>
+              <w:t xml:space="preserve"> no </w:t>
+            </w:r>
+            <w:proofErr w:type="spellStart"/>
+            <w:r>
+              <w:rPr>
+                <w:b/>
+                <w:lang w:val="en-US"/>
+              </w:rPr>
+              <w:t>funcionales</w:t>
+            </w:r>
+            <w:proofErr w:type="spellEnd"/>
+            <w:r>
+              <w:rPr>
+                <w:b/>
+                <w:lang w:val="en-US"/>
+              </w:rPr>
+              <w:t xml:space="preserve"> </w:t>
+            </w:r>
+            <w:proofErr w:type="spellStart"/>
+            <w:r>
+              <w:rPr>
+                <w:b/>
+                <w:lang w:val="en-US"/>
+              </w:rPr>
+              <w:t>asociados</w:t>
+            </w:r>
+            <w:proofErr w:type="spellEnd"/>
+          </w:p>
+        </w:tc>
+        <w:tc>
+          <w:tcPr>
+            <w:tcW w:w="4320" w:type="dxa"/>
+            <w:tcBorders>
+              <w:top w:val="single" w:sz="4" w:space="0" w:color="auto"/>
+              <w:left w:val="single" w:sz="4" w:space="0" w:color="auto"/>
+              <w:bottom w:val="single" w:sz="4" w:space="0" w:color="auto"/>
+              <w:right w:val="single" w:sz="4" w:space="0" w:color="auto"/>
+            </w:tcBorders>
+            <w:hideMark/>
+          </w:tcPr>
+          <w:p>
+            <w:pPr>
+              <w:spacing w:after="160" w:line="278" w:lineRule="auto"/>
+            </w:pPr>
+            <w:r>
+              <w:t xml:space="preserve">• </w:t>
+            </w:r>
+            <w:r>
+              <w:rPr>
+                <w:b/>
+              </w:rPr>
+              <w:t>RNF-04 (Confidencialidad y Privacidad):</w:t>
+            </w:r>
+            <w:r>
+              <w:t xml:space="preserve"> Cumplimiento de la Ley 1581 de 2012 (Habeas Data en Salud) y Resolución 1995 de 1999 sobre custodia y reserva estricta de la historia clínica.</w:t>
+            </w:r>
+            <w:r>
+              <w:br/>
+              <w:t xml:space="preserve">• </w:t>
+            </w:r>
+            <w:r>
+              <w:rPr>
+                <w:b/>
+              </w:rPr>
+              <w:t>RNF-05 (Integridad e Inmutabilidad):</w:t>
+            </w:r>
+            <w:r>
+              <w:t xml:space="preserve"> Una vez cerrada la evolución médica, el registro no puede ser modificado ni eliminado, permitiendo únicamente notas aclaratorias posteriores debidamente fechadas.</w:t>
+            </w:r>
+          </w:p>
+        </w:tc>
+      </w:tr>
+    </w:tbl>
+    <w:p/>
+    <w:p>
+      <w:pPr>
+        <w:rPr>
+          <w:b/>
+          <w:bCs/>
+          <w:i/>
+          <w:iCs/>
+        </w:rPr>
+      </w:pPr>
+      <w:r>
+        <w:rPr>
+          <w:b/>
+          <w:bCs/>
+          <w:i/>
+          <w:iCs/>
+        </w:rPr>
+        <w:t>Especificación 2: Caso de Uso con Relación «</w:t>
+      </w:r>
+      <w:proofErr w:type="spellStart"/>
+      <w:r>
+        <w:rPr>
+          <w:b/>
+          <w:bCs/>
+          <w:i/>
+          <w:iCs/>
+        </w:rPr>
+        <w:t>include</w:t>
+      </w:r>
+      <w:proofErr w:type="spellEnd"/>
+      <w:r>
+        <w:rPr>
+          <w:b/>
+          <w:bCs/>
+          <w:i/>
+          <w:iCs/>
+        </w:rPr>
+        <w:t>»</w:t>
+      </w:r>
+    </w:p>
+    <w:tbl>
+      <w:tblPr>
+        <w:tblStyle w:val="TableGrid"/>
+        <w:tblW w:w="0" w:type="auto"/>
+        <w:tblLook w:val="04A0" w:firstRow="1" w:lastRow="0" w:firstColumn="1" w:lastColumn="0" w:noHBand="0" w:noVBand="1"/>
+      </w:tblPr>
+      <w:tblGrid>
+        <w:gridCol w:w="4320"/>
+        <w:gridCol w:w="4320"/>
+      </w:tblGrid>
+      <w:tr>
+        <w:tc>
+          <w:tcPr>
+            <w:tcW w:w="4320" w:type="dxa"/>
+            <w:tcBorders>
+              <w:top w:val="single" w:sz="4" w:space="0" w:color="auto"/>
+              <w:left w:val="single" w:sz="4" w:space="0" w:color="auto"/>
+              <w:bottom w:val="single" w:sz="4" w:space="0" w:color="auto"/>
+              <w:right w:val="single" w:sz="4" w:space="0" w:color="auto"/>
+            </w:tcBorders>
+            <w:hideMark/>
+          </w:tcPr>
+          <w:p>
+            <w:pPr>
+              <w:spacing w:after="160" w:line="278" w:lineRule="auto"/>
+              <w:rPr>
+                <w:lang w:val="en-US"/>
+              </w:rPr>
+            </w:pPr>
+            <w:r>
+              <w:rPr>
+                <w:lang w:val="en-US"/>
+              </w:rPr>
+              <w:t>Campo</w:t>
+            </w:r>
+          </w:p>
+        </w:tc>
+        <w:tc>
+          <w:tcPr>
+            <w:tcW w:w="4320" w:type="dxa"/>
+            <w:tcBorders>
+              <w:top w:val="single" w:sz="4" w:space="0" w:color="auto"/>
+              <w:left w:val="single" w:sz="4" w:space="0" w:color="auto"/>
+              <w:bottom w:val="single" w:sz="4" w:space="0" w:color="auto"/>
+              <w:right w:val="single" w:sz="4" w:space="0" w:color="auto"/>
+            </w:tcBorders>
+            <w:hideMark/>
+          </w:tcPr>
+          <w:p>
+            <w:pPr>
+              <w:spacing w:after="160" w:line="278" w:lineRule="auto"/>
+              <w:rPr>
+                <w:lang w:val="en-US"/>
+              </w:rPr>
+            </w:pPr>
+            <w:proofErr w:type="spellStart"/>
+            <w:r>
+              <w:rPr>
+                <w:lang w:val="en-US"/>
+              </w:rPr>
+              <w:t>Detalle</w:t>
+            </w:r>
+            <w:proofErr w:type="spellEnd"/>
+          </w:p>
+        </w:tc>
+      </w:tr>
+      <w:tr>
+        <w:tc>
+          <w:tcPr>
+            <w:tcW w:w="4320" w:type="dxa"/>
+            <w:tcBorders>
+              <w:top w:val="single" w:sz="4" w:space="0" w:color="auto"/>
+              <w:left w:val="single" w:sz="4" w:space="0" w:color="auto"/>
+              <w:bottom w:val="single" w:sz="4" w:space="0" w:color="auto"/>
+              <w:right w:val="single" w:sz="4" w:space="0" w:color="auto"/>
+            </w:tcBorders>
+            <w:hideMark/>
+          </w:tcPr>
+          <w:p>
+            <w:pPr>
+              <w:spacing w:after="160" w:line="278" w:lineRule="auto"/>
+              <w:rPr>
+                <w:lang w:val="en-US"/>
+              </w:rPr>
+            </w:pPr>
+            <w:proofErr w:type="spellStart"/>
+            <w:r>
+              <w:rPr>
+                <w:b/>
+                <w:lang w:val="en-US"/>
+              </w:rPr>
+              <w:t>Identificador</w:t>
+            </w:r>
+            <w:proofErr w:type="spellEnd"/>
+          </w:p>
+        </w:tc>
+        <w:tc>
+          <w:tcPr>
+            <w:tcW w:w="4320" w:type="dxa"/>
+            <w:tcBorders>
+              <w:top w:val="single" w:sz="4" w:space="0" w:color="auto"/>
+              <w:left w:val="single" w:sz="4" w:space="0" w:color="auto"/>
+              <w:bottom w:val="single" w:sz="4" w:space="0" w:color="auto"/>
+              <w:right w:val="single" w:sz="4" w:space="0" w:color="auto"/>
+            </w:tcBorders>
+            <w:hideMark/>
+          </w:tcPr>
+          <w:p>
+            <w:pPr>
+              <w:spacing w:after="160" w:line="278" w:lineRule="auto"/>
+              <w:rPr>
+                <w:lang w:val="en-US"/>
+              </w:rPr>
+            </w:pPr>
+            <w:r>
+              <w:rPr>
+                <w:b/>
+                <w:lang w:val="en-US"/>
+              </w:rPr>
+              <w:t>CU-09</w:t>
+            </w:r>
+          </w:p>
+        </w:tc>
+      </w:tr>
+      <w:tr>
+        <w:tc>
+          <w:tcPr>
+            <w:tcW w:w="4320" w:type="dxa"/>
+            <w:tcBorders>
+              <w:top w:val="single" w:sz="4" w:space="0" w:color="auto"/>
+              <w:left w:val="single" w:sz="4" w:space="0" w:color="auto"/>
+              <w:bottom w:val="single" w:sz="4" w:space="0" w:color="auto"/>
+              <w:right w:val="single" w:sz="4" w:space="0" w:color="auto"/>
+            </w:tcBorders>
+            <w:hideMark/>
+          </w:tcPr>
+          <w:p>
+            <w:pPr>
+              <w:spacing w:after="160" w:line="278" w:lineRule="auto"/>
+              <w:rPr>
+                <w:lang w:val="en-US"/>
+              </w:rPr>
+            </w:pPr>
+            <w:r>
+              <w:rPr>
+                <w:b/>
+                <w:lang w:val="en-US"/>
+              </w:rPr>
+              <w:t>Nombre</w:t>
+            </w:r>
+          </w:p>
+        </w:tc>
+        <w:tc>
+          <w:tcPr>
+            <w:tcW w:w="4320" w:type="dxa"/>
+            <w:tcBorders>
+              <w:top w:val="single" w:sz="4" w:space="0" w:color="auto"/>
+              <w:left w:val="single" w:sz="4" w:space="0" w:color="auto"/>
+              <w:bottom w:val="single" w:sz="4" w:space="0" w:color="auto"/>
+              <w:right w:val="single" w:sz="4" w:space="0" w:color="auto"/>
+            </w:tcBorders>
+            <w:hideMark/>
+          </w:tcPr>
+          <w:p>
+            <w:pPr>
+              <w:spacing w:after="160" w:line="278" w:lineRule="auto"/>
+              <w:rPr>
+                <w:lang w:val="en-US"/>
+              </w:rPr>
+            </w:pPr>
+            <w:r>
+              <w:rPr>
+                <w:b/>
+                <w:lang w:val="en-US"/>
+              </w:rPr>
+              <w:t xml:space="preserve">Registrar </w:t>
+            </w:r>
+            <w:proofErr w:type="spellStart"/>
+            <w:r>
+              <w:rPr>
+                <w:b/>
+                <w:lang w:val="en-US"/>
+              </w:rPr>
+              <w:t>evolución</w:t>
+            </w:r>
+            <w:proofErr w:type="spellEnd"/>
+            <w:r>
+              <w:rPr>
+                <w:b/>
+                <w:lang w:val="en-US"/>
+              </w:rPr>
+              <w:t xml:space="preserve"> de consulta</w:t>
+            </w:r>
+          </w:p>
+        </w:tc>
+      </w:tr>
+      <w:tr>
+        <w:tc>
+          <w:tcPr>
+            <w:tcW w:w="4320" w:type="dxa"/>
+            <w:tcBorders>
+              <w:top w:val="single" w:sz="4" w:space="0" w:color="auto"/>
+              <w:left w:val="single" w:sz="4" w:space="0" w:color="auto"/>
+              <w:bottom w:val="single" w:sz="4" w:space="0" w:color="auto"/>
+              <w:right w:val="single" w:sz="4" w:space="0" w:color="auto"/>
+            </w:tcBorders>
+            <w:hideMark/>
+          </w:tcPr>
+          <w:p>
+            <w:pPr>
+              <w:spacing w:after="160" w:line="278" w:lineRule="auto"/>
+              <w:rPr>
+                <w:lang w:val="en-US"/>
+              </w:rPr>
+            </w:pPr>
+            <w:r>
+              <w:rPr>
+                <w:b/>
+                <w:lang w:val="en-US"/>
+              </w:rPr>
+              <w:t xml:space="preserve">Actor </w:t>
+            </w:r>
+            <w:proofErr w:type="spellStart"/>
+            <w:r>
+              <w:rPr>
+                <w:b/>
+                <w:lang w:val="en-US"/>
+              </w:rPr>
+              <w:t>primario</w:t>
+            </w:r>
+            <w:proofErr w:type="spellEnd"/>
+          </w:p>
+        </w:tc>
+        <w:tc>
+          <w:tcPr>
+            <w:tcW w:w="4320" w:type="dxa"/>
+            <w:tcBorders>
+              <w:top w:val="single" w:sz="4" w:space="0" w:color="auto"/>
+              <w:left w:val="single" w:sz="4" w:space="0" w:color="auto"/>
+              <w:bottom w:val="single" w:sz="4" w:space="0" w:color="auto"/>
+              <w:right w:val="single" w:sz="4" w:space="0" w:color="auto"/>
+            </w:tcBorders>
+            <w:hideMark/>
+          </w:tcPr>
+          <w:p>
+            <w:pPr>
+              <w:spacing w:after="160" w:line="278" w:lineRule="auto"/>
+              <w:rPr>
+                <w:lang w:val="en-US"/>
+              </w:rPr>
+            </w:pPr>
+            <w:r>
+              <w:rPr>
+                <w:lang w:val="en-US"/>
+              </w:rPr>
+              <w:t>Médico</w:t>
+            </w:r>
+          </w:p>
+        </w:tc>
+      </w:tr>
+      <w:tr>
+        <w:tc>
+          <w:tcPr>
+            <w:tcW w:w="4320" w:type="dxa"/>
+            <w:tcBorders>
+              <w:top w:val="single" w:sz="4" w:space="0" w:color="auto"/>
+              <w:left w:val="single" w:sz="4" w:space="0" w:color="auto"/>
+              <w:bottom w:val="single" w:sz="4" w:space="0" w:color="auto"/>
+              <w:right w:val="single" w:sz="4" w:space="0" w:color="auto"/>
+            </w:tcBorders>
+            <w:hideMark/>
+          </w:tcPr>
+          <w:p>
+            <w:pPr>
+              <w:spacing w:after="160" w:line="278" w:lineRule="auto"/>
+              <w:rPr>
+                <w:lang w:val="en-US"/>
+              </w:rPr>
+            </w:pPr>
+            <w:proofErr w:type="spellStart"/>
+            <w:r>
+              <w:rPr>
+                <w:b/>
+                <w:lang w:val="en-US"/>
+              </w:rPr>
+              <w:t>Actores</w:t>
+            </w:r>
+            <w:proofErr w:type="spellEnd"/>
+            <w:r>
+              <w:rPr>
+                <w:b/>
+                <w:lang w:val="en-US"/>
+              </w:rPr>
+              <w:t xml:space="preserve"> </w:t>
+            </w:r>
+            <w:proofErr w:type="spellStart"/>
+            <w:r>
+              <w:rPr>
+                <w:b/>
+                <w:lang w:val="en-US"/>
+              </w:rPr>
+              <w:t>secundarios</w:t>
+            </w:r>
+            <w:proofErr w:type="spellEnd"/>
+          </w:p>
+        </w:tc>
+        <w:tc>
+          <w:tcPr>
+            <w:tcW w:w="4320" w:type="dxa"/>
+            <w:tcBorders>
+              <w:top w:val="single" w:sz="4" w:space="0" w:color="auto"/>
+              <w:left w:val="single" w:sz="4" w:space="0" w:color="auto"/>
+              <w:bottom w:val="single" w:sz="4" w:space="0" w:color="auto"/>
+              <w:right w:val="single" w:sz="4" w:space="0" w:color="auto"/>
+            </w:tcBorders>
+            <w:hideMark/>
+          </w:tcPr>
+          <w:p>
+            <w:pPr>
+              <w:spacing w:after="160" w:line="278" w:lineRule="auto"/>
+              <w:rPr>
+                <w:lang w:val="en-US"/>
+              </w:rPr>
+            </w:pPr>
+            <w:r>
+              <w:rPr>
+                <w:lang w:val="en-US"/>
+              </w:rPr>
+              <w:t xml:space="preserve">Sistema HIS </w:t>
+            </w:r>
+            <w:proofErr w:type="spellStart"/>
+            <w:r>
+              <w:rPr>
+                <w:lang w:val="en-US"/>
+              </w:rPr>
+              <w:t>Institucional</w:t>
+            </w:r>
+            <w:proofErr w:type="spellEnd"/>
+          </w:p>
+        </w:tc>
+      </w:tr>
+      <w:tr>
+        <w:tc>
+          <w:tcPr>
+            <w:tcW w:w="4320" w:type="dxa"/>
+            <w:tcBorders>
+              <w:top w:val="single" w:sz="4" w:space="0" w:color="auto"/>
+              <w:left w:val="single" w:sz="4" w:space="0" w:color="auto"/>
+              <w:bottom w:val="single" w:sz="4" w:space="0" w:color="auto"/>
+              <w:right w:val="single" w:sz="4" w:space="0" w:color="auto"/>
+            </w:tcBorders>
+            <w:hideMark/>
+          </w:tcPr>
+          <w:p>
+            <w:pPr>
+              <w:spacing w:after="160" w:line="278" w:lineRule="auto"/>
+              <w:rPr>
+                <w:lang w:val="en-US"/>
+              </w:rPr>
+            </w:pPr>
+            <w:proofErr w:type="spellStart"/>
+            <w:r>
+              <w:rPr>
+                <w:b/>
+                <w:lang w:val="en-US"/>
+              </w:rPr>
+              <w:t>Descripción</w:t>
+            </w:r>
+            <w:proofErr w:type="spellEnd"/>
+            <w:r>
+              <w:rPr>
+                <w:b/>
+                <w:lang w:val="en-US"/>
+              </w:rPr>
+              <w:t xml:space="preserve"> / </w:t>
+            </w:r>
+            <w:proofErr w:type="spellStart"/>
+            <w:r>
+              <w:rPr>
+                <w:b/>
+                <w:lang w:val="en-US"/>
+              </w:rPr>
+              <w:t>propósito</w:t>
+            </w:r>
+            <w:proofErr w:type="spellEnd"/>
+          </w:p>
+        </w:tc>
+        <w:tc>
+          <w:tcPr>
+            <w:tcW w:w="4320" w:type="dxa"/>
+            <w:tcBorders>
+              <w:top w:val="single" w:sz="4" w:space="0" w:color="auto"/>
+              <w:left w:val="single" w:sz="4" w:space="0" w:color="auto"/>
+              <w:bottom w:val="single" w:sz="4" w:space="0" w:color="auto"/>
+              <w:right w:val="single" w:sz="4" w:space="0" w:color="auto"/>
+            </w:tcBorders>
+            <w:hideMark/>
+          </w:tcPr>
+          <w:p>
+            <w:pPr>
+              <w:spacing w:after="160" w:line="278" w:lineRule="auto"/>
+            </w:pPr>
+            <w:r>
+              <w:t>Permitir al profesional médico registrar en el sistema los antecedentes clínicos, motivo de consulta, examen físico, diagnóstico y plan de manejo durante la atención presencial o virtual del paciente.</w:t>
+            </w:r>
+          </w:p>
+        </w:tc>
+      </w:tr>
+      <w:tr>
+        <w:tc>
+          <w:tcPr>
+            <w:tcW w:w="4320" w:type="dxa"/>
+            <w:tcBorders>
+              <w:top w:val="single" w:sz="4" w:space="0" w:color="auto"/>
+              <w:left w:val="single" w:sz="4" w:space="0" w:color="auto"/>
+              <w:bottom w:val="single" w:sz="4" w:space="0" w:color="auto"/>
+              <w:right w:val="single" w:sz="4" w:space="0" w:color="auto"/>
+            </w:tcBorders>
+            <w:hideMark/>
+          </w:tcPr>
+          <w:p>
+            <w:pPr>
+              <w:spacing w:after="160" w:line="278" w:lineRule="auto"/>
+              <w:rPr>
+                <w:lang w:val="en-US"/>
+              </w:rPr>
+            </w:pPr>
+            <w:proofErr w:type="spellStart"/>
+            <w:r>
+              <w:rPr>
+                <w:b/>
+                <w:lang w:val="en-US"/>
+              </w:rPr>
+              <w:t>Precondiciones</w:t>
+            </w:r>
+            <w:proofErr w:type="spellEnd"/>
+          </w:p>
+        </w:tc>
+        <w:tc>
+          <w:tcPr>
+            <w:tcW w:w="4320" w:type="dxa"/>
+            <w:tcBorders>
+              <w:top w:val="single" w:sz="4" w:space="0" w:color="auto"/>
+              <w:left w:val="single" w:sz="4" w:space="0" w:color="auto"/>
+              <w:bottom w:val="single" w:sz="4" w:space="0" w:color="auto"/>
+              <w:right w:val="single" w:sz="4" w:space="0" w:color="auto"/>
+            </w:tcBorders>
+            <w:hideMark/>
+          </w:tcPr>
+          <w:p>
+            <w:pPr>
+              <w:spacing w:after="160" w:line="278" w:lineRule="auto"/>
+            </w:pPr>
+            <w:r>
+              <w:t>1. El médico debe estar autenticado en la plataforma.</w:t>
+            </w:r>
+            <w:r>
+              <w:br/>
+              <w:t>2. El paciente debe tener una cita médica en estado "Confirmada" o "En atención" para el día y franja horaria en curso.</w:t>
+            </w:r>
+          </w:p>
+        </w:tc>
+      </w:tr>
+      <w:tr>
+        <w:tc>
+          <w:tcPr>
+            <w:tcW w:w="4320" w:type="dxa"/>
+            <w:tcBorders>
+              <w:top w:val="single" w:sz="4" w:space="0" w:color="auto"/>
+              <w:left w:val="single" w:sz="4" w:space="0" w:color="auto"/>
+              <w:bottom w:val="single" w:sz="4" w:space="0" w:color="auto"/>
+              <w:right w:val="single" w:sz="4" w:space="0" w:color="auto"/>
+            </w:tcBorders>
+            <w:hideMark/>
+          </w:tcPr>
+          <w:p>
+            <w:pPr>
+              <w:spacing w:after="160" w:line="278" w:lineRule="auto"/>
+              <w:rPr>
+                <w:lang w:val="en-US"/>
+              </w:rPr>
+            </w:pPr>
+            <w:proofErr w:type="spellStart"/>
+            <w:r>
+              <w:rPr>
+                <w:b/>
+                <w:lang w:val="en-US"/>
+              </w:rPr>
+              <w:t>Postcondiciones</w:t>
+            </w:r>
+            <w:proofErr w:type="spellEnd"/>
+          </w:p>
+        </w:tc>
+        <w:tc>
+          <w:tcPr>
+            <w:tcW w:w="4320" w:type="dxa"/>
+            <w:tcBorders>
+              <w:top w:val="single" w:sz="4" w:space="0" w:color="auto"/>
+              <w:left w:val="single" w:sz="4" w:space="0" w:color="auto"/>
+              <w:bottom w:val="single" w:sz="4" w:space="0" w:color="auto"/>
+              <w:right w:val="single" w:sz="4" w:space="0" w:color="auto"/>
+            </w:tcBorders>
+            <w:hideMark/>
+          </w:tcPr>
+          <w:p>
+            <w:pPr>
+              <w:spacing w:after="160" w:line="278" w:lineRule="auto"/>
+            </w:pPr>
+            <w:r>
+              <w:t xml:space="preserve">1. La evolución clínica queda almacenada de forma inmutable con firma digital del </w:t>
+            </w:r>
+            <w:r>
+              <w:lastRenderedPageBreak/>
+              <w:t>profesional y estampilla de tiempo.</w:t>
+            </w:r>
+            <w:r>
+              <w:br/>
+              <w:t>2. El estado de la cita cambia a "Atendida".</w:t>
+            </w:r>
+            <w:r>
+              <w:br/>
+              <w:t>3. Los datos de la consulta quedan sincronizados con el expediente del paciente.</w:t>
+            </w:r>
+          </w:p>
+        </w:tc>
+      </w:tr>
+      <w:tr>
+        <w:tc>
+          <w:tcPr>
+            <w:tcW w:w="4320" w:type="dxa"/>
+            <w:tcBorders>
+              <w:top w:val="single" w:sz="4" w:space="0" w:color="auto"/>
+              <w:left w:val="single" w:sz="4" w:space="0" w:color="auto"/>
+              <w:bottom w:val="single" w:sz="4" w:space="0" w:color="auto"/>
+              <w:right w:val="single" w:sz="4" w:space="0" w:color="auto"/>
+            </w:tcBorders>
+            <w:hideMark/>
+          </w:tcPr>
+          <w:p>
+            <w:pPr>
+              <w:spacing w:after="160" w:line="278" w:lineRule="auto"/>
+              <w:rPr>
+                <w:lang w:val="en-US"/>
+              </w:rPr>
+            </w:pPr>
+            <w:proofErr w:type="spellStart"/>
+            <w:r>
+              <w:rPr>
+                <w:b/>
+                <w:lang w:val="en-US"/>
+              </w:rPr>
+              <w:lastRenderedPageBreak/>
+              <w:t>Flujo</w:t>
+            </w:r>
+            <w:proofErr w:type="spellEnd"/>
+            <w:r>
+              <w:rPr>
+                <w:b/>
+                <w:lang w:val="en-US"/>
+              </w:rPr>
+              <w:t xml:space="preserve"> principal (pasos </w:t>
+            </w:r>
+            <w:proofErr w:type="spellStart"/>
+            <w:r>
+              <w:rPr>
+                <w:b/>
+                <w:lang w:val="en-US"/>
+              </w:rPr>
+              <w:t>numerados</w:t>
+            </w:r>
+            <w:proofErr w:type="spellEnd"/>
+            <w:r>
+              <w:rPr>
+                <w:b/>
+                <w:lang w:val="en-US"/>
+              </w:rPr>
+              <w:t>)</w:t>
+            </w:r>
+          </w:p>
+        </w:tc>
+        <w:tc>
+          <w:tcPr>
+            <w:tcW w:w="4320" w:type="dxa"/>
+            <w:tcBorders>
+              <w:top w:val="single" w:sz="4" w:space="0" w:color="auto"/>
+              <w:left w:val="single" w:sz="4" w:space="0" w:color="auto"/>
+              <w:bottom w:val="single" w:sz="4" w:space="0" w:color="auto"/>
+              <w:right w:val="single" w:sz="4" w:space="0" w:color="auto"/>
+            </w:tcBorders>
+            <w:hideMark/>
+          </w:tcPr>
+          <w:p>
+            <w:pPr>
+              <w:spacing w:after="160" w:line="278" w:lineRule="auto"/>
+            </w:pPr>
+            <w:r>
+              <w:t>1. El médico accede a su agenda diaria y selecciona al paciente en turno.</w:t>
+            </w:r>
+            <w:r>
+              <w:br/>
+              <w:t>2. El médico inicia la sesión de atención y solicita el registro de la evolución.</w:t>
+            </w:r>
+            <w:r>
+              <w:br/>
+              <w:t xml:space="preserve">3. El sistema ejecuta </w:t>
+            </w:r>
+            <w:r>
+              <w:rPr>
+                <w:b/>
+              </w:rPr>
+              <w:t>obligatoriamente el caso de uso «</w:t>
+            </w:r>
+            <w:proofErr w:type="spellStart"/>
+            <w:r>
+              <w:rPr>
+                <w:b/>
+              </w:rPr>
+              <w:t>include</w:t>
+            </w:r>
+            <w:proofErr w:type="spellEnd"/>
+            <w:r>
+              <w:rPr>
+                <w:b/>
+              </w:rPr>
+              <w:t>» CU-10 Consultar historia clínica en sistema HIS</w:t>
+            </w:r>
+            <w:r>
+              <w:t>.</w:t>
+            </w:r>
+            <w:r>
+              <w:br/>
+              <w:t>4. El sistema recupera y despliega en pantalla los antecedentes médicos, alergias, diagnósticos previos y tratamientos activos del paciente provenientes del HIS.</w:t>
+            </w:r>
+            <w:r>
+              <w:br/>
+              <w:t>5. El médico revisa los datos históricos e ingresa los campos de la consulta: motivo de consulta, anamnesis, examen físico, signos vitales y diagnóstico codificado (CIE-10).</w:t>
+            </w:r>
+            <w:r>
+              <w:br/>
+              <w:t>6. El médico registra las conclusiones clínicas y el plan de tratamiento.</w:t>
+            </w:r>
+            <w:r>
+              <w:br/>
+              <w:t>7. El médico presiona el botón "Guardar y finalizar evolución".</w:t>
+            </w:r>
+            <w:r>
+              <w:br/>
+              <w:t>8. El sistema valida que todos los campos médicos obligatorios cumplan con la normatividad sanitaria.</w:t>
+            </w:r>
+            <w:r>
+              <w:br/>
+              <w:t>9. El sistema almacena el registro clínico, sella la consulta y actualiza el estado de la cita a "Atendida".</w:t>
+            </w:r>
+          </w:p>
+        </w:tc>
+      </w:tr>
+      <w:tr>
+        <w:tc>
+          <w:tcPr>
+            <w:tcW w:w="4320" w:type="dxa"/>
+            <w:tcBorders>
+              <w:top w:val="single" w:sz="4" w:space="0" w:color="auto"/>
+              <w:left w:val="single" w:sz="4" w:space="0" w:color="auto"/>
+              <w:bottom w:val="single" w:sz="4" w:space="0" w:color="auto"/>
+              <w:right w:val="single" w:sz="4" w:space="0" w:color="auto"/>
+            </w:tcBorders>
+            <w:hideMark/>
+          </w:tcPr>
+          <w:p>
+            <w:pPr>
+              <w:spacing w:after="160" w:line="278" w:lineRule="auto"/>
+              <w:rPr>
+                <w:lang w:val="en-US"/>
+              </w:rPr>
+            </w:pPr>
+            <w:proofErr w:type="spellStart"/>
+            <w:r>
+              <w:rPr>
+                <w:b/>
+                <w:lang w:val="en-US"/>
+              </w:rPr>
+              <w:t>Flujos</w:t>
+            </w:r>
+            <w:proofErr w:type="spellEnd"/>
+            <w:r>
+              <w:rPr>
+                <w:b/>
+                <w:lang w:val="en-US"/>
+              </w:rPr>
+              <w:t xml:space="preserve"> </w:t>
+            </w:r>
+            <w:proofErr w:type="spellStart"/>
+            <w:r>
+              <w:rPr>
+                <w:b/>
+                <w:lang w:val="en-US"/>
+              </w:rPr>
+              <w:t>alternos</w:t>
+            </w:r>
+            <w:proofErr w:type="spellEnd"/>
+            <w:r>
+              <w:rPr>
+                <w:b/>
+                <w:lang w:val="en-US"/>
+              </w:rPr>
+              <w:t xml:space="preserve"> / </w:t>
+            </w:r>
+            <w:proofErr w:type="spellStart"/>
+            <w:r>
+              <w:rPr>
+                <w:b/>
+                <w:lang w:val="en-US"/>
+              </w:rPr>
+              <w:t>excepciones</w:t>
+            </w:r>
+            <w:proofErr w:type="spellEnd"/>
+          </w:p>
+        </w:tc>
+        <w:tc>
+          <w:tcPr>
+            <w:tcW w:w="4320" w:type="dxa"/>
+            <w:tcBorders>
+              <w:top w:val="single" w:sz="4" w:space="0" w:color="auto"/>
+              <w:left w:val="single" w:sz="4" w:space="0" w:color="auto"/>
+              <w:bottom w:val="single" w:sz="4" w:space="0" w:color="auto"/>
+              <w:right w:val="single" w:sz="4" w:space="0" w:color="auto"/>
+            </w:tcBorders>
+            <w:hideMark/>
+          </w:tcPr>
+          <w:p>
+            <w:pPr>
+              <w:spacing w:after="160" w:line="278" w:lineRule="auto"/>
+            </w:pPr>
+            <w:r>
+              <w:rPr>
+                <w:b/>
+              </w:rPr>
+              <w:t>3a. Falla de comunicación o indisponibilidad del Sistema HIS Institucional:</w:t>
+            </w:r>
+            <w:r>
+              <w:br/>
+              <w:t xml:space="preserve">    1. El sistema intenta conectarse al </w:t>
+            </w:r>
+            <w:r>
+              <w:lastRenderedPageBreak/>
+              <w:t>servicio web del HIS durante 3 intentos (</w:t>
+            </w:r>
+            <w:proofErr w:type="spellStart"/>
+            <w:r>
+              <w:t>timeout</w:t>
+            </w:r>
+            <w:proofErr w:type="spellEnd"/>
+            <w:r>
+              <w:t xml:space="preserve"> de 5 segundos).</w:t>
+            </w:r>
+            <w:r>
+              <w:br/>
+              <w:t xml:space="preserve">    2. Si el sistema HIS no responde, el sistema alerta al médico que operará en modo de contingencia local con la última copia en caché de la historia.</w:t>
+            </w:r>
+            <w:r>
+              <w:br/>
+              <w:t xml:space="preserve">    3. El médico procede con el registro manual de antecedentes si es indispensable.</w:t>
+            </w:r>
+            <w:r>
+              <w:br/>
+              <w:t xml:space="preserve">    4. La evolución queda en cola de sincronización asíncrona para enviarse al HIS una vez restablecido el enlace.</w:t>
+            </w:r>
+            <w:r>
+              <w:br/>
+            </w:r>
+            <w:r>
+              <w:br/>
+            </w:r>
+            <w:r>
+              <w:rPr>
+                <w:b/>
+              </w:rPr>
+              <w:t>8a. Campos clínicos obligatorios incompletos:</w:t>
+            </w:r>
+            <w:r>
+              <w:br/>
+              <w:t xml:space="preserve">    1. El sistema resalta en color rojo los campos faltantes (por ejemplo, diagnóstico principal o motivo de consulta).</w:t>
+            </w:r>
+            <w:r>
+              <w:br/>
+              <w:t xml:space="preserve">    2. El sistema impide el cierre de la atención hasta que el médico complete la información requerida.</w:t>
+            </w:r>
+          </w:p>
+        </w:tc>
+      </w:tr>
+      <w:tr>
+        <w:tc>
+          <w:tcPr>
+            <w:tcW w:w="4320" w:type="dxa"/>
+            <w:tcBorders>
+              <w:top w:val="single" w:sz="4" w:space="0" w:color="auto"/>
+              <w:left w:val="single" w:sz="4" w:space="0" w:color="auto"/>
+              <w:bottom w:val="single" w:sz="4" w:space="0" w:color="auto"/>
+              <w:right w:val="single" w:sz="4" w:space="0" w:color="auto"/>
+            </w:tcBorders>
+            <w:hideMark/>
+          </w:tcPr>
+          <w:p>
+            <w:pPr>
+              <w:spacing w:after="160" w:line="278" w:lineRule="auto"/>
+              <w:rPr>
+                <w:lang w:val="en-US"/>
+              </w:rPr>
+            </w:pPr>
+            <w:proofErr w:type="spellStart"/>
+            <w:proofErr w:type="gramStart"/>
+            <w:r>
+              <w:rPr>
+                <w:b/>
+                <w:lang w:val="en-US"/>
+              </w:rPr>
+              <w:lastRenderedPageBreak/>
+              <w:t>Relaciones</w:t>
+            </w:r>
+            <w:proofErr w:type="spellEnd"/>
+            <w:r>
+              <w:rPr>
+                <w:b/>
+                <w:lang w:val="en-US"/>
+              </w:rPr>
+              <w:t xml:space="preserve"> («include» / «extend» /</w:t>
+            </w:r>
+            <w:proofErr w:type="gramEnd"/>
+            <w:r>
+              <w:rPr>
+                <w:b/>
+                <w:lang w:val="en-US"/>
+              </w:rPr>
+              <w:t xml:space="preserve"> </w:t>
+            </w:r>
+            <w:proofErr w:type="spellStart"/>
+            <w:r>
+              <w:rPr>
+                <w:b/>
+                <w:lang w:val="en-US"/>
+              </w:rPr>
+              <w:t>generalización</w:t>
+            </w:r>
+            <w:proofErr w:type="spellEnd"/>
+            <w:r>
+              <w:rPr>
+                <w:b/>
+                <w:lang w:val="en-US"/>
+              </w:rPr>
+              <w:t>)</w:t>
+            </w:r>
+          </w:p>
+        </w:tc>
+        <w:tc>
+          <w:tcPr>
+            <w:tcW w:w="4320" w:type="dxa"/>
+            <w:tcBorders>
+              <w:top w:val="single" w:sz="4" w:space="0" w:color="auto"/>
+              <w:left w:val="single" w:sz="4" w:space="0" w:color="auto"/>
+              <w:bottom w:val="single" w:sz="4" w:space="0" w:color="auto"/>
+              <w:right w:val="single" w:sz="4" w:space="0" w:color="auto"/>
+            </w:tcBorders>
+            <w:hideMark/>
+          </w:tcPr>
+          <w:p>
+            <w:pPr>
+              <w:spacing w:after="160" w:line="278" w:lineRule="auto"/>
+            </w:pPr>
+            <w:r>
+              <w:t xml:space="preserve">• </w:t>
+            </w:r>
+            <w:r>
+              <w:rPr>
+                <w:b/>
+              </w:rPr>
+              <w:t>«</w:t>
+            </w:r>
+            <w:proofErr w:type="spellStart"/>
+            <w:r>
+              <w:rPr>
+                <w:b/>
+              </w:rPr>
+              <w:t>include</w:t>
+            </w:r>
+            <w:proofErr w:type="spellEnd"/>
+            <w:r>
+              <w:rPr>
+                <w:b/>
+              </w:rPr>
+              <w:t>»:</w:t>
+            </w:r>
+            <w:r>
+              <w:t xml:space="preserve"> CU-10 Consultar historia clínica en sistema HIS (se ejecuta siempre </w:t>
+            </w:r>
+            <w:proofErr w:type="spellStart"/>
+            <w:r>
+              <w:t>e</w:t>
+            </w:r>
+            <w:proofErr w:type="spellEnd"/>
+            <w:r>
+              <w:t xml:space="preserve"> invariablemente como paso previo e indispensable para el registro de la evolución clínica).</w:t>
+            </w:r>
+          </w:p>
+        </w:tc>
+      </w:tr>
+      <w:tr>
+        <w:tc>
+          <w:tcPr>
+            <w:tcW w:w="4320" w:type="dxa"/>
+            <w:tcBorders>
+              <w:top w:val="single" w:sz="4" w:space="0" w:color="auto"/>
+              <w:left w:val="single" w:sz="4" w:space="0" w:color="auto"/>
+              <w:bottom w:val="single" w:sz="4" w:space="0" w:color="auto"/>
+              <w:right w:val="single" w:sz="4" w:space="0" w:color="auto"/>
+            </w:tcBorders>
+            <w:hideMark/>
+          </w:tcPr>
+          <w:p>
+            <w:pPr>
+              <w:spacing w:after="160" w:line="278" w:lineRule="auto"/>
+              <w:rPr>
+                <w:lang w:val="en-US"/>
+              </w:rPr>
+            </w:pPr>
+            <w:proofErr w:type="spellStart"/>
+            <w:r>
+              <w:rPr>
+                <w:b/>
+                <w:lang w:val="en-US"/>
+              </w:rPr>
+              <w:t>Requisitos</w:t>
+            </w:r>
+            <w:proofErr w:type="spellEnd"/>
+            <w:r>
+              <w:rPr>
+                <w:b/>
+                <w:lang w:val="en-US"/>
+              </w:rPr>
+              <w:t xml:space="preserve"> no </w:t>
+            </w:r>
+            <w:proofErr w:type="spellStart"/>
+            <w:r>
+              <w:rPr>
+                <w:b/>
+                <w:lang w:val="en-US"/>
+              </w:rPr>
+              <w:t>funcionales</w:t>
+            </w:r>
+            <w:proofErr w:type="spellEnd"/>
+            <w:r>
+              <w:rPr>
+                <w:b/>
+                <w:lang w:val="en-US"/>
+              </w:rPr>
+              <w:t xml:space="preserve"> </w:t>
+            </w:r>
+            <w:proofErr w:type="spellStart"/>
+            <w:r>
+              <w:rPr>
+                <w:b/>
+                <w:lang w:val="en-US"/>
+              </w:rPr>
+              <w:t>asociados</w:t>
+            </w:r>
+            <w:proofErr w:type="spellEnd"/>
+          </w:p>
+        </w:tc>
+        <w:tc>
+          <w:tcPr>
+            <w:tcW w:w="4320" w:type="dxa"/>
+            <w:tcBorders>
+              <w:top w:val="single" w:sz="4" w:space="0" w:color="auto"/>
+              <w:left w:val="single" w:sz="4" w:space="0" w:color="auto"/>
+              <w:bottom w:val="single" w:sz="4" w:space="0" w:color="auto"/>
+              <w:right w:val="single" w:sz="4" w:space="0" w:color="auto"/>
+            </w:tcBorders>
+            <w:hideMark/>
+          </w:tcPr>
+          <w:p>
+            <w:pPr>
+              <w:spacing w:after="160" w:line="278" w:lineRule="auto"/>
+            </w:pPr>
+            <w:r>
+              <w:t xml:space="preserve">• </w:t>
+            </w:r>
+            <w:r>
+              <w:rPr>
+                <w:b/>
+              </w:rPr>
+              <w:t>RNF-04 (Confidencialidad y Privacidad):</w:t>
+            </w:r>
+            <w:r>
+              <w:t xml:space="preserve"> Cumplimiento de la Ley 1581 de 2012 (Habeas Data en Salud) y Resolución 1995 de 1999 sobre custodia y reserva estricta de la historia clínica.</w:t>
+            </w:r>
+            <w:r>
+              <w:br/>
+              <w:t xml:space="preserve">• </w:t>
+            </w:r>
+            <w:r>
+              <w:rPr>
+                <w:b/>
+              </w:rPr>
+              <w:t>RNF-05 (Integridad e Inmutabilidad):</w:t>
+            </w:r>
+            <w:r>
+              <w:t xml:space="preserve"> Una vez cerrada la evolución médica, el registro no puede ser modificado ni eliminado, permitiendo únicamente notas </w:t>
+            </w:r>
+            <w:r>
+              <w:lastRenderedPageBreak/>
+              <w:t>aclaratorias posteriores debidamente fechadas.</w:t>
+            </w:r>
+          </w:p>
+        </w:tc>
+      </w:tr>
+    </w:tbl>
+    <w:p/>
+    <w:p/>
+    <w:p>
+      <w:pPr>
+        <w:rPr>
+          <w:b/>
+          <w:bCs/>
+        </w:rPr>
+      </w:pPr>
+      <w:r>
+        <w:rPr>
+          <w:b/>
+          <w:bCs/>
+        </w:rPr>
+        <w:t>PARTE II. CUESTIONARIO DE SELECCIÓN MÚLTIPLE (30% – 1.5 puntos)</w:t>
+      </w:r>
+    </w:p>
+    <w:p>
+      <w:pPr>
+        <w:rPr>
+          <w:b/>
+          <w:bCs/>
+          <w:lang w:val="en-US"/>
+        </w:rPr>
+      </w:pPr>
+      <w:proofErr w:type="spellStart"/>
+      <w:r>
+        <w:rPr>
+          <w:b/>
+          <w:bCs/>
+          <w:lang w:val="en-US"/>
+        </w:rPr>
+        <w:t>Tabla</w:t>
+      </w:r>
+      <w:proofErr w:type="spellEnd"/>
+      <w:r>
+        <w:rPr>
+          <w:b/>
+          <w:bCs/>
+          <w:lang w:val="en-US"/>
+        </w:rPr>
+        <w:t xml:space="preserve"> </w:t>
+      </w:r>
+      <w:proofErr w:type="spellStart"/>
+      <w:r>
+        <w:rPr>
+          <w:b/>
+          <w:bCs/>
+          <w:lang w:val="en-US"/>
+        </w:rPr>
+        <w:t>Resumen</w:t>
+      </w:r>
+      <w:proofErr w:type="spellEnd"/>
+      <w:r>
+        <w:rPr>
+          <w:b/>
+          <w:bCs/>
+          <w:lang w:val="en-US"/>
+        </w:rPr>
+        <w:t xml:space="preserve"> de </w:t>
+      </w:r>
+      <w:proofErr w:type="spellStart"/>
+      <w:r>
+        <w:rPr>
+          <w:b/>
+          <w:bCs/>
+          <w:lang w:val="en-US"/>
+        </w:rPr>
+        <w:t>Respuestas</w:t>
+      </w:r>
+      <w:proofErr w:type="spellEnd"/>
+    </w:p>
+    <w:tbl>
+      <w:tblPr>
+        <w:tblStyle w:val="TableGrid"/>
+        <w:tblW w:w="0" w:type="auto"/>
+        <w:tblLook w:val="04A0" w:firstRow="1" w:lastRow="0" w:firstColumn="1" w:lastColumn="0" w:noHBand="0" w:noVBand="1"/>
+      </w:tblPr>
+      <w:tblGrid>
+        <w:gridCol w:w="1413"/>
+        <w:gridCol w:w="1134"/>
+        <w:gridCol w:w="6093"/>
+      </w:tblGrid>
+      <w:tr>
+        <w:tc>
+          <w:tcPr>
+            <w:tcW w:w="1413" w:type="dxa"/>
+            <w:tcBorders>
+              <w:top w:val="single" w:sz="4" w:space="0" w:color="auto"/>
+              <w:left w:val="single" w:sz="4" w:space="0" w:color="auto"/>
+              <w:bottom w:val="single" w:sz="4" w:space="0" w:color="auto"/>
+              <w:right w:val="single" w:sz="4" w:space="0" w:color="auto"/>
+            </w:tcBorders>
+            <w:hideMark/>
+          </w:tcPr>
+          <w:p>
+            <w:pPr>
+              <w:spacing w:after="160" w:line="278" w:lineRule="auto"/>
+              <w:rPr>
+                <w:lang w:val="en-US"/>
+              </w:rPr>
+            </w:pPr>
+            <w:proofErr w:type="spellStart"/>
+            <w:r>
+              <w:rPr>
+                <w:lang w:val="en-US"/>
+              </w:rPr>
+              <w:t>Pregunta</w:t>
+            </w:r>
+            <w:proofErr w:type="spellEnd"/>
+          </w:p>
+        </w:tc>
+        <w:tc>
+          <w:tcPr>
+            <w:tcW w:w="1134" w:type="dxa"/>
+            <w:tcBorders>
+              <w:top w:val="single" w:sz="4" w:space="0" w:color="auto"/>
+              <w:left w:val="single" w:sz="4" w:space="0" w:color="auto"/>
+              <w:bottom w:val="single" w:sz="4" w:space="0" w:color="auto"/>
+              <w:right w:val="single" w:sz="4" w:space="0" w:color="auto"/>
+            </w:tcBorders>
+            <w:hideMark/>
+          </w:tcPr>
+          <w:p>
+            <w:pPr>
+              <w:spacing w:after="160" w:line="278" w:lineRule="auto"/>
+              <w:rPr>
+                <w:lang w:val="en-US"/>
+              </w:rPr>
+            </w:pPr>
+            <w:proofErr w:type="spellStart"/>
+            <w:r>
+              <w:rPr>
+                <w:lang w:val="en-US"/>
+              </w:rPr>
+              <w:t>Correcta</w:t>
+            </w:r>
+            <w:proofErr w:type="spellEnd"/>
+          </w:p>
+        </w:tc>
+        <w:tc>
+          <w:tcPr>
+            <w:tcW w:w="6093" w:type="dxa"/>
+            <w:tcBorders>
+              <w:top w:val="single" w:sz="4" w:space="0" w:color="auto"/>
+              <w:left w:val="single" w:sz="4" w:space="0" w:color="auto"/>
+              <w:bottom w:val="single" w:sz="4" w:space="0" w:color="auto"/>
+              <w:right w:val="single" w:sz="4" w:space="0" w:color="auto"/>
+            </w:tcBorders>
+            <w:hideMark/>
+          </w:tcPr>
+          <w:p>
+            <w:pPr>
+              <w:spacing w:after="160" w:line="278" w:lineRule="auto"/>
+              <w:rPr>
+                <w:lang w:val="en-US"/>
+              </w:rPr>
+            </w:pPr>
+            <w:proofErr w:type="spellStart"/>
+            <w:r>
+              <w:rPr>
+                <w:lang w:val="en-US"/>
+              </w:rPr>
+              <w:t>Enunciado</w:t>
+            </w:r>
+            <w:proofErr w:type="spellEnd"/>
+            <w:r>
+              <w:rPr>
+                <w:lang w:val="en-US"/>
+              </w:rPr>
+              <w:t xml:space="preserve"> Clave</w:t>
+            </w:r>
+          </w:p>
+        </w:tc>
+      </w:tr>
+      <w:tr>
+        <w:tc>
+          <w:tcPr>
+            <w:tcW w:w="1413" w:type="dxa"/>
+            <w:tcBorders>
+              <w:top w:val="single" w:sz="4" w:space="0" w:color="auto"/>
+              <w:left w:val="single" w:sz="4" w:space="0" w:color="auto"/>
+              <w:bottom w:val="single" w:sz="4" w:space="0" w:color="auto"/>
+              <w:right w:val="single" w:sz="4" w:space="0" w:color="auto"/>
+            </w:tcBorders>
+            <w:hideMark/>
+          </w:tcPr>
+          <w:p>
+            <w:pPr>
+              <w:spacing w:after="160" w:line="278" w:lineRule="auto"/>
+              <w:rPr>
+                <w:lang w:val="en-US"/>
+              </w:rPr>
+            </w:pPr>
+            <w:r>
+              <w:rPr>
+                <w:b/>
+                <w:lang w:val="en-US"/>
+              </w:rPr>
+              <w:t>1</w:t>
+            </w:r>
+          </w:p>
+        </w:tc>
+        <w:tc>
+          <w:tcPr>
+            <w:tcW w:w="1134" w:type="dxa"/>
+            <w:tcBorders>
+              <w:top w:val="single" w:sz="4" w:space="0" w:color="auto"/>
+              <w:left w:val="single" w:sz="4" w:space="0" w:color="auto"/>
+              <w:bottom w:val="single" w:sz="4" w:space="0" w:color="auto"/>
+              <w:right w:val="single" w:sz="4" w:space="0" w:color="auto"/>
+            </w:tcBorders>
+            <w:hideMark/>
+          </w:tcPr>
+          <w:p>
+            <w:pPr>
+              <w:spacing w:after="160" w:line="278" w:lineRule="auto"/>
+              <w:rPr>
+                <w:lang w:val="en-US"/>
+              </w:rPr>
+            </w:pPr>
+            <w:r>
+              <w:rPr>
+                <w:b/>
+                <w:lang w:val="en-US"/>
+              </w:rPr>
+              <w:t>b</w:t>
+            </w:r>
+          </w:p>
+        </w:tc>
+        <w:tc>
+          <w:tcPr>
+            <w:tcW w:w="6093" w:type="dxa"/>
+            <w:tcBorders>
+              <w:top w:val="single" w:sz="4" w:space="0" w:color="auto"/>
+              <w:left w:val="single" w:sz="4" w:space="0" w:color="auto"/>
+              <w:bottom w:val="single" w:sz="4" w:space="0" w:color="auto"/>
+              <w:right w:val="single" w:sz="4" w:space="0" w:color="auto"/>
+            </w:tcBorders>
+            <w:hideMark/>
+          </w:tcPr>
+          <w:p>
+            <w:pPr>
+              <w:spacing w:after="160" w:line="278" w:lineRule="auto"/>
+            </w:pPr>
+            <w:r>
+              <w:t>El proceso de crear representaciones abstractas del sistema...</w:t>
+            </w:r>
+          </w:p>
+        </w:tc>
+      </w:tr>
+      <w:tr>
+        <w:tc>
+          <w:tcPr>
+            <w:tcW w:w="1413" w:type="dxa"/>
+            <w:tcBorders>
+              <w:top w:val="single" w:sz="4" w:space="0" w:color="auto"/>
+              <w:left w:val="single" w:sz="4" w:space="0" w:color="auto"/>
+              <w:bottom w:val="single" w:sz="4" w:space="0" w:color="auto"/>
+              <w:right w:val="single" w:sz="4" w:space="0" w:color="auto"/>
+            </w:tcBorders>
+            <w:hideMark/>
+          </w:tcPr>
+          <w:p>
+            <w:pPr>
+              <w:spacing w:after="160" w:line="278" w:lineRule="auto"/>
+              <w:rPr>
+                <w:lang w:val="en-US"/>
+              </w:rPr>
+            </w:pPr>
+            <w:r>
+              <w:rPr>
+                <w:b/>
+                <w:lang w:val="en-US"/>
+              </w:rPr>
+              <w:t>2</w:t>
+            </w:r>
+          </w:p>
+        </w:tc>
+        <w:tc>
+          <w:tcPr>
+            <w:tcW w:w="1134" w:type="dxa"/>
+            <w:tcBorders>
+              <w:top w:val="single" w:sz="4" w:space="0" w:color="auto"/>
+              <w:left w:val="single" w:sz="4" w:space="0" w:color="auto"/>
+              <w:bottom w:val="single" w:sz="4" w:space="0" w:color="auto"/>
+              <w:right w:val="single" w:sz="4" w:space="0" w:color="auto"/>
+            </w:tcBorders>
+            <w:hideMark/>
+          </w:tcPr>
+          <w:p>
+            <w:pPr>
+              <w:spacing w:after="160" w:line="278" w:lineRule="auto"/>
+              <w:rPr>
+                <w:lang w:val="en-US"/>
+              </w:rPr>
+            </w:pPr>
+            <w:r>
+              <w:rPr>
+                <w:b/>
+                <w:lang w:val="en-US"/>
+              </w:rPr>
+              <w:t>c</w:t>
+            </w:r>
+          </w:p>
+        </w:tc>
+        <w:tc>
+          <w:tcPr>
+            <w:tcW w:w="6093" w:type="dxa"/>
+            <w:tcBorders>
+              <w:top w:val="single" w:sz="4" w:space="0" w:color="auto"/>
+              <w:left w:val="single" w:sz="4" w:space="0" w:color="auto"/>
+              <w:bottom w:val="single" w:sz="4" w:space="0" w:color="auto"/>
+              <w:right w:val="single" w:sz="4" w:space="0" w:color="auto"/>
+            </w:tcBorders>
+            <w:hideMark/>
+          </w:tcPr>
+          <w:p>
+            <w:pPr>
+              <w:spacing w:after="160" w:line="278" w:lineRule="auto"/>
+            </w:pPr>
+            <w:r>
+              <w:t>Modelo funcional, mediante un diagrama de casos de uso.</w:t>
+            </w:r>
+          </w:p>
+        </w:tc>
+      </w:tr>
+      <w:tr>
+        <w:tc>
+          <w:tcPr>
+            <w:tcW w:w="1413" w:type="dxa"/>
+            <w:tcBorders>
+              <w:top w:val="single" w:sz="4" w:space="0" w:color="auto"/>
+              <w:left w:val="single" w:sz="4" w:space="0" w:color="auto"/>
+              <w:bottom w:val="single" w:sz="4" w:space="0" w:color="auto"/>
+              <w:right w:val="single" w:sz="4" w:space="0" w:color="auto"/>
+            </w:tcBorders>
+            <w:hideMark/>
+          </w:tcPr>
+          <w:p>
+            <w:pPr>
+              <w:spacing w:after="160" w:line="278" w:lineRule="auto"/>
+              <w:rPr>
+                <w:lang w:val="en-US"/>
+              </w:rPr>
+            </w:pPr>
+            <w:r>
+              <w:rPr>
+                <w:b/>
+                <w:lang w:val="en-US"/>
+              </w:rPr>
+              <w:t>3</w:t>
+            </w:r>
+          </w:p>
+        </w:tc>
+        <w:tc>
+          <w:tcPr>
+            <w:tcW w:w="1134" w:type="dxa"/>
+            <w:tcBorders>
+              <w:top w:val="single" w:sz="4" w:space="0" w:color="auto"/>
+              <w:left w:val="single" w:sz="4" w:space="0" w:color="auto"/>
+              <w:bottom w:val="single" w:sz="4" w:space="0" w:color="auto"/>
+              <w:right w:val="single" w:sz="4" w:space="0" w:color="auto"/>
+            </w:tcBorders>
+            <w:hideMark/>
+          </w:tcPr>
+          <w:p>
+            <w:pPr>
+              <w:spacing w:after="160" w:line="278" w:lineRule="auto"/>
+              <w:rPr>
+                <w:lang w:val="en-US"/>
+              </w:rPr>
+            </w:pPr>
+            <w:r>
+              <w:rPr>
+                <w:b/>
+                <w:lang w:val="en-US"/>
+              </w:rPr>
+              <w:t>a</w:t>
+            </w:r>
+          </w:p>
+        </w:tc>
+        <w:tc>
+          <w:tcPr>
+            <w:tcW w:w="6093" w:type="dxa"/>
+            <w:tcBorders>
+              <w:top w:val="single" w:sz="4" w:space="0" w:color="auto"/>
+              <w:left w:val="single" w:sz="4" w:space="0" w:color="auto"/>
+              <w:bottom w:val="single" w:sz="4" w:space="0" w:color="auto"/>
+              <w:right w:val="single" w:sz="4" w:space="0" w:color="auto"/>
+            </w:tcBorders>
+            <w:hideMark/>
+          </w:tcPr>
+          <w:p>
+            <w:pPr>
+              <w:spacing w:after="160" w:line="278" w:lineRule="auto"/>
+            </w:pPr>
+            <w:r>
+              <w:t>Fue creado por Grady Booch, Ivar Jacobson y James Rumbaugh... adoptado por OMG en 1997.</w:t>
+            </w:r>
+          </w:p>
+        </w:tc>
+      </w:tr>
+      <w:tr>
+        <w:tc>
+          <w:tcPr>
+            <w:tcW w:w="1413" w:type="dxa"/>
+            <w:tcBorders>
+              <w:top w:val="single" w:sz="4" w:space="0" w:color="auto"/>
+              <w:left w:val="single" w:sz="4" w:space="0" w:color="auto"/>
+              <w:bottom w:val="single" w:sz="4" w:space="0" w:color="auto"/>
+              <w:right w:val="single" w:sz="4" w:space="0" w:color="auto"/>
+            </w:tcBorders>
+            <w:hideMark/>
+          </w:tcPr>
+          <w:p>
+            <w:pPr>
+              <w:spacing w:after="160" w:line="278" w:lineRule="auto"/>
+              <w:rPr>
+                <w:lang w:val="en-US"/>
+              </w:rPr>
+            </w:pPr>
+            <w:r>
+              <w:rPr>
+                <w:b/>
+                <w:lang w:val="en-US"/>
+              </w:rPr>
+              <w:t>4</w:t>
+            </w:r>
+          </w:p>
+        </w:tc>
+        <w:tc>
+          <w:tcPr>
+            <w:tcW w:w="1134" w:type="dxa"/>
+            <w:tcBorders>
+              <w:top w:val="single" w:sz="4" w:space="0" w:color="auto"/>
+              <w:left w:val="single" w:sz="4" w:space="0" w:color="auto"/>
+              <w:bottom w:val="single" w:sz="4" w:space="0" w:color="auto"/>
+              <w:right w:val="single" w:sz="4" w:space="0" w:color="auto"/>
+            </w:tcBorders>
+            <w:hideMark/>
+          </w:tcPr>
+          <w:p>
+            <w:pPr>
+              <w:spacing w:after="160" w:line="278" w:lineRule="auto"/>
+              <w:rPr>
+                <w:lang w:val="en-US"/>
+              </w:rPr>
+            </w:pPr>
+            <w:r>
+              <w:rPr>
+                <w:b/>
+                <w:lang w:val="en-US"/>
+              </w:rPr>
+              <w:t>b</w:t>
+            </w:r>
+          </w:p>
+        </w:tc>
+        <w:tc>
+          <w:tcPr>
+            <w:tcW w:w="6093" w:type="dxa"/>
+            <w:tcBorders>
+              <w:top w:val="single" w:sz="4" w:space="0" w:color="auto"/>
+              <w:left w:val="single" w:sz="4" w:space="0" w:color="auto"/>
+              <w:bottom w:val="single" w:sz="4" w:space="0" w:color="auto"/>
+              <w:right w:val="single" w:sz="4" w:space="0" w:color="auto"/>
+            </w:tcBorders>
+            <w:hideMark/>
+          </w:tcPr>
+          <w:p>
+            <w:pPr>
+              <w:spacing w:after="160" w:line="278" w:lineRule="auto"/>
+            </w:pPr>
+            <w:r>
+              <w:t>Despliegue, porque representa la distribución física de los artefactos en nodos de hardware.</w:t>
+            </w:r>
+          </w:p>
+        </w:tc>
+      </w:tr>
+      <w:tr>
+        <w:tc>
+          <w:tcPr>
+            <w:tcW w:w="1413" w:type="dxa"/>
+            <w:tcBorders>
+              <w:top w:val="single" w:sz="4" w:space="0" w:color="auto"/>
+              <w:left w:val="single" w:sz="4" w:space="0" w:color="auto"/>
+              <w:bottom w:val="single" w:sz="4" w:space="0" w:color="auto"/>
+              <w:right w:val="single" w:sz="4" w:space="0" w:color="auto"/>
+            </w:tcBorders>
+            <w:hideMark/>
+          </w:tcPr>
+          <w:p>
+            <w:pPr>
+              <w:spacing w:after="160" w:line="278" w:lineRule="auto"/>
+              <w:rPr>
+                <w:lang w:val="en-US"/>
+              </w:rPr>
+            </w:pPr>
+            <w:r>
+              <w:rPr>
+                <w:b/>
+                <w:lang w:val="en-US"/>
+              </w:rPr>
+              <w:t>5</w:t>
+            </w:r>
+          </w:p>
+        </w:tc>
+        <w:tc>
+          <w:tcPr>
+            <w:tcW w:w="1134" w:type="dxa"/>
+            <w:tcBorders>
+              <w:top w:val="single" w:sz="4" w:space="0" w:color="auto"/>
+              <w:left w:val="single" w:sz="4" w:space="0" w:color="auto"/>
+              <w:bottom w:val="single" w:sz="4" w:space="0" w:color="auto"/>
+              <w:right w:val="single" w:sz="4" w:space="0" w:color="auto"/>
+            </w:tcBorders>
+            <w:hideMark/>
+          </w:tcPr>
+          <w:p>
+            <w:pPr>
+              <w:spacing w:after="160" w:line="278" w:lineRule="auto"/>
+              <w:rPr>
+                <w:lang w:val="en-US"/>
+              </w:rPr>
+            </w:pPr>
+            <w:r>
+              <w:rPr>
+                <w:b/>
+                <w:lang w:val="en-US"/>
+              </w:rPr>
+              <w:t>b</w:t>
+            </w:r>
+          </w:p>
+        </w:tc>
+        <w:tc>
+          <w:tcPr>
+            <w:tcW w:w="6093" w:type="dxa"/>
+            <w:tcBorders>
+              <w:top w:val="single" w:sz="4" w:space="0" w:color="auto"/>
+              <w:left w:val="single" w:sz="4" w:space="0" w:color="auto"/>
+              <w:bottom w:val="single" w:sz="4" w:space="0" w:color="auto"/>
+              <w:right w:val="single" w:sz="4" w:space="0" w:color="auto"/>
+            </w:tcBorders>
+            <w:hideMark/>
+          </w:tcPr>
+          <w:p>
+            <w:pPr>
+              <w:spacing w:after="160" w:line="278" w:lineRule="auto"/>
+            </w:pPr>
+            <w:r>
+              <w:t>«</w:t>
+            </w:r>
+            <w:proofErr w:type="spellStart"/>
+            <w:r>
+              <w:t>include</w:t>
+            </w:r>
+            <w:proofErr w:type="spellEnd"/>
+            <w:r>
+              <w:t>», porque el comportamiento incluido se ejecuta siempre como parte del caso de uso base.</w:t>
+            </w:r>
+          </w:p>
+        </w:tc>
+      </w:tr>
+      <w:tr>
+        <w:tc>
+          <w:tcPr>
+            <w:tcW w:w="1413" w:type="dxa"/>
+            <w:tcBorders>
+              <w:top w:val="single" w:sz="4" w:space="0" w:color="auto"/>
+              <w:left w:val="single" w:sz="4" w:space="0" w:color="auto"/>
+              <w:bottom w:val="single" w:sz="4" w:space="0" w:color="auto"/>
+              <w:right w:val="single" w:sz="4" w:space="0" w:color="auto"/>
+            </w:tcBorders>
+            <w:hideMark/>
+          </w:tcPr>
+          <w:p>
+            <w:pPr>
+              <w:spacing w:after="160" w:line="278" w:lineRule="auto"/>
+              <w:rPr>
+                <w:lang w:val="en-US"/>
+              </w:rPr>
+            </w:pPr>
+            <w:r>
+              <w:rPr>
+                <w:b/>
+                <w:lang w:val="en-US"/>
+              </w:rPr>
+              <w:t>6</w:t>
+            </w:r>
+          </w:p>
+        </w:tc>
+        <w:tc>
+          <w:tcPr>
+            <w:tcW w:w="1134" w:type="dxa"/>
+            <w:tcBorders>
+              <w:top w:val="single" w:sz="4" w:space="0" w:color="auto"/>
+              <w:left w:val="single" w:sz="4" w:space="0" w:color="auto"/>
+              <w:bottom w:val="single" w:sz="4" w:space="0" w:color="auto"/>
+              <w:right w:val="single" w:sz="4" w:space="0" w:color="auto"/>
+            </w:tcBorders>
+            <w:hideMark/>
+          </w:tcPr>
+          <w:p>
+            <w:pPr>
+              <w:spacing w:after="160" w:line="278" w:lineRule="auto"/>
+              <w:rPr>
+                <w:lang w:val="en-US"/>
+              </w:rPr>
+            </w:pPr>
+            <w:r>
+              <w:rPr>
+                <w:b/>
+                <w:lang w:val="en-US"/>
+              </w:rPr>
+              <w:t>c</w:t>
+            </w:r>
+          </w:p>
+        </w:tc>
+        <w:tc>
+          <w:tcPr>
+            <w:tcW w:w="6093" w:type="dxa"/>
+            <w:tcBorders>
+              <w:top w:val="single" w:sz="4" w:space="0" w:color="auto"/>
+              <w:left w:val="single" w:sz="4" w:space="0" w:color="auto"/>
+              <w:bottom w:val="single" w:sz="4" w:space="0" w:color="auto"/>
+              <w:right w:val="single" w:sz="4" w:space="0" w:color="auto"/>
+            </w:tcBorders>
+            <w:hideMark/>
+          </w:tcPr>
+          <w:p>
+            <w:pPr>
+              <w:spacing w:after="160" w:line="278" w:lineRule="auto"/>
+            </w:pPr>
+            <w:r>
+              <w:t xml:space="preserve">La generalización se representa con una línea </w:t>
+            </w:r>
+            <w:proofErr w:type="gramStart"/>
+            <w:r>
+              <w:t>continua</w:t>
+            </w:r>
+            <w:proofErr w:type="gramEnd"/>
+            <w:r>
+              <w:t xml:space="preserve"> terminada en un triángulo hueco...</w:t>
+            </w:r>
+          </w:p>
+        </w:tc>
+      </w:tr>
+      <w:tr>
+        <w:tc>
+          <w:tcPr>
+            <w:tcW w:w="1413" w:type="dxa"/>
+            <w:tcBorders>
+              <w:top w:val="single" w:sz="4" w:space="0" w:color="auto"/>
+              <w:left w:val="single" w:sz="4" w:space="0" w:color="auto"/>
+              <w:bottom w:val="single" w:sz="4" w:space="0" w:color="auto"/>
+              <w:right w:val="single" w:sz="4" w:space="0" w:color="auto"/>
+            </w:tcBorders>
+            <w:hideMark/>
+          </w:tcPr>
+          <w:p>
+            <w:pPr>
+              <w:spacing w:after="160" w:line="278" w:lineRule="auto"/>
+              <w:rPr>
+                <w:lang w:val="en-US"/>
+              </w:rPr>
+            </w:pPr>
+            <w:r>
+              <w:rPr>
+                <w:b/>
+                <w:lang w:val="en-US"/>
+              </w:rPr>
+              <w:t>7</w:t>
+            </w:r>
+          </w:p>
+        </w:tc>
+        <w:tc>
+          <w:tcPr>
+            <w:tcW w:w="1134" w:type="dxa"/>
+            <w:tcBorders>
+              <w:top w:val="single" w:sz="4" w:space="0" w:color="auto"/>
+              <w:left w:val="single" w:sz="4" w:space="0" w:color="auto"/>
+              <w:bottom w:val="single" w:sz="4" w:space="0" w:color="auto"/>
+              <w:right w:val="single" w:sz="4" w:space="0" w:color="auto"/>
+            </w:tcBorders>
+            <w:hideMark/>
+          </w:tcPr>
+          <w:p>
+            <w:pPr>
+              <w:spacing w:after="160" w:line="278" w:lineRule="auto"/>
+              <w:rPr>
+                <w:lang w:val="en-US"/>
+              </w:rPr>
+            </w:pPr>
+            <w:r>
+              <w:rPr>
+                <w:b/>
+                <w:lang w:val="en-US"/>
+              </w:rPr>
+              <w:t>b</w:t>
+            </w:r>
+          </w:p>
+        </w:tc>
+        <w:tc>
+          <w:tcPr>
+            <w:tcW w:w="6093" w:type="dxa"/>
+            <w:tcBorders>
+              <w:top w:val="single" w:sz="4" w:space="0" w:color="auto"/>
+              <w:left w:val="single" w:sz="4" w:space="0" w:color="auto"/>
+              <w:bottom w:val="single" w:sz="4" w:space="0" w:color="auto"/>
+              <w:right w:val="single" w:sz="4" w:space="0" w:color="auto"/>
+            </w:tcBorders>
+            <w:hideMark/>
+          </w:tcPr>
+          <w:p>
+            <w:pPr>
+              <w:spacing w:after="160" w:line="278" w:lineRule="auto"/>
+            </w:pPr>
+            <w:r>
+              <w:t>Actores secundarios, porque son entidades externas que prestan soporte al sistema o al actor primario.</w:t>
+            </w:r>
+          </w:p>
+        </w:tc>
+      </w:tr>
+      <w:tr>
+        <w:tc>
+          <w:tcPr>
+            <w:tcW w:w="1413" w:type="dxa"/>
+            <w:tcBorders>
+              <w:top w:val="single" w:sz="4" w:space="0" w:color="auto"/>
+              <w:left w:val="single" w:sz="4" w:space="0" w:color="auto"/>
+              <w:bottom w:val="single" w:sz="4" w:space="0" w:color="auto"/>
+              <w:right w:val="single" w:sz="4" w:space="0" w:color="auto"/>
+            </w:tcBorders>
+            <w:hideMark/>
+          </w:tcPr>
+          <w:p>
+            <w:pPr>
+              <w:spacing w:after="160" w:line="278" w:lineRule="auto"/>
+              <w:rPr>
+                <w:lang w:val="en-US"/>
+              </w:rPr>
+            </w:pPr>
+            <w:r>
+              <w:rPr>
+                <w:b/>
+                <w:lang w:val="en-US"/>
+              </w:rPr>
+              <w:t>8</w:t>
+            </w:r>
+          </w:p>
+        </w:tc>
+        <w:tc>
+          <w:tcPr>
+            <w:tcW w:w="1134" w:type="dxa"/>
+            <w:tcBorders>
+              <w:top w:val="single" w:sz="4" w:space="0" w:color="auto"/>
+              <w:left w:val="single" w:sz="4" w:space="0" w:color="auto"/>
+              <w:bottom w:val="single" w:sz="4" w:space="0" w:color="auto"/>
+              <w:right w:val="single" w:sz="4" w:space="0" w:color="auto"/>
+            </w:tcBorders>
+            <w:hideMark/>
+          </w:tcPr>
+          <w:p>
+            <w:pPr>
+              <w:spacing w:after="160" w:line="278" w:lineRule="auto"/>
+              <w:rPr>
+                <w:lang w:val="en-US"/>
+              </w:rPr>
+            </w:pPr>
+            <w:r>
+              <w:rPr>
+                <w:b/>
+                <w:lang w:val="en-US"/>
+              </w:rPr>
+              <w:t>c</w:t>
+            </w:r>
+          </w:p>
+        </w:tc>
+        <w:tc>
+          <w:tcPr>
+            <w:tcW w:w="6093" w:type="dxa"/>
+            <w:tcBorders>
+              <w:top w:val="single" w:sz="4" w:space="0" w:color="auto"/>
+              <w:left w:val="single" w:sz="4" w:space="0" w:color="auto"/>
+              <w:bottom w:val="single" w:sz="4" w:space="0" w:color="auto"/>
+              <w:right w:val="single" w:sz="4" w:space="0" w:color="auto"/>
+            </w:tcBorders>
+            <w:hideMark/>
+          </w:tcPr>
+          <w:p>
+            <w:pPr>
+              <w:spacing w:after="160" w:line="278" w:lineRule="auto"/>
+            </w:pPr>
+            <w:r>
+              <w:t>No detallan la lógica interna del sistema ni resultan adecuados para modelar comportamientos complejos...</w:t>
+            </w:r>
+          </w:p>
+        </w:tc>
+      </w:tr>
+      <w:tr>
+        <w:tc>
+          <w:tcPr>
+            <w:tcW w:w="1413" w:type="dxa"/>
+            <w:tcBorders>
+              <w:top w:val="single" w:sz="4" w:space="0" w:color="auto"/>
+              <w:left w:val="single" w:sz="4" w:space="0" w:color="auto"/>
+              <w:bottom w:val="single" w:sz="4" w:space="0" w:color="auto"/>
+              <w:right w:val="single" w:sz="4" w:space="0" w:color="auto"/>
+            </w:tcBorders>
+            <w:hideMark/>
+          </w:tcPr>
+          <w:p>
+            <w:pPr>
+              <w:spacing w:after="160" w:line="278" w:lineRule="auto"/>
+              <w:rPr>
+                <w:lang w:val="en-US"/>
+              </w:rPr>
+            </w:pPr>
+            <w:r>
+              <w:rPr>
+                <w:b/>
+                <w:lang w:val="en-US"/>
+              </w:rPr>
+              <w:t>9</w:t>
+            </w:r>
+          </w:p>
+        </w:tc>
+        <w:tc>
+          <w:tcPr>
+            <w:tcW w:w="1134" w:type="dxa"/>
+            <w:tcBorders>
+              <w:top w:val="single" w:sz="4" w:space="0" w:color="auto"/>
+              <w:left w:val="single" w:sz="4" w:space="0" w:color="auto"/>
+              <w:bottom w:val="single" w:sz="4" w:space="0" w:color="auto"/>
+              <w:right w:val="single" w:sz="4" w:space="0" w:color="auto"/>
+            </w:tcBorders>
+            <w:hideMark/>
+          </w:tcPr>
+          <w:p>
+            <w:pPr>
+              <w:spacing w:after="160" w:line="278" w:lineRule="auto"/>
+              <w:rPr>
+                <w:lang w:val="en-US"/>
+              </w:rPr>
+            </w:pPr>
+            <w:r>
+              <w:rPr>
+                <w:b/>
+                <w:lang w:val="en-US"/>
+              </w:rPr>
+              <w:t>a</w:t>
+            </w:r>
+          </w:p>
+        </w:tc>
+        <w:tc>
+          <w:tcPr>
+            <w:tcW w:w="6093" w:type="dxa"/>
+            <w:tcBorders>
+              <w:top w:val="single" w:sz="4" w:space="0" w:color="auto"/>
+              <w:left w:val="single" w:sz="4" w:space="0" w:color="auto"/>
+              <w:bottom w:val="single" w:sz="4" w:space="0" w:color="auto"/>
+              <w:right w:val="single" w:sz="4" w:space="0" w:color="auto"/>
+            </w:tcBorders>
+            <w:hideMark/>
+          </w:tcPr>
+          <w:p>
+            <w:pPr>
+              <w:spacing w:after="160" w:line="278" w:lineRule="auto"/>
+            </w:pPr>
+            <w:r>
+              <w:t xml:space="preserve">Git es un sistema distribuido, mientras que Apache </w:t>
+            </w:r>
+            <w:proofErr w:type="spellStart"/>
+            <w:r>
+              <w:t>Subversion</w:t>
+            </w:r>
+            <w:proofErr w:type="spellEnd"/>
+            <w:r>
+              <w:t xml:space="preserve"> (SVN) es un sistema centralizado.</w:t>
+            </w:r>
+          </w:p>
+        </w:tc>
+      </w:tr>
+      <w:tr>
+        <w:tc>
+          <w:tcPr>
+            <w:tcW w:w="1413" w:type="dxa"/>
+            <w:tcBorders>
+              <w:top w:val="single" w:sz="4" w:space="0" w:color="auto"/>
+              <w:left w:val="single" w:sz="4" w:space="0" w:color="auto"/>
+              <w:bottom w:val="single" w:sz="4" w:space="0" w:color="auto"/>
+              <w:right w:val="single" w:sz="4" w:space="0" w:color="auto"/>
+            </w:tcBorders>
+            <w:hideMark/>
+          </w:tcPr>
+          <w:p>
+            <w:pPr>
+              <w:spacing w:after="160" w:line="278" w:lineRule="auto"/>
+              <w:rPr>
+                <w:lang w:val="en-US"/>
+              </w:rPr>
+            </w:pPr>
+            <w:r>
+              <w:rPr>
+                <w:b/>
+                <w:lang w:val="en-US"/>
+              </w:rPr>
+              <w:t>10</w:t>
+            </w:r>
+          </w:p>
+        </w:tc>
+        <w:tc>
+          <w:tcPr>
+            <w:tcW w:w="1134" w:type="dxa"/>
+            <w:tcBorders>
+              <w:top w:val="single" w:sz="4" w:space="0" w:color="auto"/>
+              <w:left w:val="single" w:sz="4" w:space="0" w:color="auto"/>
+              <w:bottom w:val="single" w:sz="4" w:space="0" w:color="auto"/>
+              <w:right w:val="single" w:sz="4" w:space="0" w:color="auto"/>
+            </w:tcBorders>
+            <w:hideMark/>
+          </w:tcPr>
+          <w:p>
+            <w:pPr>
+              <w:spacing w:after="160" w:line="278" w:lineRule="auto"/>
+              <w:rPr>
+                <w:lang w:val="en-US"/>
+              </w:rPr>
+            </w:pPr>
+            <w:r>
+              <w:rPr>
+                <w:b/>
+                <w:lang w:val="en-US"/>
+              </w:rPr>
+              <w:t>b</w:t>
+            </w:r>
+          </w:p>
+        </w:tc>
+        <w:tc>
+          <w:tcPr>
+            <w:tcW w:w="6093" w:type="dxa"/>
+            <w:tcBorders>
+              <w:top w:val="single" w:sz="4" w:space="0" w:color="auto"/>
+              <w:left w:val="single" w:sz="4" w:space="0" w:color="auto"/>
+              <w:bottom w:val="single" w:sz="4" w:space="0" w:color="auto"/>
+              <w:right w:val="single" w:sz="4" w:space="0" w:color="auto"/>
+            </w:tcBorders>
+            <w:hideMark/>
+          </w:tcPr>
+          <w:p>
+            <w:pPr>
+              <w:spacing w:after="160" w:line="278" w:lineRule="auto"/>
+            </w:pPr>
+            <w:r>
+              <w:t xml:space="preserve">Integración y despliegue continuo (CI/CD), con Jenkins, Travis CI o </w:t>
+            </w:r>
+            <w:proofErr w:type="spellStart"/>
+            <w:r>
+              <w:t>CircleCI</w:t>
+            </w:r>
+            <w:proofErr w:type="spellEnd"/>
+            <w:r>
+              <w:t>.</w:t>
+            </w:r>
+          </w:p>
+        </w:tc>
+      </w:tr>
+    </w:tbl>
+    <w:p/>
     <w:sectPr>
       <w:pgSz w:w="12240" w:h="15840"/>
       <w:pgMar w:top="1417" w:right="1701" w:bottom="1417" w:left="1701" w:header="708" w:footer="708" w:gutter="0"/>
@@ -1008,7 +8086,6 @@
   <w:style w:type="character" w:default="1" w:styleId="DefaultParagraphFont">
     <w:name w:val="Default Paragraph Font"/>
     <w:uiPriority w:val="1"/>
-    <w:semiHidden/>
     <w:unhideWhenUsed/>
   </w:style>
   <w:style w:type="table" w:default="1" w:styleId="TableNormal">
@@ -1320,6 +8397,25 @@
       <w:color w:val="0F4761" w:themeColor="accent1" w:themeShade="BF"/>
       <w:spacing w:val="5"/>
     </w:rPr>
+  </w:style>
+  <w:style w:type="table" w:styleId="TableGrid">
+    <w:name w:val="Table Grid"/>
+    <w:basedOn w:val="TableNormal"/>
+    <w:uiPriority w:val="39"/>
+    <w:rsid w:val="00E71D90"/>
+    <w:pPr>
+      <w:spacing w:after="0" w:line="240" w:lineRule="auto"/>
+    </w:pPr>
+    <w:tblPr>
+      <w:tblBorders>
+        <w:top w:val="single" w:sz="4" w:space="0" w:color="auto"/>
+        <w:left w:val="single" w:sz="4" w:space="0" w:color="auto"/>
+        <w:bottom w:val="single" w:sz="4" w:space="0" w:color="auto"/>
+        <w:right w:val="single" w:sz="4" w:space="0" w:color="auto"/>
+        <w:insideH w:val="single" w:sz="4" w:space="0" w:color="auto"/>
+        <w:insideV w:val="single" w:sz="4" w:space="0" w:color="auto"/>
+      </w:tblBorders>
+    </w:tblPr>
   </w:style>
 </w:styles>
 </file>
